--- a/18_DOCX/MED_CASES_0017_0024.docx
+++ b/18_DOCX/MED_CASES_0017_0024.docx
@@ -3573,6 +3573,30 @@
     </w:p>
     <w:p>
       <w:pPr>
+        <w:pStyle w:val="ListBullet"/>
+      </w:pPr>
+      <w:r>
+        <w:t>MED-0058</w:t>
+      </w:r>
+    </w:p>
+    <w:p>
+      <w:pPr>
+        <w:pStyle w:val="ListBullet"/>
+      </w:pPr>
+      <w:r>
+        <w:t>MED-0059</w:t>
+      </w:r>
+    </w:p>
+    <w:p>
+      <w:pPr>
+        <w:pStyle w:val="ListBullet"/>
+      </w:pPr>
+      <w:r>
+        <w:t>MED-0060</w:t>
+      </w:r>
+    </w:p>
+    <w:p>
+      <w:pPr>
         <w:pStyle w:val="Heading2"/>
       </w:pPr>
       <w:r>
@@ -3605,6 +3629,30 @@
     </w:p>
     <w:p>
       <w:pPr>
+        <w:pStyle w:val="ListBullet"/>
+      </w:pPr>
+      <w:r>
+        <w:t>FAQ-MED-0058</w:t>
+      </w:r>
+    </w:p>
+    <w:p>
+      <w:pPr>
+        <w:pStyle w:val="ListBullet"/>
+      </w:pPr>
+      <w:r>
+        <w:t>FAQ-MED-0059</w:t>
+      </w:r>
+    </w:p>
+    <w:p>
+      <w:pPr>
+        <w:pStyle w:val="ListBullet"/>
+      </w:pPr>
+      <w:r>
+        <w:t>FAQ-MED-0060</w:t>
+      </w:r>
+    </w:p>
+    <w:p>
+      <w:pPr>
         <w:pStyle w:val="Heading2"/>
       </w:pPr>
       <w:r>
@@ -3621,6 +3669,14 @@
     </w:p>
     <w:p>
       <w:pPr>
+        <w:pStyle w:val="ListBullet"/>
+      </w:pPr>
+      <w:r>
+        <w:t>DIALOGUE-MED-0015</w:t>
+      </w:r>
+    </w:p>
+    <w:p>
+      <w:pPr>
         <w:pStyle w:val="Heading2"/>
       </w:pPr>
       <w:r>
@@ -3656,6 +3712,30 @@
         <w:pStyle w:val="ListBullet"/>
       </w:pPr>
       <w:r>
+        <w:t>MED-0058</w:t>
+      </w:r>
+    </w:p>
+    <w:p>
+      <w:pPr>
+        <w:pStyle w:val="ListBullet"/>
+      </w:pPr>
+      <w:r>
+        <w:t>MED-0059</w:t>
+      </w:r>
+    </w:p>
+    <w:p>
+      <w:pPr>
+        <w:pStyle w:val="ListBullet"/>
+      </w:pPr>
+      <w:r>
+        <w:t>MED-0060</w:t>
+      </w:r>
+    </w:p>
+    <w:p>
+      <w:pPr>
+        <w:pStyle w:val="ListBullet"/>
+      </w:pPr>
+      <w:r>
         <w:t>FAQ-MED-0055</w:t>
       </w:r>
     </w:p>
@@ -3680,11 +3760,43 @@
         <w:pStyle w:val="ListBullet"/>
       </w:pPr>
       <w:r>
+        <w:t>FAQ-MED-0058</w:t>
+      </w:r>
+    </w:p>
+    <w:p>
+      <w:pPr>
+        <w:pStyle w:val="ListBullet"/>
+      </w:pPr>
+      <w:r>
+        <w:t>FAQ-MED-0059</w:t>
+      </w:r>
+    </w:p>
+    <w:p>
+      <w:pPr>
+        <w:pStyle w:val="ListBullet"/>
+      </w:pPr>
+      <w:r>
+        <w:t>FAQ-MED-0060</w:t>
+      </w:r>
+    </w:p>
+    <w:p>
+      <w:pPr>
+        <w:pStyle w:val="ListBullet"/>
+      </w:pPr>
+      <w:r>
         <w:t>DIALOGUE-MED-0014</w:t>
       </w:r>
     </w:p>
     <w:p>
       <w:pPr>
+        <w:pStyle w:val="ListBullet"/>
+      </w:pPr>
+      <w:r>
+        <w:t>DIALOGUE-MED-0015</w:t>
+      </w:r>
+    </w:p>
+    <w:p>
+      <w:pPr>
         <w:pStyle w:val="Heading2"/>
       </w:pPr>
       <w:r>
@@ -3753,6 +3865,14 @@
       </w:pPr>
       <w:r>
         <w:t>`13_Dialogues/MED/DIALOGUE-MED-0014.md`</w:t>
+      </w:r>
+    </w:p>
+    <w:p>
+      <w:pPr>
+        <w:pStyle w:val="ListBullet"/>
+      </w:pPr>
+      <w:r>
+        <w:t>`13_Dialogues/MED/DIALOGUE-MED-0015.md`</w:t>
       </w:r>
     </w:p>
     <w:p>
@@ -4255,7 +4375,6 @@
     </w:pPr>
     <w:rPr>
       <w:rFonts w:ascii="Arial" w:hAnsi="Arial" w:eastAsia="Yu Gothic"/>
-      <w:sz w:val="18"/>
     </w:rPr>
   </w:style>
   <w:style w:type="character" w:customStyle="1" w:styleId="HeaderChar">
@@ -4281,7 +4400,6 @@
     </w:pPr>
     <w:rPr>
       <w:rFonts w:ascii="Arial" w:hAnsi="Arial" w:eastAsia="Yu Gothic"/>
-      <w:sz w:val="18"/>
     </w:rPr>
   </w:style>
   <w:style w:type="character" w:customStyle="1" w:styleId="FooterChar">
@@ -4310,7 +4428,7 @@
       <w:b/>
       <w:bCs/>
       <w:color w:val="365F91" w:themeColor="accent1" w:themeShade="BF"/>
-      <w:sz w:val="18"/>
+      <w:sz w:val="28"/>
       <w:szCs w:val="28"/>
     </w:rPr>
   </w:style>
@@ -4334,7 +4452,7 @@
       <w:b/>
       <w:bCs/>
       <w:color w:val="4F81BD" w:themeColor="accent1"/>
-      <w:sz w:val="18"/>
+      <w:sz w:val="26"/>
       <w:szCs w:val="26"/>
     </w:rPr>
   </w:style>
@@ -4358,7 +4476,6 @@
       <w:b/>
       <w:bCs/>
       <w:color w:val="4F81BD" w:themeColor="accent1"/>
-      <w:sz w:val="18"/>
     </w:rPr>
   </w:style>
   <w:style w:type="paragraph" w:styleId="Heading4">
@@ -4384,7 +4501,6 @@
       <w:i/>
       <w:iCs/>
       <w:color w:val="4F81BD" w:themeColor="accent1"/>
-      <w:sz w:val="18"/>
     </w:rPr>
   </w:style>
   <w:style w:type="paragraph" w:styleId="Heading5">
@@ -4406,7 +4522,6 @@
     <w:rPr>
       <w:rFonts w:asciiTheme="majorHAnsi" w:eastAsiaTheme="majorEastAsia" w:hAnsiTheme="majorHAnsi" w:cstheme="majorBidi" w:ascii="Arial" w:hAnsi="Arial" w:eastAsia="Yu Gothic"/>
       <w:color w:val="243F60" w:themeColor="accent1" w:themeShade="7F"/>
-      <w:sz w:val="18"/>
     </w:rPr>
   </w:style>
   <w:style w:type="paragraph" w:styleId="Heading6">
@@ -4430,7 +4545,6 @@
       <w:i/>
       <w:iCs/>
       <w:color w:val="243F60" w:themeColor="accent1" w:themeShade="7F"/>
-      <w:sz w:val="18"/>
     </w:rPr>
   </w:style>
   <w:style w:type="paragraph" w:styleId="Heading7">
@@ -4454,7 +4568,6 @@
       <w:i/>
       <w:iCs/>
       <w:color w:val="404040" w:themeColor="text1" w:themeTint="BF"/>
-      <w:sz w:val="18"/>
     </w:rPr>
   </w:style>
   <w:style w:type="paragraph" w:styleId="Heading8">
@@ -4476,7 +4589,7 @@
     <w:rPr>
       <w:rFonts w:asciiTheme="majorHAnsi" w:eastAsiaTheme="majorEastAsia" w:hAnsiTheme="majorHAnsi" w:cstheme="majorBidi" w:ascii="Arial" w:hAnsi="Arial" w:eastAsia="Yu Gothic"/>
       <w:color w:val="4F81BD" w:themeColor="accent1"/>
-      <w:sz w:val="18"/>
+      <w:sz w:val="20"/>
       <w:szCs w:val="20"/>
     </w:rPr>
   </w:style>
@@ -4501,7 +4614,7 @@
       <w:i/>
       <w:iCs/>
       <w:color w:val="404040" w:themeColor="text1" w:themeTint="BF"/>
-      <w:sz w:val="18"/>
+      <w:sz w:val="20"/>
       <w:szCs w:val="20"/>
     </w:rPr>
   </w:style>
@@ -4542,7 +4655,6 @@
     </w:pPr>
     <w:rPr>
       <w:rFonts w:ascii="Arial" w:hAnsi="Arial" w:eastAsia="Yu Gothic"/>
-      <w:sz w:val="18"/>
     </w:rPr>
   </w:style>
   <w:style w:type="character" w:customStyle="1" w:styleId="Heading1Char">
@@ -4608,7 +4720,7 @@
       <w:color w:val="17365D" w:themeColor="text2" w:themeShade="BF"/>
       <w:spacing w:val="5"/>
       <w:kern w:val="28"/>
-      <w:sz w:val="18"/>
+      <w:sz w:val="52"/>
       <w:szCs w:val="52"/>
     </w:rPr>
   </w:style>
@@ -4646,7 +4758,7 @@
       <w:iCs/>
       <w:color w:val="4F81BD" w:themeColor="accent1"/>
       <w:spacing w:val="15"/>
-      <w:sz w:val="18"/>
+      <w:sz w:val="24"/>
       <w:szCs w:val="24"/>
     </w:rPr>
   </w:style>
@@ -4678,7 +4790,6 @@
     </w:pPr>
     <w:rPr>
       <w:rFonts w:ascii="Arial" w:hAnsi="Arial" w:eastAsia="Yu Gothic"/>
-      <w:sz w:val="18"/>
     </w:rPr>
   </w:style>
   <w:style w:type="paragraph" w:styleId="BodyText">
@@ -4693,7 +4804,6 @@
     </w:pPr>
     <w:rPr>
       <w:rFonts w:ascii="Arial" w:hAnsi="Arial" w:eastAsia="Yu Gothic"/>
-      <w:sz w:val="18"/>
     </w:rPr>
   </w:style>
   <w:style w:type="character" w:customStyle="1" w:styleId="BodyTextChar">
@@ -4715,7 +4825,6 @@
     </w:pPr>
     <w:rPr>
       <w:rFonts w:ascii="Arial" w:hAnsi="Arial" w:eastAsia="Yu Gothic"/>
-      <w:sz w:val="18"/>
     </w:rPr>
   </w:style>
   <w:style w:type="character" w:customStyle="1" w:styleId="BodyText2Char">
@@ -4737,7 +4846,7 @@
     </w:pPr>
     <w:rPr>
       <w:rFonts w:ascii="Arial" w:hAnsi="Arial" w:eastAsia="Yu Gothic"/>
-      <w:sz w:val="18"/>
+      <w:sz w:val="16"/>
       <w:szCs w:val="16"/>
     </w:rPr>
   </w:style>
@@ -4764,7 +4873,6 @@
     </w:pPr>
     <w:rPr>
       <w:rFonts w:ascii="Arial" w:hAnsi="Arial" w:eastAsia="Yu Gothic"/>
-      <w:sz w:val="18"/>
     </w:rPr>
   </w:style>
   <w:style w:type="paragraph" w:styleId="List2">
@@ -4779,7 +4887,6 @@
     </w:pPr>
     <w:rPr>
       <w:rFonts w:ascii="Arial" w:hAnsi="Arial" w:eastAsia="Yu Gothic"/>
-      <w:sz w:val="18"/>
     </w:rPr>
   </w:style>
   <w:style w:type="paragraph" w:styleId="List3">
@@ -4794,7 +4901,6 @@
     </w:pPr>
     <w:rPr>
       <w:rFonts w:ascii="Arial" w:hAnsi="Arial" w:eastAsia="Yu Gothic"/>
-      <w:sz w:val="18"/>
     </w:rPr>
   </w:style>
   <w:style w:type="paragraph" w:styleId="ListBullet">
@@ -4811,7 +4917,6 @@
     </w:pPr>
     <w:rPr>
       <w:rFonts w:ascii="Arial" w:hAnsi="Arial" w:eastAsia="Yu Gothic"/>
-      <w:sz w:val="18"/>
     </w:rPr>
   </w:style>
   <w:style w:type="paragraph" w:styleId="ListBullet2">
@@ -4828,7 +4933,6 @@
     </w:pPr>
     <w:rPr>
       <w:rFonts w:ascii="Arial" w:hAnsi="Arial" w:eastAsia="Yu Gothic"/>
-      <w:sz w:val="18"/>
     </w:rPr>
   </w:style>
   <w:style w:type="paragraph" w:styleId="ListBullet3">
@@ -4845,7 +4949,6 @@
     </w:pPr>
     <w:rPr>
       <w:rFonts w:ascii="Arial" w:hAnsi="Arial" w:eastAsia="Yu Gothic"/>
-      <w:sz w:val="18"/>
     </w:rPr>
   </w:style>
   <w:style w:type="paragraph" w:styleId="ListNumber">
@@ -4862,7 +4965,6 @@
     </w:pPr>
     <w:rPr>
       <w:rFonts w:ascii="Arial" w:hAnsi="Arial" w:eastAsia="Yu Gothic"/>
-      <w:sz w:val="18"/>
     </w:rPr>
   </w:style>
   <w:style w:type="paragraph" w:styleId="ListNumber2">
@@ -4879,7 +4981,6 @@
     </w:pPr>
     <w:rPr>
       <w:rFonts w:ascii="Arial" w:hAnsi="Arial" w:eastAsia="Yu Gothic"/>
-      <w:sz w:val="18"/>
     </w:rPr>
   </w:style>
   <w:style w:type="paragraph" w:styleId="ListNumber3">
@@ -4896,7 +4997,6 @@
     </w:pPr>
     <w:rPr>
       <w:rFonts w:ascii="Arial" w:hAnsi="Arial" w:eastAsia="Yu Gothic"/>
-      <w:sz w:val="18"/>
     </w:rPr>
   </w:style>
   <w:style w:type="paragraph" w:styleId="ListContinue">
@@ -4912,7 +5012,6 @@
     </w:pPr>
     <w:rPr>
       <w:rFonts w:ascii="Arial" w:hAnsi="Arial" w:eastAsia="Yu Gothic"/>
-      <w:sz w:val="18"/>
     </w:rPr>
   </w:style>
   <w:style w:type="paragraph" w:styleId="ListContinue2">
@@ -4928,7 +5027,6 @@
     </w:pPr>
     <w:rPr>
       <w:rFonts w:ascii="Arial" w:hAnsi="Arial" w:eastAsia="Yu Gothic"/>
-      <w:sz w:val="18"/>
     </w:rPr>
   </w:style>
   <w:style w:type="paragraph" w:styleId="ListContinue3">
@@ -4944,7 +5042,6 @@
     </w:pPr>
     <w:rPr>
       <w:rFonts w:ascii="Arial" w:hAnsi="Arial" w:eastAsia="Yu Gothic"/>
-      <w:sz w:val="18"/>
     </w:rPr>
   </w:style>
   <w:style w:type="paragraph" w:styleId="MacroText">
@@ -4966,7 +5063,7 @@
     </w:pPr>
     <w:rPr>
       <w:rFonts w:ascii="Arial" w:hAnsi="Arial" w:eastAsia="Yu Gothic"/>
-      <w:sz w:val="18"/>
+      <w:sz w:val="20"/>
       <w:szCs w:val="20"/>
     </w:rPr>
   </w:style>
@@ -4995,7 +5092,6 @@
       <w:i/>
       <w:iCs/>
       <w:color w:val="000000" w:themeColor="text1"/>
-      <w:sz w:val="18"/>
     </w:rPr>
   </w:style>
   <w:style w:type="character" w:customStyle="1" w:styleId="QuoteChar">
@@ -5161,7 +5257,6 @@
       <w:i/>
       <w:iCs/>
       <w:color w:val="4F81BD" w:themeColor="accent1"/>
-      <w:sz w:val="18"/>
     </w:rPr>
   </w:style>
   <w:style w:type="character" w:customStyle="1" w:styleId="IntenseQuoteChar">
@@ -5258,7 +5353,6 @@
     </w:pPr>
     <w:rPr>
       <w:rFonts w:ascii="Arial" w:hAnsi="Arial" w:eastAsia="Yu Gothic"/>
-      <w:sz w:val="18"/>
     </w:rPr>
   </w:style>
   <w:style w:type="table" w:styleId="TableGrid">

--- a/18_DOCX/MED_CASES_0017_0024.docx
+++ b/18_DOCX/MED_CASES_0017_0024.docx
@@ -7,15 +7,25 @@
         <w:pStyle w:val="Heading1"/>
       </w:pPr>
       <w:r>
-        <w:t>MED_CASES_0017_0024</w:t>
-      </w:r>
-    </w:p>
+        <w:t>MED_CASES_0017_0024 - Estudos de caso MED</w:t>
+      </w:r>
+    </w:p>
+    <w:p/>
+    <w:p>
+      <w:pPr>
+        <w:pStyle w:val="Heading2"/>
+      </w:pPr>
+      <w:r>
+        <w:t>Controle</w:t>
+      </w:r>
+    </w:p>
+    <w:p/>
     <w:p>
       <w:pPr>
         <w:pStyle w:val="ListBullet"/>
       </w:pPr>
       <w:r>
-        <w:t>Versão: 0.1</w:t>
+        <w:t>Versão: 0.2</w:t>
       </w:r>
     </w:p>
     <w:p>
@@ -36,12 +46,31 @@
     </w:p>
     <w:p>
       <w:pPr>
+        <w:pStyle w:val="ListBullet"/>
+      </w:pPr>
+      <w:r>
+        <w:t>Histórico: Consolidação atualizada com limite comercial/compliance.</w:t>
+      </w:r>
+    </w:p>
+    <w:p/>
+    <w:p>
+      <w:pPr>
+        <w:pStyle w:val="Heading2"/>
+      </w:pPr>
+      <w:r>
+        <w:t>Conteúdo consolidado</w:t>
+      </w:r>
+    </w:p>
+    <w:p/>
+    <w:p>
+      <w:pPr>
         <w:pStyle w:val="Heading1"/>
       </w:pPr>
       <w:r>
         <w:t>CASE-MED-0017 - Cliente acha que proposta enviada já garante cobertura</w:t>
       </w:r>
     </w:p>
+    <w:p/>
     <w:p>
       <w:pPr>
         <w:pStyle w:val="Heading2"/>
@@ -50,12 +79,13 @@
         <w:t>Controle</w:t>
       </w:r>
     </w:p>
+    <w:p/>
     <w:p>
       <w:pPr>
         <w:pStyle w:val="ListBullet"/>
       </w:pPr>
       <w:r>
-        <w:t>Versão: 0.1</w:t>
+        <w:t>Versão: 0.2</w:t>
       </w:r>
     </w:p>
     <w:p>
@@ -79,9 +109,10 @@
         <w:pStyle w:val="ListBullet"/>
       </w:pPr>
       <w:r>
-        <w:t>Histórico: Criação inicial.</w:t>
-      </w:r>
-    </w:p>
+        <w:t>Histórico: Criação inicial; inclusão de limite comercial/compliance.</w:t>
+      </w:r>
+    </w:p>
+    <w:p/>
     <w:p>
       <w:pPr>
         <w:pStyle w:val="Heading2"/>
@@ -90,11 +121,13 @@
         <w:t>Código</w:t>
       </w:r>
     </w:p>
+    <w:p/>
     <w:p>
       <w:r>
         <w:t>CASE-MED-0017</w:t>
       </w:r>
     </w:p>
+    <w:p/>
     <w:p>
       <w:pPr>
         <w:pStyle w:val="Heading2"/>
@@ -103,11 +136,13 @@
         <w:t>Produto ou categoria</w:t>
       </w:r>
     </w:p>
+    <w:p/>
     <w:p>
       <w:r>
         <w:t>MED</w:t>
       </w:r>
     </w:p>
+    <w:p/>
     <w:p>
       <w:pPr>
         <w:pStyle w:val="Heading2"/>
@@ -116,11 +151,13 @@
         <w:t>Situação</w:t>
       </w:r>
     </w:p>
+    <w:p/>
     <w:p>
       <w:r>
         <w:t>Cliente acha que proposta enviada já garante cobertura.</w:t>
       </w:r>
     </w:p>
+    <w:p/>
     <w:p>
       <w:pPr>
         <w:pStyle w:val="Heading2"/>
@@ -129,11 +166,13 @@
         <w:t>Problema</w:t>
       </w:r>
     </w:p>
+    <w:p/>
     <w:p>
       <w:r>
         <w:t>Cliente pode confundir proposta, aceitação, início de contrato, condição especial ou alteração posterior.</w:t>
       </w:r>
     </w:p>
+    <w:p/>
     <w:p>
       <w:pPr>
         <w:pStyle w:val="Heading2"/>
@@ -142,11 +181,13 @@
         <w:t>Análise</w:t>
       </w:r>
     </w:p>
+    <w:p/>
     <w:p>
       <w:r>
         <w:t>A contratação de seguro médico exige declaração correta, análise da seguradora e confirmação formal das condições aceitas.</w:t>
       </w:r>
     </w:p>
+    <w:p/>
     <w:p>
       <w:pPr>
         <w:pStyle w:val="Heading2"/>
@@ -155,11 +196,13 @@
         <w:t>Orientação ao corretor</w:t>
       </w:r>
     </w:p>
+    <w:p/>
     <w:p>
       <w:r>
         <w:t>Explicar cada etapa sem prometer aprovação, registrar dúvidas do cliente e conferir documentos antes do envio.</w:t>
       </w:r>
     </w:p>
+    <w:p/>
     <w:p>
       <w:pPr>
         <w:pStyle w:val="Heading2"/>
@@ -168,11 +211,13 @@
         <w:t>Como explicar ao cliente brasileiro</w:t>
       </w:r>
     </w:p>
+    <w:p/>
     <w:p>
       <w:r>
         <w:t>Enviar a proposta não significa aprovação automática. Vamos aguardar a análise e conferir a resposta formal da seguradora.</w:t>
       </w:r>
     </w:p>
+    <w:p/>
     <w:p>
       <w:pPr>
         <w:pStyle w:val="Heading2"/>
@@ -181,19 +226,37 @@
         <w:t>Resultado esperado</w:t>
       </w:r>
     </w:p>
+    <w:p/>
     <w:p>
       <w:r>
         <w:t>Cliente entende o processo de aceitação e decide com clareza sobre condições do contrato.</w:t>
       </w:r>
     </w:p>
+    <w:p/>
     <w:p>
       <w:pPr>
         <w:pStyle w:val="Heading2"/>
       </w:pPr>
       <w:r>
+        <w:t>Limite comercial/compliance</w:t>
+      </w:r>
+    </w:p>
+    <w:p/>
+    <w:p>
+      <w:r>
+        <w:t>O corretor deve usar este caso como orientação de atendimento, sem prometer aceitação, cobertura, pagamento, prazo, diagnóstico, enquadramento médico ou resultado de análise. A decisão final depende do contrato, declaração de saúde, documentos médicos, datas relevantes e avaliação da seguradora.</w:t>
+      </w:r>
+    </w:p>
+    <w:p/>
+    <w:p>
+      <w:pPr>
+        <w:pStyle w:val="Heading2"/>
+      </w:pPr>
+      <w:r>
         <w:t>Termos relacionados</w:t>
       </w:r>
     </w:p>
+    <w:p/>
     <w:p>
       <w:pPr>
         <w:pStyle w:val="ListBullet"/>
@@ -218,6 +281,7 @@
         <w:t>MED-0043</w:t>
       </w:r>
     </w:p>
+    <w:p/>
     <w:p>
       <w:pPr>
         <w:pStyle w:val="Heading2"/>
@@ -226,6 +290,7 @@
         <w:t>FAQs relacionadas</w:t>
       </w:r>
     </w:p>
+    <w:p/>
     <w:p>
       <w:pPr>
         <w:pStyle w:val="ListBullet"/>
@@ -250,6 +315,7 @@
         <w:t>FAQ-MED-0043</w:t>
       </w:r>
     </w:p>
+    <w:p/>
     <w:p>
       <w:pPr>
         <w:pStyle w:val="Heading2"/>
@@ -258,6 +324,7 @@
         <w:t>Diálogos relacionados</w:t>
       </w:r>
     </w:p>
+    <w:p/>
     <w:p>
       <w:pPr>
         <w:pStyle w:val="ListBullet"/>
@@ -266,6 +333,7 @@
         <w:t>DIALOGUE-MED-0011</w:t>
       </w:r>
     </w:p>
+    <w:p/>
     <w:p>
       <w:pPr>
         <w:pStyle w:val="Heading2"/>
@@ -274,6 +342,7 @@
         <w:t>Referências cruzadas</w:t>
       </w:r>
     </w:p>
+    <w:p/>
     <w:p>
       <w:pPr>
         <w:pStyle w:val="ListBullet"/>
@@ -330,6 +399,7 @@
         <w:t>DIALOGUE-MED-0011</w:t>
       </w:r>
     </w:p>
+    <w:p/>
     <w:p>
       <w:pPr>
         <w:pStyle w:val="Heading2"/>
@@ -338,6 +408,7 @@
         <w:t>Referências</w:t>
       </w:r>
     </w:p>
+    <w:p/>
     <w:p>
       <w:pPr>
         <w:pStyle w:val="ListBullet"/>
@@ -346,6 +417,7 @@
         <w:t>Documento interno: `EDITORIAL_RULES.md`</w:t>
       </w:r>
     </w:p>
+    <w:p/>
     <w:p>
       <w:pPr>
         <w:pStyle w:val="Heading2"/>
@@ -354,6 +426,7 @@
         <w:t>Tags</w:t>
       </w:r>
     </w:p>
+    <w:p/>
     <w:p>
       <w:pPr>
         <w:pStyle w:val="ListBullet"/>
@@ -386,6 +459,7 @@
         <w:t>avaliacao</w:t>
       </w:r>
     </w:p>
+    <w:p/>
     <w:p>
       <w:pPr>
         <w:pStyle w:val="Heading2"/>
@@ -394,6 +468,7 @@
         <w:t>Veja também</w:t>
       </w:r>
     </w:p>
+    <w:p/>
     <w:p>
       <w:pPr>
         <w:pStyle w:val="ListBullet"/>
@@ -402,6 +477,7 @@
         <w:t>`13_Dialogues/MED/DIALOGUE-MED-0011.md`</w:t>
       </w:r>
     </w:p>
+    <w:p/>
     <w:p>
       <w:pPr>
         <w:pStyle w:val="Heading2"/>
@@ -410,109 +486,34 @@
         <w:t>Histórico de revisão</w:t>
       </w:r>
     </w:p>
-    <w:tbl>
-      <w:tblPr>
-        <w:tblStyle w:val="TableGrid"/>
-        <w:tblW w:type="auto" w:w="0"/>
-        <w:tblLook w:firstColumn="1" w:firstRow="1" w:lastColumn="0" w:lastRow="0" w:noHBand="0" w:noVBand="1" w:val="04A0"/>
-      </w:tblPr>
-      <w:tblGrid>
-        <w:gridCol w:w="2448"/>
-        <w:gridCol w:w="2448"/>
-        <w:gridCol w:w="2448"/>
-        <w:gridCol w:w="2448"/>
-      </w:tblGrid>
-      <w:tr>
-        <w:tc>
-          <w:tcPr>
-            <w:tcW w:type="dxa" w:w="2448"/>
-          </w:tcPr>
-          <w:p>
-            <w:r>
-              <w:t>Data</w:t>
-            </w:r>
-          </w:p>
-        </w:tc>
-        <w:tc>
-          <w:tcPr>
-            <w:tcW w:type="dxa" w:w="2448"/>
-          </w:tcPr>
-          <w:p>
-            <w:r>
-              <w:t>Versão</w:t>
-            </w:r>
-          </w:p>
-        </w:tc>
-        <w:tc>
-          <w:tcPr>
-            <w:tcW w:type="dxa" w:w="2448"/>
-          </w:tcPr>
-          <w:p>
-            <w:r>
-              <w:t>Autor</w:t>
-            </w:r>
-          </w:p>
-        </w:tc>
-        <w:tc>
-          <w:tcPr>
-            <w:tcW w:type="dxa" w:w="2448"/>
-          </w:tcPr>
-          <w:p>
-            <w:r>
-              <w:t>Alteração</w:t>
-            </w:r>
-          </w:p>
-        </w:tc>
-      </w:tr>
-      <w:tr>
-        <w:tc>
-          <w:tcPr>
-            <w:tcW w:type="dxa" w:w="2448"/>
-          </w:tcPr>
-          <w:p>
-            <w:r>
-              <w:t>2026-06-26</w:t>
-            </w:r>
-          </w:p>
-        </w:tc>
-        <w:tc>
-          <w:tcPr>
-            <w:tcW w:type="dxa" w:w="2448"/>
-          </w:tcPr>
-          <w:p>
-            <w:r>
-              <w:t>0.1</w:t>
-            </w:r>
-          </w:p>
-        </w:tc>
-        <w:tc>
-          <w:tcPr>
-            <w:tcW w:type="dxa" w:w="2448"/>
-          </w:tcPr>
-          <w:p>
-            <w:r>
-              <w:t>JP-BR Insurance Knowledge Base</w:t>
-            </w:r>
-          </w:p>
-        </w:tc>
-        <w:tc>
-          <w:tcPr>
-            <w:tcW w:type="dxa" w:w="2448"/>
-          </w:tcPr>
-          <w:p>
-            <w:r>
-              <w:t>Criação inicial.</w:t>
-            </w:r>
-          </w:p>
-        </w:tc>
-      </w:tr>
-    </w:tbl>
-    <w:p/>
-    <w:p>
-      <w:r>
-        <w:t>---</w:t>
-      </w:r>
-    </w:p>
+    <w:p/>
+    <w:p>
+      <w:r>
+        <w:t>| Data | Versão | Autor | Alteração |</w:t>
+      </w:r>
+    </w:p>
+    <w:p>
+      <w:r>
+        <w:t>| --- | --- | --- | --- |</w:t>
+      </w:r>
+    </w:p>
+    <w:p>
+      <w:r>
+        <w:t>| 2026-06-26 | 0.1 | JP-BR Insurance Knowledge Base | Criação inicial. |</w:t>
+      </w:r>
+    </w:p>
+    <w:p>
+      <w:r>
+        <w:t>| 2026-06-26 | 0.2 | JP-BR Insurance Knowledge Base | Inclusão de limite comercial/compliance para uso seguro em atendimento e NotebookLM. |</w:t>
+      </w:r>
+    </w:p>
+    <w:p/>
+    <w:p>
+      <w:r>
+        <w:br w:type="page"/>
+      </w:r>
+    </w:p>
+    <w:p/>
     <w:p>
       <w:pPr>
         <w:pStyle w:val="Heading1"/>
@@ -521,6 +522,7 @@
         <w:t>CASE-MED-0018 - Cliente confunde contratante e segurado</w:t>
       </w:r>
     </w:p>
+    <w:p/>
     <w:p>
       <w:pPr>
         <w:pStyle w:val="Heading2"/>
@@ -529,12 +531,13 @@
         <w:t>Controle</w:t>
       </w:r>
     </w:p>
+    <w:p/>
     <w:p>
       <w:pPr>
         <w:pStyle w:val="ListBullet"/>
       </w:pPr>
       <w:r>
-        <w:t>Versão: 0.1</w:t>
+        <w:t>Versão: 0.2</w:t>
       </w:r>
     </w:p>
     <w:p>
@@ -558,9 +561,10 @@
         <w:pStyle w:val="ListBullet"/>
       </w:pPr>
       <w:r>
-        <w:t>Histórico: Criação inicial.</w:t>
-      </w:r>
-    </w:p>
+        <w:t>Histórico: Criação inicial; inclusão de limite comercial/compliance.</w:t>
+      </w:r>
+    </w:p>
+    <w:p/>
     <w:p>
       <w:pPr>
         <w:pStyle w:val="Heading2"/>
@@ -569,11 +573,13 @@
         <w:t>Código</w:t>
       </w:r>
     </w:p>
+    <w:p/>
     <w:p>
       <w:r>
         <w:t>CASE-MED-0018</w:t>
       </w:r>
     </w:p>
+    <w:p/>
     <w:p>
       <w:pPr>
         <w:pStyle w:val="Heading2"/>
@@ -582,11 +588,13 @@
         <w:t>Produto ou categoria</w:t>
       </w:r>
     </w:p>
+    <w:p/>
     <w:p>
       <w:r>
         <w:t>MED</w:t>
       </w:r>
     </w:p>
+    <w:p/>
     <w:p>
       <w:pPr>
         <w:pStyle w:val="Heading2"/>
@@ -595,11 +603,13 @@
         <w:t>Situação</w:t>
       </w:r>
     </w:p>
+    <w:p/>
     <w:p>
       <w:r>
         <w:t>Cliente confunde contratante e segurado.</w:t>
       </w:r>
     </w:p>
+    <w:p/>
     <w:p>
       <w:pPr>
         <w:pStyle w:val="Heading2"/>
@@ -608,11 +618,13 @@
         <w:t>Problema</w:t>
       </w:r>
     </w:p>
+    <w:p/>
     <w:p>
       <w:r>
         <w:t>Cliente pode confundir proposta, aceitação, início de contrato, condição especial ou alteração posterior.</w:t>
       </w:r>
     </w:p>
+    <w:p/>
     <w:p>
       <w:pPr>
         <w:pStyle w:val="Heading2"/>
@@ -621,11 +633,13 @@
         <w:t>Análise</w:t>
       </w:r>
     </w:p>
+    <w:p/>
     <w:p>
       <w:r>
         <w:t>A contratação de seguro médico exige declaração correta, análise da seguradora e confirmação formal das condições aceitas.</w:t>
       </w:r>
     </w:p>
+    <w:p/>
     <w:p>
       <w:pPr>
         <w:pStyle w:val="Heading2"/>
@@ -634,11 +648,13 @@
         <w:t>Orientação ao corretor</w:t>
       </w:r>
     </w:p>
+    <w:p/>
     <w:p>
       <w:r>
         <w:t>Explicar cada etapa sem prometer aprovação, registrar dúvidas do cliente e conferir documentos antes do envio.</w:t>
       </w:r>
     </w:p>
+    <w:p/>
     <w:p>
       <w:pPr>
         <w:pStyle w:val="Heading2"/>
@@ -647,11 +663,13 @@
         <w:t>Como explicar ao cliente brasileiro</w:t>
       </w:r>
     </w:p>
+    <w:p/>
     <w:p>
       <w:r>
         <w:t>Enviar a proposta não significa aprovação automática. Vamos aguardar a análise e conferir a resposta formal da seguradora.</w:t>
       </w:r>
     </w:p>
+    <w:p/>
     <w:p>
       <w:pPr>
         <w:pStyle w:val="Heading2"/>
@@ -660,19 +678,37 @@
         <w:t>Resultado esperado</w:t>
       </w:r>
     </w:p>
+    <w:p/>
     <w:p>
       <w:r>
         <w:t>Cliente entende o processo de aceitação e decide com clareza sobre condições do contrato.</w:t>
       </w:r>
     </w:p>
+    <w:p/>
     <w:p>
       <w:pPr>
         <w:pStyle w:val="Heading2"/>
       </w:pPr>
       <w:r>
+        <w:t>Limite comercial/compliance</w:t>
+      </w:r>
+    </w:p>
+    <w:p/>
+    <w:p>
+      <w:r>
+        <w:t>O corretor deve usar este caso como orientação de atendimento, sem prometer aceitação, cobertura, pagamento, prazo, diagnóstico, enquadramento médico ou resultado de análise. A decisão final depende do contrato, declaração de saúde, documentos médicos, datas relevantes e avaliação da seguradora.</w:t>
+      </w:r>
+    </w:p>
+    <w:p/>
+    <w:p>
+      <w:pPr>
+        <w:pStyle w:val="Heading2"/>
+      </w:pPr>
+      <w:r>
         <w:t>Termos relacionados</w:t>
       </w:r>
     </w:p>
+    <w:p/>
     <w:p>
       <w:pPr>
         <w:pStyle w:val="ListBullet"/>
@@ -697,6 +733,7 @@
         <w:t>MED-0045</w:t>
       </w:r>
     </w:p>
+    <w:p/>
     <w:p>
       <w:pPr>
         <w:pStyle w:val="Heading2"/>
@@ -705,6 +742,7 @@
         <w:t>FAQs relacionadas</w:t>
       </w:r>
     </w:p>
+    <w:p/>
     <w:p>
       <w:pPr>
         <w:pStyle w:val="ListBullet"/>
@@ -729,6 +767,7 @@
         <w:t>FAQ-MED-0045</w:t>
       </w:r>
     </w:p>
+    <w:p/>
     <w:p>
       <w:pPr>
         <w:pStyle w:val="Heading2"/>
@@ -737,6 +776,7 @@
         <w:t>Diálogos relacionados</w:t>
       </w:r>
     </w:p>
+    <w:p/>
     <w:p>
       <w:pPr>
         <w:pStyle w:val="ListBullet"/>
@@ -745,6 +785,7 @@
         <w:t>DIALOGUE-MED-0011</w:t>
       </w:r>
     </w:p>
+    <w:p/>
     <w:p>
       <w:pPr>
         <w:pStyle w:val="Heading2"/>
@@ -753,6 +794,7 @@
         <w:t>Referências cruzadas</w:t>
       </w:r>
     </w:p>
+    <w:p/>
     <w:p>
       <w:pPr>
         <w:pStyle w:val="ListBullet"/>
@@ -809,6 +851,7 @@
         <w:t>DIALOGUE-MED-0011</w:t>
       </w:r>
     </w:p>
+    <w:p/>
     <w:p>
       <w:pPr>
         <w:pStyle w:val="Heading2"/>
@@ -817,6 +860,7 @@
         <w:t>Referências</w:t>
       </w:r>
     </w:p>
+    <w:p/>
     <w:p>
       <w:pPr>
         <w:pStyle w:val="ListBullet"/>
@@ -825,6 +869,7 @@
         <w:t>Documento interno: `EDITORIAL_RULES.md`</w:t>
       </w:r>
     </w:p>
+    <w:p/>
     <w:p>
       <w:pPr>
         <w:pStyle w:val="Heading2"/>
@@ -833,6 +878,7 @@
         <w:t>Tags</w:t>
       </w:r>
     </w:p>
+    <w:p/>
     <w:p>
       <w:pPr>
         <w:pStyle w:val="ListBullet"/>
@@ -865,6 +911,7 @@
         <w:t>avaliacao</w:t>
       </w:r>
     </w:p>
+    <w:p/>
     <w:p>
       <w:pPr>
         <w:pStyle w:val="Heading2"/>
@@ -873,6 +920,7 @@
         <w:t>Veja também</w:t>
       </w:r>
     </w:p>
+    <w:p/>
     <w:p>
       <w:pPr>
         <w:pStyle w:val="ListBullet"/>
@@ -881,6 +929,7 @@
         <w:t>`13_Dialogues/MED/DIALOGUE-MED-0011.md`</w:t>
       </w:r>
     </w:p>
+    <w:p/>
     <w:p>
       <w:pPr>
         <w:pStyle w:val="Heading2"/>
@@ -889,109 +938,34 @@
         <w:t>Histórico de revisão</w:t>
       </w:r>
     </w:p>
-    <w:tbl>
-      <w:tblPr>
-        <w:tblStyle w:val="TableGrid"/>
-        <w:tblW w:type="auto" w:w="0"/>
-        <w:tblLook w:firstColumn="1" w:firstRow="1" w:lastColumn="0" w:lastRow="0" w:noHBand="0" w:noVBand="1" w:val="04A0"/>
-      </w:tblPr>
-      <w:tblGrid>
-        <w:gridCol w:w="2448"/>
-        <w:gridCol w:w="2448"/>
-        <w:gridCol w:w="2448"/>
-        <w:gridCol w:w="2448"/>
-      </w:tblGrid>
-      <w:tr>
-        <w:tc>
-          <w:tcPr>
-            <w:tcW w:type="dxa" w:w="2448"/>
-          </w:tcPr>
-          <w:p>
-            <w:r>
-              <w:t>Data</w:t>
-            </w:r>
-          </w:p>
-        </w:tc>
-        <w:tc>
-          <w:tcPr>
-            <w:tcW w:type="dxa" w:w="2448"/>
-          </w:tcPr>
-          <w:p>
-            <w:r>
-              <w:t>Versão</w:t>
-            </w:r>
-          </w:p>
-        </w:tc>
-        <w:tc>
-          <w:tcPr>
-            <w:tcW w:type="dxa" w:w="2448"/>
-          </w:tcPr>
-          <w:p>
-            <w:r>
-              <w:t>Autor</w:t>
-            </w:r>
-          </w:p>
-        </w:tc>
-        <w:tc>
-          <w:tcPr>
-            <w:tcW w:type="dxa" w:w="2448"/>
-          </w:tcPr>
-          <w:p>
-            <w:r>
-              <w:t>Alteração</w:t>
-            </w:r>
-          </w:p>
-        </w:tc>
-      </w:tr>
-      <w:tr>
-        <w:tc>
-          <w:tcPr>
-            <w:tcW w:type="dxa" w:w="2448"/>
-          </w:tcPr>
-          <w:p>
-            <w:r>
-              <w:t>2026-06-26</w:t>
-            </w:r>
-          </w:p>
-        </w:tc>
-        <w:tc>
-          <w:tcPr>
-            <w:tcW w:type="dxa" w:w="2448"/>
-          </w:tcPr>
-          <w:p>
-            <w:r>
-              <w:t>0.1</w:t>
-            </w:r>
-          </w:p>
-        </w:tc>
-        <w:tc>
-          <w:tcPr>
-            <w:tcW w:type="dxa" w:w="2448"/>
-          </w:tcPr>
-          <w:p>
-            <w:r>
-              <w:t>JP-BR Insurance Knowledge Base</w:t>
-            </w:r>
-          </w:p>
-        </w:tc>
-        <w:tc>
-          <w:tcPr>
-            <w:tcW w:type="dxa" w:w="2448"/>
-          </w:tcPr>
-          <w:p>
-            <w:r>
-              <w:t>Criação inicial.</w:t>
-            </w:r>
-          </w:p>
-        </w:tc>
-      </w:tr>
-    </w:tbl>
-    <w:p/>
-    <w:p>
-      <w:r>
-        <w:t>---</w:t>
-      </w:r>
-    </w:p>
+    <w:p/>
+    <w:p>
+      <w:r>
+        <w:t>| Data | Versão | Autor | Alteração |</w:t>
+      </w:r>
+    </w:p>
+    <w:p>
+      <w:r>
+        <w:t>| --- | --- | --- | --- |</w:t>
+      </w:r>
+    </w:p>
+    <w:p>
+      <w:r>
+        <w:t>| 2026-06-26 | 0.1 | JP-BR Insurance Knowledge Base | Criação inicial. |</w:t>
+      </w:r>
+    </w:p>
+    <w:p>
+      <w:r>
+        <w:t>| 2026-06-26 | 0.2 | JP-BR Insurance Knowledge Base | Inclusão de limite comercial/compliance para uso seguro em atendimento e NotebookLM. |</w:t>
+      </w:r>
+    </w:p>
+    <w:p/>
+    <w:p>
+      <w:r>
+        <w:br w:type="page"/>
+      </w:r>
+    </w:p>
+    <w:p/>
     <w:p>
       <w:pPr>
         <w:pStyle w:val="Heading1"/>
@@ -1000,6 +974,7 @@
         <w:t>CASE-MED-0019 - Cliente omite informação no questionário de saúde</w:t>
       </w:r>
     </w:p>
+    <w:p/>
     <w:p>
       <w:pPr>
         <w:pStyle w:val="Heading2"/>
@@ -1008,12 +983,13 @@
         <w:t>Controle</w:t>
       </w:r>
     </w:p>
+    <w:p/>
     <w:p>
       <w:pPr>
         <w:pStyle w:val="ListBullet"/>
       </w:pPr>
       <w:r>
-        <w:t>Versão: 0.1</w:t>
+        <w:t>Versão: 0.2</w:t>
       </w:r>
     </w:p>
     <w:p>
@@ -1037,9 +1013,10 @@
         <w:pStyle w:val="ListBullet"/>
       </w:pPr>
       <w:r>
-        <w:t>Histórico: Criação inicial.</w:t>
-      </w:r>
-    </w:p>
+        <w:t>Histórico: Criação inicial; inclusão de limite comercial/compliance.</w:t>
+      </w:r>
+    </w:p>
+    <w:p/>
     <w:p>
       <w:pPr>
         <w:pStyle w:val="Heading2"/>
@@ -1048,11 +1025,13 @@
         <w:t>Código</w:t>
       </w:r>
     </w:p>
+    <w:p/>
     <w:p>
       <w:r>
         <w:t>CASE-MED-0019</w:t>
       </w:r>
     </w:p>
+    <w:p/>
     <w:p>
       <w:pPr>
         <w:pStyle w:val="Heading2"/>
@@ -1061,11 +1040,13 @@
         <w:t>Produto ou categoria</w:t>
       </w:r>
     </w:p>
+    <w:p/>
     <w:p>
       <w:r>
         <w:t>MED</w:t>
       </w:r>
     </w:p>
+    <w:p/>
     <w:p>
       <w:pPr>
         <w:pStyle w:val="Heading2"/>
@@ -1074,11 +1055,13 @@
         <w:t>Situação</w:t>
       </w:r>
     </w:p>
+    <w:p/>
     <w:p>
       <w:r>
         <w:t>Cliente omite informação no questionário de saúde.</w:t>
       </w:r>
     </w:p>
+    <w:p/>
     <w:p>
       <w:pPr>
         <w:pStyle w:val="Heading2"/>
@@ -1087,11 +1070,13 @@
         <w:t>Problema</w:t>
       </w:r>
     </w:p>
+    <w:p/>
     <w:p>
       <w:r>
         <w:t>Cliente pode confundir proposta, aceitação, início de contrato, condição especial ou alteração posterior.</w:t>
       </w:r>
     </w:p>
+    <w:p/>
     <w:p>
       <w:pPr>
         <w:pStyle w:val="Heading2"/>
@@ -1100,11 +1085,13 @@
         <w:t>Análise</w:t>
       </w:r>
     </w:p>
+    <w:p/>
     <w:p>
       <w:r>
         <w:t>A contratação de seguro médico exige declaração correta, análise da seguradora e confirmação formal das condições aceitas.</w:t>
       </w:r>
     </w:p>
+    <w:p/>
     <w:p>
       <w:pPr>
         <w:pStyle w:val="Heading2"/>
@@ -1113,11 +1100,13 @@
         <w:t>Orientação ao corretor</w:t>
       </w:r>
     </w:p>
+    <w:p/>
     <w:p>
       <w:r>
         <w:t>Explicar cada etapa sem prometer aprovação, registrar dúvidas do cliente e conferir documentos antes do envio.</w:t>
       </w:r>
     </w:p>
+    <w:p/>
     <w:p>
       <w:pPr>
         <w:pStyle w:val="Heading2"/>
@@ -1126,11 +1115,13 @@
         <w:t>Como explicar ao cliente brasileiro</w:t>
       </w:r>
     </w:p>
+    <w:p/>
     <w:p>
       <w:r>
         <w:t>Enviar a proposta não significa aprovação automática. Vamos aguardar a análise e conferir a resposta formal da seguradora.</w:t>
       </w:r>
     </w:p>
+    <w:p/>
     <w:p>
       <w:pPr>
         <w:pStyle w:val="Heading2"/>
@@ -1139,19 +1130,37 @@
         <w:t>Resultado esperado</w:t>
       </w:r>
     </w:p>
+    <w:p/>
     <w:p>
       <w:r>
         <w:t>Cliente entende o processo de aceitação e decide com clareza sobre condições do contrato.</w:t>
       </w:r>
     </w:p>
+    <w:p/>
     <w:p>
       <w:pPr>
         <w:pStyle w:val="Heading2"/>
       </w:pPr>
       <w:r>
+        <w:t>Limite comercial/compliance</w:t>
+      </w:r>
+    </w:p>
+    <w:p/>
+    <w:p>
+      <w:r>
+        <w:t>O corretor deve usar este caso como orientação de atendimento, sem prometer aceitação, cobertura, pagamento, prazo, diagnóstico, enquadramento médico ou resultado de análise. A decisão final depende do contrato, declaração de saúde, documentos médicos, datas relevantes e avaliação da seguradora.</w:t>
+      </w:r>
+    </w:p>
+    <w:p/>
+    <w:p>
+      <w:pPr>
+        <w:pStyle w:val="Heading2"/>
+      </w:pPr>
+      <w:r>
         <w:t>Termos relacionados</w:t>
       </w:r>
     </w:p>
+    <w:p/>
     <w:p>
       <w:pPr>
         <w:pStyle w:val="ListBullet"/>
@@ -1176,6 +1185,7 @@
         <w:t>MED-0047</w:t>
       </w:r>
     </w:p>
+    <w:p/>
     <w:p>
       <w:pPr>
         <w:pStyle w:val="Heading2"/>
@@ -1184,6 +1194,7 @@
         <w:t>FAQs relacionadas</w:t>
       </w:r>
     </w:p>
+    <w:p/>
     <w:p>
       <w:pPr>
         <w:pStyle w:val="ListBullet"/>
@@ -1208,6 +1219,7 @@
         <w:t>FAQ-MED-0047</w:t>
       </w:r>
     </w:p>
+    <w:p/>
     <w:p>
       <w:pPr>
         <w:pStyle w:val="Heading2"/>
@@ -1216,6 +1228,7 @@
         <w:t>Diálogos relacionados</w:t>
       </w:r>
     </w:p>
+    <w:p/>
     <w:p>
       <w:pPr>
         <w:pStyle w:val="ListBullet"/>
@@ -1224,6 +1237,7 @@
         <w:t>DIALOGUE-MED-0012</w:t>
       </w:r>
     </w:p>
+    <w:p/>
     <w:p>
       <w:pPr>
         <w:pStyle w:val="Heading2"/>
@@ -1232,6 +1246,7 @@
         <w:t>Referências cruzadas</w:t>
       </w:r>
     </w:p>
+    <w:p/>
     <w:p>
       <w:pPr>
         <w:pStyle w:val="ListBullet"/>
@@ -1288,6 +1303,7 @@
         <w:t>DIALOGUE-MED-0012</w:t>
       </w:r>
     </w:p>
+    <w:p/>
     <w:p>
       <w:pPr>
         <w:pStyle w:val="Heading2"/>
@@ -1296,6 +1312,7 @@
         <w:t>Referências</w:t>
       </w:r>
     </w:p>
+    <w:p/>
     <w:p>
       <w:pPr>
         <w:pStyle w:val="ListBullet"/>
@@ -1304,6 +1321,7 @@
         <w:t>Documento interno: `EDITORIAL_RULES.md`</w:t>
       </w:r>
     </w:p>
+    <w:p/>
     <w:p>
       <w:pPr>
         <w:pStyle w:val="Heading2"/>
@@ -1312,6 +1330,7 @@
         <w:t>Tags</w:t>
       </w:r>
     </w:p>
+    <w:p/>
     <w:p>
       <w:pPr>
         <w:pStyle w:val="ListBullet"/>
@@ -1344,6 +1363,7 @@
         <w:t>avaliacao</w:t>
       </w:r>
     </w:p>
+    <w:p/>
     <w:p>
       <w:pPr>
         <w:pStyle w:val="Heading2"/>
@@ -1352,6 +1372,7 @@
         <w:t>Veja também</w:t>
       </w:r>
     </w:p>
+    <w:p/>
     <w:p>
       <w:pPr>
         <w:pStyle w:val="ListBullet"/>
@@ -1360,6 +1381,7 @@
         <w:t>`13_Dialogues/MED/DIALOGUE-MED-0012.md`</w:t>
       </w:r>
     </w:p>
+    <w:p/>
     <w:p>
       <w:pPr>
         <w:pStyle w:val="Heading2"/>
@@ -1368,109 +1390,34 @@
         <w:t>Histórico de revisão</w:t>
       </w:r>
     </w:p>
-    <w:tbl>
-      <w:tblPr>
-        <w:tblStyle w:val="TableGrid"/>
-        <w:tblW w:type="auto" w:w="0"/>
-        <w:tblLook w:firstColumn="1" w:firstRow="1" w:lastColumn="0" w:lastRow="0" w:noHBand="0" w:noVBand="1" w:val="04A0"/>
-      </w:tblPr>
-      <w:tblGrid>
-        <w:gridCol w:w="2448"/>
-        <w:gridCol w:w="2448"/>
-        <w:gridCol w:w="2448"/>
-        <w:gridCol w:w="2448"/>
-      </w:tblGrid>
-      <w:tr>
-        <w:tc>
-          <w:tcPr>
-            <w:tcW w:type="dxa" w:w="2448"/>
-          </w:tcPr>
-          <w:p>
-            <w:r>
-              <w:t>Data</w:t>
-            </w:r>
-          </w:p>
-        </w:tc>
-        <w:tc>
-          <w:tcPr>
-            <w:tcW w:type="dxa" w:w="2448"/>
-          </w:tcPr>
-          <w:p>
-            <w:r>
-              <w:t>Versão</w:t>
-            </w:r>
-          </w:p>
-        </w:tc>
-        <w:tc>
-          <w:tcPr>
-            <w:tcW w:type="dxa" w:w="2448"/>
-          </w:tcPr>
-          <w:p>
-            <w:r>
-              <w:t>Autor</w:t>
-            </w:r>
-          </w:p>
-        </w:tc>
-        <w:tc>
-          <w:tcPr>
-            <w:tcW w:type="dxa" w:w="2448"/>
-          </w:tcPr>
-          <w:p>
-            <w:r>
-              <w:t>Alteração</w:t>
-            </w:r>
-          </w:p>
-        </w:tc>
-      </w:tr>
-      <w:tr>
-        <w:tc>
-          <w:tcPr>
-            <w:tcW w:type="dxa" w:w="2448"/>
-          </w:tcPr>
-          <w:p>
-            <w:r>
-              <w:t>2026-06-26</w:t>
-            </w:r>
-          </w:p>
-        </w:tc>
-        <w:tc>
-          <w:tcPr>
-            <w:tcW w:type="dxa" w:w="2448"/>
-          </w:tcPr>
-          <w:p>
-            <w:r>
-              <w:t>0.1</w:t>
-            </w:r>
-          </w:p>
-        </w:tc>
-        <w:tc>
-          <w:tcPr>
-            <w:tcW w:type="dxa" w:w="2448"/>
-          </w:tcPr>
-          <w:p>
-            <w:r>
-              <w:t>JP-BR Insurance Knowledge Base</w:t>
-            </w:r>
-          </w:p>
-        </w:tc>
-        <w:tc>
-          <w:tcPr>
-            <w:tcW w:type="dxa" w:w="2448"/>
-          </w:tcPr>
-          <w:p>
-            <w:r>
-              <w:t>Criação inicial.</w:t>
-            </w:r>
-          </w:p>
-        </w:tc>
-      </w:tr>
-    </w:tbl>
-    <w:p/>
-    <w:p>
-      <w:r>
-        <w:t>---</w:t>
-      </w:r>
-    </w:p>
+    <w:p/>
+    <w:p>
+      <w:r>
+        <w:t>| Data | Versão | Autor | Alteração |</w:t>
+      </w:r>
+    </w:p>
+    <w:p>
+      <w:r>
+        <w:t>| --- | --- | --- | --- |</w:t>
+      </w:r>
+    </w:p>
+    <w:p>
+      <w:r>
+        <w:t>| 2026-06-26 | 0.1 | JP-BR Insurance Knowledge Base | Criação inicial. |</w:t>
+      </w:r>
+    </w:p>
+    <w:p>
+      <w:r>
+        <w:t>| 2026-06-26 | 0.2 | JP-BR Insurance Knowledge Base | Inclusão de limite comercial/compliance para uso seguro em atendimento e NotebookLM. |</w:t>
+      </w:r>
+    </w:p>
+    <w:p/>
+    <w:p>
+      <w:r>
+        <w:br w:type="page"/>
+      </w:r>
+    </w:p>
+    <w:p/>
     <w:p>
       <w:pPr>
         <w:pStyle w:val="Heading1"/>
@@ -1479,6 +1426,7 @@
         <w:t>CASE-MED-0020 - Cliente recebe pedido de exame médico</w:t>
       </w:r>
     </w:p>
+    <w:p/>
     <w:p>
       <w:pPr>
         <w:pStyle w:val="Heading2"/>
@@ -1487,12 +1435,13 @@
         <w:t>Controle</w:t>
       </w:r>
     </w:p>
+    <w:p/>
     <w:p>
       <w:pPr>
         <w:pStyle w:val="ListBullet"/>
       </w:pPr>
       <w:r>
-        <w:t>Versão: 0.1</w:t>
+        <w:t>Versão: 0.2</w:t>
       </w:r>
     </w:p>
     <w:p>
@@ -1516,9 +1465,10 @@
         <w:pStyle w:val="ListBullet"/>
       </w:pPr>
       <w:r>
-        <w:t>Histórico: Criação inicial.</w:t>
-      </w:r>
-    </w:p>
+        <w:t>Histórico: Criação inicial; inclusão de limite comercial/compliance.</w:t>
+      </w:r>
+    </w:p>
+    <w:p/>
     <w:p>
       <w:pPr>
         <w:pStyle w:val="Heading2"/>
@@ -1527,11 +1477,13 @@
         <w:t>Código</w:t>
       </w:r>
     </w:p>
+    <w:p/>
     <w:p>
       <w:r>
         <w:t>CASE-MED-0020</w:t>
       </w:r>
     </w:p>
+    <w:p/>
     <w:p>
       <w:pPr>
         <w:pStyle w:val="Heading2"/>
@@ -1540,11 +1492,13 @@
         <w:t>Produto ou categoria</w:t>
       </w:r>
     </w:p>
+    <w:p/>
     <w:p>
       <w:r>
         <w:t>MED</w:t>
       </w:r>
     </w:p>
+    <w:p/>
     <w:p>
       <w:pPr>
         <w:pStyle w:val="Heading2"/>
@@ -1553,11 +1507,13 @@
         <w:t>Situação</w:t>
       </w:r>
     </w:p>
+    <w:p/>
     <w:p>
       <w:r>
         <w:t>Cliente recebe pedido de exame médico.</w:t>
       </w:r>
     </w:p>
+    <w:p/>
     <w:p>
       <w:pPr>
         <w:pStyle w:val="Heading2"/>
@@ -1566,11 +1522,13 @@
         <w:t>Problema</w:t>
       </w:r>
     </w:p>
+    <w:p/>
     <w:p>
       <w:r>
         <w:t>Cliente pode confundir proposta, aceitação, início de contrato, condição especial ou alteração posterior.</w:t>
       </w:r>
     </w:p>
+    <w:p/>
     <w:p>
       <w:pPr>
         <w:pStyle w:val="Heading2"/>
@@ -1579,11 +1537,13 @@
         <w:t>Análise</w:t>
       </w:r>
     </w:p>
+    <w:p/>
     <w:p>
       <w:r>
         <w:t>A contratação de seguro médico exige declaração correta, análise da seguradora e confirmação formal das condições aceitas.</w:t>
       </w:r>
     </w:p>
+    <w:p/>
     <w:p>
       <w:pPr>
         <w:pStyle w:val="Heading2"/>
@@ -1592,11 +1552,13 @@
         <w:t>Orientação ao corretor</w:t>
       </w:r>
     </w:p>
+    <w:p/>
     <w:p>
       <w:r>
         <w:t>Explicar cada etapa sem prometer aprovação, registrar dúvidas do cliente e conferir documentos antes do envio.</w:t>
       </w:r>
     </w:p>
+    <w:p/>
     <w:p>
       <w:pPr>
         <w:pStyle w:val="Heading2"/>
@@ -1605,11 +1567,13 @@
         <w:t>Como explicar ao cliente brasileiro</w:t>
       </w:r>
     </w:p>
+    <w:p/>
     <w:p>
       <w:r>
         <w:t>Enviar a proposta não significa aprovação automática. Vamos aguardar a análise e conferir a resposta formal da seguradora.</w:t>
       </w:r>
     </w:p>
+    <w:p/>
     <w:p>
       <w:pPr>
         <w:pStyle w:val="Heading2"/>
@@ -1618,19 +1582,37 @@
         <w:t>Resultado esperado</w:t>
       </w:r>
     </w:p>
+    <w:p/>
     <w:p>
       <w:r>
         <w:t>Cliente entende o processo de aceitação e decide com clareza sobre condições do contrato.</w:t>
       </w:r>
     </w:p>
+    <w:p/>
     <w:p>
       <w:pPr>
         <w:pStyle w:val="Heading2"/>
       </w:pPr>
       <w:r>
+        <w:t>Limite comercial/compliance</w:t>
+      </w:r>
+    </w:p>
+    <w:p/>
+    <w:p>
+      <w:r>
+        <w:t>O corretor deve usar este caso como orientação de atendimento, sem prometer aceitação, cobertura, pagamento, prazo, diagnóstico, enquadramento médico ou resultado de análise. A decisão final depende do contrato, declaração de saúde, documentos médicos, datas relevantes e avaliação da seguradora.</w:t>
+      </w:r>
+    </w:p>
+    <w:p/>
+    <w:p>
+      <w:pPr>
+        <w:pStyle w:val="Heading2"/>
+      </w:pPr>
+      <w:r>
         <w:t>Termos relacionados</w:t>
       </w:r>
     </w:p>
+    <w:p/>
     <w:p>
       <w:pPr>
         <w:pStyle w:val="ListBullet"/>
@@ -1655,6 +1637,7 @@
         <w:t>MED-0049</w:t>
       </w:r>
     </w:p>
+    <w:p/>
     <w:p>
       <w:pPr>
         <w:pStyle w:val="Heading2"/>
@@ -1663,6 +1646,7 @@
         <w:t>FAQs relacionadas</w:t>
       </w:r>
     </w:p>
+    <w:p/>
     <w:p>
       <w:pPr>
         <w:pStyle w:val="ListBullet"/>
@@ -1687,6 +1671,7 @@
         <w:t>FAQ-MED-0049</w:t>
       </w:r>
     </w:p>
+    <w:p/>
     <w:p>
       <w:pPr>
         <w:pStyle w:val="Heading2"/>
@@ -1695,6 +1680,7 @@
         <w:t>Diálogos relacionados</w:t>
       </w:r>
     </w:p>
+    <w:p/>
     <w:p>
       <w:pPr>
         <w:pStyle w:val="ListBullet"/>
@@ -1703,6 +1689,7 @@
         <w:t>DIALOGUE-MED-0012</w:t>
       </w:r>
     </w:p>
+    <w:p/>
     <w:p>
       <w:pPr>
         <w:pStyle w:val="Heading2"/>
@@ -1711,6 +1698,7 @@
         <w:t>Referências cruzadas</w:t>
       </w:r>
     </w:p>
+    <w:p/>
     <w:p>
       <w:pPr>
         <w:pStyle w:val="ListBullet"/>
@@ -1767,6 +1755,7 @@
         <w:t>DIALOGUE-MED-0012</w:t>
       </w:r>
     </w:p>
+    <w:p/>
     <w:p>
       <w:pPr>
         <w:pStyle w:val="Heading2"/>
@@ -1775,6 +1764,7 @@
         <w:t>Referências</w:t>
       </w:r>
     </w:p>
+    <w:p/>
     <w:p>
       <w:pPr>
         <w:pStyle w:val="ListBullet"/>
@@ -1783,6 +1773,7 @@
         <w:t>Documento interno: `EDITORIAL_RULES.md`</w:t>
       </w:r>
     </w:p>
+    <w:p/>
     <w:p>
       <w:pPr>
         <w:pStyle w:val="Heading2"/>
@@ -1791,6 +1782,7 @@
         <w:t>Tags</w:t>
       </w:r>
     </w:p>
+    <w:p/>
     <w:p>
       <w:pPr>
         <w:pStyle w:val="ListBullet"/>
@@ -1823,6 +1815,7 @@
         <w:t>avaliacao</w:t>
       </w:r>
     </w:p>
+    <w:p/>
     <w:p>
       <w:pPr>
         <w:pStyle w:val="Heading2"/>
@@ -1831,6 +1824,7 @@
         <w:t>Veja também</w:t>
       </w:r>
     </w:p>
+    <w:p/>
     <w:p>
       <w:pPr>
         <w:pStyle w:val="ListBullet"/>
@@ -1839,6 +1833,7 @@
         <w:t>`13_Dialogues/MED/DIALOGUE-MED-0012.md`</w:t>
       </w:r>
     </w:p>
+    <w:p/>
     <w:p>
       <w:pPr>
         <w:pStyle w:val="Heading2"/>
@@ -1847,109 +1842,34 @@
         <w:t>Histórico de revisão</w:t>
       </w:r>
     </w:p>
-    <w:tbl>
-      <w:tblPr>
-        <w:tblStyle w:val="TableGrid"/>
-        <w:tblW w:type="auto" w:w="0"/>
-        <w:tblLook w:firstColumn="1" w:firstRow="1" w:lastColumn="0" w:lastRow="0" w:noHBand="0" w:noVBand="1" w:val="04A0"/>
-      </w:tblPr>
-      <w:tblGrid>
-        <w:gridCol w:w="2448"/>
-        <w:gridCol w:w="2448"/>
-        <w:gridCol w:w="2448"/>
-        <w:gridCol w:w="2448"/>
-      </w:tblGrid>
-      <w:tr>
-        <w:tc>
-          <w:tcPr>
-            <w:tcW w:type="dxa" w:w="2448"/>
-          </w:tcPr>
-          <w:p>
-            <w:r>
-              <w:t>Data</w:t>
-            </w:r>
-          </w:p>
-        </w:tc>
-        <w:tc>
-          <w:tcPr>
-            <w:tcW w:type="dxa" w:w="2448"/>
-          </w:tcPr>
-          <w:p>
-            <w:r>
-              <w:t>Versão</w:t>
-            </w:r>
-          </w:p>
-        </w:tc>
-        <w:tc>
-          <w:tcPr>
-            <w:tcW w:type="dxa" w:w="2448"/>
-          </w:tcPr>
-          <w:p>
-            <w:r>
-              <w:t>Autor</w:t>
-            </w:r>
-          </w:p>
-        </w:tc>
-        <w:tc>
-          <w:tcPr>
-            <w:tcW w:type="dxa" w:w="2448"/>
-          </w:tcPr>
-          <w:p>
-            <w:r>
-              <w:t>Alteração</w:t>
-            </w:r>
-          </w:p>
-        </w:tc>
-      </w:tr>
-      <w:tr>
-        <w:tc>
-          <w:tcPr>
-            <w:tcW w:type="dxa" w:w="2448"/>
-          </w:tcPr>
-          <w:p>
-            <w:r>
-              <w:t>2026-06-26</w:t>
-            </w:r>
-          </w:p>
-        </w:tc>
-        <w:tc>
-          <w:tcPr>
-            <w:tcW w:type="dxa" w:w="2448"/>
-          </w:tcPr>
-          <w:p>
-            <w:r>
-              <w:t>0.1</w:t>
-            </w:r>
-          </w:p>
-        </w:tc>
-        <w:tc>
-          <w:tcPr>
-            <w:tcW w:type="dxa" w:w="2448"/>
-          </w:tcPr>
-          <w:p>
-            <w:r>
-              <w:t>JP-BR Insurance Knowledge Base</w:t>
-            </w:r>
-          </w:p>
-        </w:tc>
-        <w:tc>
-          <w:tcPr>
-            <w:tcW w:type="dxa" w:w="2448"/>
-          </w:tcPr>
-          <w:p>
-            <w:r>
-              <w:t>Criação inicial.</w:t>
-            </w:r>
-          </w:p>
-        </w:tc>
-      </w:tr>
-    </w:tbl>
-    <w:p/>
-    <w:p>
-      <w:r>
-        <w:t>---</w:t>
-      </w:r>
-    </w:p>
+    <w:p/>
+    <w:p>
+      <w:r>
+        <w:t>| Data | Versão | Autor | Alteração |</w:t>
+      </w:r>
+    </w:p>
+    <w:p>
+      <w:r>
+        <w:t>| --- | --- | --- | --- |</w:t>
+      </w:r>
+    </w:p>
+    <w:p>
+      <w:r>
+        <w:t>| 2026-06-26 | 0.1 | JP-BR Insurance Knowledge Base | Criação inicial. |</w:t>
+      </w:r>
+    </w:p>
+    <w:p>
+      <w:r>
+        <w:t>| 2026-06-26 | 0.2 | JP-BR Insurance Knowledge Base | Inclusão de limite comercial/compliance para uso seguro em atendimento e NotebookLM. |</w:t>
+      </w:r>
+    </w:p>
+    <w:p/>
+    <w:p>
+      <w:r>
+        <w:br w:type="page"/>
+      </w:r>
+    </w:p>
+    <w:p/>
     <w:p>
       <w:pPr>
         <w:pStyle w:val="Heading1"/>
@@ -1958,6 +1878,7 @@
         <w:t>CASE-MED-0021 - Cliente recebe aceitação com condição especial</w:t>
       </w:r>
     </w:p>
+    <w:p/>
     <w:p>
       <w:pPr>
         <w:pStyle w:val="Heading2"/>
@@ -1966,12 +1887,13 @@
         <w:t>Controle</w:t>
       </w:r>
     </w:p>
+    <w:p/>
     <w:p>
       <w:pPr>
         <w:pStyle w:val="ListBullet"/>
       </w:pPr>
       <w:r>
-        <w:t>Versão: 0.1</w:t>
+        <w:t>Versão: 0.2</w:t>
       </w:r>
     </w:p>
     <w:p>
@@ -1995,9 +1917,10 @@
         <w:pStyle w:val="ListBullet"/>
       </w:pPr>
       <w:r>
-        <w:t>Histórico: Criação inicial.</w:t>
-      </w:r>
-    </w:p>
+        <w:t>Histórico: Criação inicial; inclusão de limite comercial/compliance.</w:t>
+      </w:r>
+    </w:p>
+    <w:p/>
     <w:p>
       <w:pPr>
         <w:pStyle w:val="Heading2"/>
@@ -2006,11 +1929,13 @@
         <w:t>Código</w:t>
       </w:r>
     </w:p>
+    <w:p/>
     <w:p>
       <w:r>
         <w:t>CASE-MED-0021</w:t>
       </w:r>
     </w:p>
+    <w:p/>
     <w:p>
       <w:pPr>
         <w:pStyle w:val="Heading2"/>
@@ -2019,11 +1944,13 @@
         <w:t>Produto ou categoria</w:t>
       </w:r>
     </w:p>
+    <w:p/>
     <w:p>
       <w:r>
         <w:t>MED</w:t>
       </w:r>
     </w:p>
+    <w:p/>
     <w:p>
       <w:pPr>
         <w:pStyle w:val="Heading2"/>
@@ -2032,11 +1959,13 @@
         <w:t>Situação</w:t>
       </w:r>
     </w:p>
+    <w:p/>
     <w:p>
       <w:r>
         <w:t>Cliente recebe aceitação com condição especial.</w:t>
       </w:r>
     </w:p>
+    <w:p/>
     <w:p>
       <w:pPr>
         <w:pStyle w:val="Heading2"/>
@@ -2045,11 +1974,13 @@
         <w:t>Problema</w:t>
       </w:r>
     </w:p>
+    <w:p/>
     <w:p>
       <w:r>
         <w:t>Cliente pode confundir proposta, aceitação, início de contrato, condição especial ou alteração posterior.</w:t>
       </w:r>
     </w:p>
+    <w:p/>
     <w:p>
       <w:pPr>
         <w:pStyle w:val="Heading2"/>
@@ -2058,11 +1989,13 @@
         <w:t>Análise</w:t>
       </w:r>
     </w:p>
+    <w:p/>
     <w:p>
       <w:r>
         <w:t>A contratação de seguro médico exige declaração correta, análise da seguradora e confirmação formal das condições aceitas.</w:t>
       </w:r>
     </w:p>
+    <w:p/>
     <w:p>
       <w:pPr>
         <w:pStyle w:val="Heading2"/>
@@ -2071,11 +2004,13 @@
         <w:t>Orientação ao corretor</w:t>
       </w:r>
     </w:p>
+    <w:p/>
     <w:p>
       <w:r>
         <w:t>Explicar cada etapa sem prometer aprovação, registrar dúvidas do cliente e conferir documentos antes do envio.</w:t>
       </w:r>
     </w:p>
+    <w:p/>
     <w:p>
       <w:pPr>
         <w:pStyle w:val="Heading2"/>
@@ -2084,11 +2019,13 @@
         <w:t>Como explicar ao cliente brasileiro</w:t>
       </w:r>
     </w:p>
+    <w:p/>
     <w:p>
       <w:r>
         <w:t>Enviar a proposta não significa aprovação automática. Vamos aguardar a análise e conferir a resposta formal da seguradora.</w:t>
       </w:r>
     </w:p>
+    <w:p/>
     <w:p>
       <w:pPr>
         <w:pStyle w:val="Heading2"/>
@@ -2097,19 +2034,37 @@
         <w:t>Resultado esperado</w:t>
       </w:r>
     </w:p>
+    <w:p/>
     <w:p>
       <w:r>
         <w:t>Cliente entende o processo de aceitação e decide com clareza sobre condições do contrato.</w:t>
       </w:r>
     </w:p>
+    <w:p/>
     <w:p>
       <w:pPr>
         <w:pStyle w:val="Heading2"/>
       </w:pPr>
       <w:r>
+        <w:t>Limite comercial/compliance</w:t>
+      </w:r>
+    </w:p>
+    <w:p/>
+    <w:p>
+      <w:r>
+        <w:t>O corretor deve usar este caso como orientação de atendimento, sem prometer aceitação, cobertura, pagamento, prazo, diagnóstico, enquadramento médico ou resultado de análise. A decisão final depende do contrato, declaração de saúde, documentos médicos, datas relevantes e avaliação da seguradora.</w:t>
+      </w:r>
+    </w:p>
+    <w:p/>
+    <w:p>
+      <w:pPr>
+        <w:pStyle w:val="Heading2"/>
+      </w:pPr>
+      <w:r>
         <w:t>Termos relacionados</w:t>
       </w:r>
     </w:p>
+    <w:p/>
     <w:p>
       <w:pPr>
         <w:pStyle w:val="ListBullet"/>
@@ -2134,6 +2089,7 @@
         <w:t>MED-0051</w:t>
       </w:r>
     </w:p>
+    <w:p/>
     <w:p>
       <w:pPr>
         <w:pStyle w:val="Heading2"/>
@@ -2142,6 +2098,7 @@
         <w:t>FAQs relacionadas</w:t>
       </w:r>
     </w:p>
+    <w:p/>
     <w:p>
       <w:pPr>
         <w:pStyle w:val="ListBullet"/>
@@ -2166,6 +2123,7 @@
         <w:t>FAQ-MED-0051</w:t>
       </w:r>
     </w:p>
+    <w:p/>
     <w:p>
       <w:pPr>
         <w:pStyle w:val="Heading2"/>
@@ -2174,6 +2132,7 @@
         <w:t>Diálogos relacionados</w:t>
       </w:r>
     </w:p>
+    <w:p/>
     <w:p>
       <w:pPr>
         <w:pStyle w:val="ListBullet"/>
@@ -2182,6 +2141,7 @@
         <w:t>DIALOGUE-MED-0013</w:t>
       </w:r>
     </w:p>
+    <w:p/>
     <w:p>
       <w:pPr>
         <w:pStyle w:val="Heading2"/>
@@ -2190,6 +2150,7 @@
         <w:t>Referências cruzadas</w:t>
       </w:r>
     </w:p>
+    <w:p/>
     <w:p>
       <w:pPr>
         <w:pStyle w:val="ListBullet"/>
@@ -2246,6 +2207,7 @@
         <w:t>DIALOGUE-MED-0013</w:t>
       </w:r>
     </w:p>
+    <w:p/>
     <w:p>
       <w:pPr>
         <w:pStyle w:val="Heading2"/>
@@ -2254,6 +2216,7 @@
         <w:t>Referências</w:t>
       </w:r>
     </w:p>
+    <w:p/>
     <w:p>
       <w:pPr>
         <w:pStyle w:val="ListBullet"/>
@@ -2262,6 +2225,7 @@
         <w:t>Documento interno: `EDITORIAL_RULES.md`</w:t>
       </w:r>
     </w:p>
+    <w:p/>
     <w:p>
       <w:pPr>
         <w:pStyle w:val="Heading2"/>
@@ -2270,6 +2234,7 @@
         <w:t>Tags</w:t>
       </w:r>
     </w:p>
+    <w:p/>
     <w:p>
       <w:pPr>
         <w:pStyle w:val="ListBullet"/>
@@ -2302,6 +2267,7 @@
         <w:t>avaliacao</w:t>
       </w:r>
     </w:p>
+    <w:p/>
     <w:p>
       <w:pPr>
         <w:pStyle w:val="Heading2"/>
@@ -2310,6 +2276,7 @@
         <w:t>Veja também</w:t>
       </w:r>
     </w:p>
+    <w:p/>
     <w:p>
       <w:pPr>
         <w:pStyle w:val="ListBullet"/>
@@ -2318,6 +2285,7 @@
         <w:t>`13_Dialogues/MED/DIALOGUE-MED-0013.md`</w:t>
       </w:r>
     </w:p>
+    <w:p/>
     <w:p>
       <w:pPr>
         <w:pStyle w:val="Heading2"/>
@@ -2326,109 +2294,34 @@
         <w:t>Histórico de revisão</w:t>
       </w:r>
     </w:p>
-    <w:tbl>
-      <w:tblPr>
-        <w:tblStyle w:val="TableGrid"/>
-        <w:tblW w:type="auto" w:w="0"/>
-        <w:tblLook w:firstColumn="1" w:firstRow="1" w:lastColumn="0" w:lastRow="0" w:noHBand="0" w:noVBand="1" w:val="04A0"/>
-      </w:tblPr>
-      <w:tblGrid>
-        <w:gridCol w:w="2448"/>
-        <w:gridCol w:w="2448"/>
-        <w:gridCol w:w="2448"/>
-        <w:gridCol w:w="2448"/>
-      </w:tblGrid>
-      <w:tr>
-        <w:tc>
-          <w:tcPr>
-            <w:tcW w:type="dxa" w:w="2448"/>
-          </w:tcPr>
-          <w:p>
-            <w:r>
-              <w:t>Data</w:t>
-            </w:r>
-          </w:p>
-        </w:tc>
-        <w:tc>
-          <w:tcPr>
-            <w:tcW w:type="dxa" w:w="2448"/>
-          </w:tcPr>
-          <w:p>
-            <w:r>
-              <w:t>Versão</w:t>
-            </w:r>
-          </w:p>
-        </w:tc>
-        <w:tc>
-          <w:tcPr>
-            <w:tcW w:type="dxa" w:w="2448"/>
-          </w:tcPr>
-          <w:p>
-            <w:r>
-              <w:t>Autor</w:t>
-            </w:r>
-          </w:p>
-        </w:tc>
-        <w:tc>
-          <w:tcPr>
-            <w:tcW w:type="dxa" w:w="2448"/>
-          </w:tcPr>
-          <w:p>
-            <w:r>
-              <w:t>Alteração</w:t>
-            </w:r>
-          </w:p>
-        </w:tc>
-      </w:tr>
-      <w:tr>
-        <w:tc>
-          <w:tcPr>
-            <w:tcW w:type="dxa" w:w="2448"/>
-          </w:tcPr>
-          <w:p>
-            <w:r>
-              <w:t>2026-06-26</w:t>
-            </w:r>
-          </w:p>
-        </w:tc>
-        <w:tc>
-          <w:tcPr>
-            <w:tcW w:type="dxa" w:w="2448"/>
-          </w:tcPr>
-          <w:p>
-            <w:r>
-              <w:t>0.1</w:t>
-            </w:r>
-          </w:p>
-        </w:tc>
-        <w:tc>
-          <w:tcPr>
-            <w:tcW w:type="dxa" w:w="2448"/>
-          </w:tcPr>
-          <w:p>
-            <w:r>
-              <w:t>JP-BR Insurance Knowledge Base</w:t>
-            </w:r>
-          </w:p>
-        </w:tc>
-        <w:tc>
-          <w:tcPr>
-            <w:tcW w:type="dxa" w:w="2448"/>
-          </w:tcPr>
-          <w:p>
-            <w:r>
-              <w:t>Criação inicial.</w:t>
-            </w:r>
-          </w:p>
-        </w:tc>
-      </w:tr>
-    </w:tbl>
-    <w:p/>
-    <w:p>
-      <w:r>
-        <w:t>---</w:t>
-      </w:r>
-    </w:p>
+    <w:p/>
+    <w:p>
+      <w:r>
+        <w:t>| Data | Versão | Autor | Alteração |</w:t>
+      </w:r>
+    </w:p>
+    <w:p>
+      <w:r>
+        <w:t>| --- | --- | --- | --- |</w:t>
+      </w:r>
+    </w:p>
+    <w:p>
+      <w:r>
+        <w:t>| 2026-06-26 | 0.1 | JP-BR Insurance Knowledge Base | Criação inicial. |</w:t>
+      </w:r>
+    </w:p>
+    <w:p>
+      <w:r>
+        <w:t>| 2026-06-26 | 0.2 | JP-BR Insurance Knowledge Base | Inclusão de limite comercial/compliance para uso seguro em atendimento e NotebookLM. |</w:t>
+      </w:r>
+    </w:p>
+    <w:p/>
+    <w:p>
+      <w:r>
+        <w:br w:type="page"/>
+      </w:r>
+    </w:p>
+    <w:p/>
     <w:p>
       <w:pPr>
         <w:pStyle w:val="Heading1"/>
@@ -2437,6 +2330,7 @@
         <w:t>CASE-MED-0022 - Cliente não entende exclusão de doença específica</w:t>
       </w:r>
     </w:p>
+    <w:p/>
     <w:p>
       <w:pPr>
         <w:pStyle w:val="Heading2"/>
@@ -2445,12 +2339,13 @@
         <w:t>Controle</w:t>
       </w:r>
     </w:p>
+    <w:p/>
     <w:p>
       <w:pPr>
         <w:pStyle w:val="ListBullet"/>
       </w:pPr>
       <w:r>
-        <w:t>Versão: 0.1</w:t>
+        <w:t>Versão: 0.2</w:t>
       </w:r>
     </w:p>
     <w:p>
@@ -2474,9 +2369,10 @@
         <w:pStyle w:val="ListBullet"/>
       </w:pPr>
       <w:r>
-        <w:t>Histórico: Criação inicial.</w:t>
-      </w:r>
-    </w:p>
+        <w:t>Histórico: Criação inicial; inclusão de limite comercial/compliance.</w:t>
+      </w:r>
+    </w:p>
+    <w:p/>
     <w:p>
       <w:pPr>
         <w:pStyle w:val="Heading2"/>
@@ -2485,11 +2381,13 @@
         <w:t>Código</w:t>
       </w:r>
     </w:p>
+    <w:p/>
     <w:p>
       <w:r>
         <w:t>CASE-MED-0022</w:t>
       </w:r>
     </w:p>
+    <w:p/>
     <w:p>
       <w:pPr>
         <w:pStyle w:val="Heading2"/>
@@ -2498,11 +2396,13 @@
         <w:t>Produto ou categoria</w:t>
       </w:r>
     </w:p>
+    <w:p/>
     <w:p>
       <w:r>
         <w:t>MED</w:t>
       </w:r>
     </w:p>
+    <w:p/>
     <w:p>
       <w:pPr>
         <w:pStyle w:val="Heading2"/>
@@ -2511,11 +2411,13 @@
         <w:t>Situação</w:t>
       </w:r>
     </w:p>
+    <w:p/>
     <w:p>
       <w:r>
         <w:t>Cliente não entende exclusão de doença específica.</w:t>
       </w:r>
     </w:p>
+    <w:p/>
     <w:p>
       <w:pPr>
         <w:pStyle w:val="Heading2"/>
@@ -2524,11 +2426,13 @@
         <w:t>Problema</w:t>
       </w:r>
     </w:p>
+    <w:p/>
     <w:p>
       <w:r>
         <w:t>Cliente pode confundir proposta, aceitação, início de contrato, condição especial ou alteração posterior.</w:t>
       </w:r>
     </w:p>
+    <w:p/>
     <w:p>
       <w:pPr>
         <w:pStyle w:val="Heading2"/>
@@ -2537,11 +2441,13 @@
         <w:t>Análise</w:t>
       </w:r>
     </w:p>
+    <w:p/>
     <w:p>
       <w:r>
         <w:t>A contratação de seguro médico exige declaração correta, análise da seguradora e confirmação formal das condições aceitas.</w:t>
       </w:r>
     </w:p>
+    <w:p/>
     <w:p>
       <w:pPr>
         <w:pStyle w:val="Heading2"/>
@@ -2550,11 +2456,13 @@
         <w:t>Orientação ao corretor</w:t>
       </w:r>
     </w:p>
+    <w:p/>
     <w:p>
       <w:r>
         <w:t>Explicar cada etapa sem prometer aprovação, registrar dúvidas do cliente e conferir documentos antes do envio.</w:t>
       </w:r>
     </w:p>
+    <w:p/>
     <w:p>
       <w:pPr>
         <w:pStyle w:val="Heading2"/>
@@ -2563,11 +2471,13 @@
         <w:t>Como explicar ao cliente brasileiro</w:t>
       </w:r>
     </w:p>
+    <w:p/>
     <w:p>
       <w:r>
         <w:t>Enviar a proposta não significa aprovação automática. Vamos aguardar a análise e conferir a resposta formal da seguradora.</w:t>
       </w:r>
     </w:p>
+    <w:p/>
     <w:p>
       <w:pPr>
         <w:pStyle w:val="Heading2"/>
@@ -2576,19 +2486,37 @@
         <w:t>Resultado esperado</w:t>
       </w:r>
     </w:p>
+    <w:p/>
     <w:p>
       <w:r>
         <w:t>Cliente entende o processo de aceitação e decide com clareza sobre condições do contrato.</w:t>
       </w:r>
     </w:p>
+    <w:p/>
     <w:p>
       <w:pPr>
         <w:pStyle w:val="Heading2"/>
       </w:pPr>
       <w:r>
+        <w:t>Limite comercial/compliance</w:t>
+      </w:r>
+    </w:p>
+    <w:p/>
+    <w:p>
+      <w:r>
+        <w:t>O corretor deve usar este caso como orientação de atendimento, sem prometer aceitação, cobertura, pagamento, prazo, diagnóstico, enquadramento médico ou resultado de análise. A decisão final depende do contrato, declaração de saúde, documentos médicos, datas relevantes e avaliação da seguradora.</w:t>
+      </w:r>
+    </w:p>
+    <w:p/>
+    <w:p>
+      <w:pPr>
+        <w:pStyle w:val="Heading2"/>
+      </w:pPr>
+      <w:r>
         <w:t>Termos relacionados</w:t>
       </w:r>
     </w:p>
+    <w:p/>
     <w:p>
       <w:pPr>
         <w:pStyle w:val="ListBullet"/>
@@ -2613,6 +2541,7 @@
         <w:t>MED-0053</w:t>
       </w:r>
     </w:p>
+    <w:p/>
     <w:p>
       <w:pPr>
         <w:pStyle w:val="Heading2"/>
@@ -2621,6 +2550,7 @@
         <w:t>FAQs relacionadas</w:t>
       </w:r>
     </w:p>
+    <w:p/>
     <w:p>
       <w:pPr>
         <w:pStyle w:val="ListBullet"/>
@@ -2645,6 +2575,7 @@
         <w:t>FAQ-MED-0053</w:t>
       </w:r>
     </w:p>
+    <w:p/>
     <w:p>
       <w:pPr>
         <w:pStyle w:val="Heading2"/>
@@ -2653,6 +2584,7 @@
         <w:t>Diálogos relacionados</w:t>
       </w:r>
     </w:p>
+    <w:p/>
     <w:p>
       <w:pPr>
         <w:pStyle w:val="ListBullet"/>
@@ -2661,6 +2593,7 @@
         <w:t>DIALOGUE-MED-0013</w:t>
       </w:r>
     </w:p>
+    <w:p/>
     <w:p>
       <w:pPr>
         <w:pStyle w:val="Heading2"/>
@@ -2669,6 +2602,7 @@
         <w:t>Referências cruzadas</w:t>
       </w:r>
     </w:p>
+    <w:p/>
     <w:p>
       <w:pPr>
         <w:pStyle w:val="ListBullet"/>
@@ -2725,6 +2659,7 @@
         <w:t>DIALOGUE-MED-0013</w:t>
       </w:r>
     </w:p>
+    <w:p/>
     <w:p>
       <w:pPr>
         <w:pStyle w:val="Heading2"/>
@@ -2733,6 +2668,7 @@
         <w:t>Referências</w:t>
       </w:r>
     </w:p>
+    <w:p/>
     <w:p>
       <w:pPr>
         <w:pStyle w:val="ListBullet"/>
@@ -2741,6 +2677,7 @@
         <w:t>Documento interno: `EDITORIAL_RULES.md`</w:t>
       </w:r>
     </w:p>
+    <w:p/>
     <w:p>
       <w:pPr>
         <w:pStyle w:val="Heading2"/>
@@ -2749,6 +2686,7 @@
         <w:t>Tags</w:t>
       </w:r>
     </w:p>
+    <w:p/>
     <w:p>
       <w:pPr>
         <w:pStyle w:val="ListBullet"/>
@@ -2781,6 +2719,7 @@
         <w:t>avaliacao</w:t>
       </w:r>
     </w:p>
+    <w:p/>
     <w:p>
       <w:pPr>
         <w:pStyle w:val="Heading2"/>
@@ -2789,6 +2728,7 @@
         <w:t>Veja também</w:t>
       </w:r>
     </w:p>
+    <w:p/>
     <w:p>
       <w:pPr>
         <w:pStyle w:val="ListBullet"/>
@@ -2797,6 +2737,7 @@
         <w:t>`13_Dialogues/MED/DIALOGUE-MED-0013.md`</w:t>
       </w:r>
     </w:p>
+    <w:p/>
     <w:p>
       <w:pPr>
         <w:pStyle w:val="Heading2"/>
@@ -2805,109 +2746,34 @@
         <w:t>Histórico de revisão</w:t>
       </w:r>
     </w:p>
-    <w:tbl>
-      <w:tblPr>
-        <w:tblStyle w:val="TableGrid"/>
-        <w:tblW w:type="auto" w:w="0"/>
-        <w:tblLook w:firstColumn="1" w:firstRow="1" w:lastColumn="0" w:lastRow="0" w:noHBand="0" w:noVBand="1" w:val="04A0"/>
-      </w:tblPr>
-      <w:tblGrid>
-        <w:gridCol w:w="2448"/>
-        <w:gridCol w:w="2448"/>
-        <w:gridCol w:w="2448"/>
-        <w:gridCol w:w="2448"/>
-      </w:tblGrid>
-      <w:tr>
-        <w:tc>
-          <w:tcPr>
-            <w:tcW w:type="dxa" w:w="2448"/>
-          </w:tcPr>
-          <w:p>
-            <w:r>
-              <w:t>Data</w:t>
-            </w:r>
-          </w:p>
-        </w:tc>
-        <w:tc>
-          <w:tcPr>
-            <w:tcW w:type="dxa" w:w="2448"/>
-          </w:tcPr>
-          <w:p>
-            <w:r>
-              <w:t>Versão</w:t>
-            </w:r>
-          </w:p>
-        </w:tc>
-        <w:tc>
-          <w:tcPr>
-            <w:tcW w:type="dxa" w:w="2448"/>
-          </w:tcPr>
-          <w:p>
-            <w:r>
-              <w:t>Autor</w:t>
-            </w:r>
-          </w:p>
-        </w:tc>
-        <w:tc>
-          <w:tcPr>
-            <w:tcW w:type="dxa" w:w="2448"/>
-          </w:tcPr>
-          <w:p>
-            <w:r>
-              <w:t>Alteração</w:t>
-            </w:r>
-          </w:p>
-        </w:tc>
-      </w:tr>
-      <w:tr>
-        <w:tc>
-          <w:tcPr>
-            <w:tcW w:type="dxa" w:w="2448"/>
-          </w:tcPr>
-          <w:p>
-            <w:r>
-              <w:t>2026-06-26</w:t>
-            </w:r>
-          </w:p>
-        </w:tc>
-        <w:tc>
-          <w:tcPr>
-            <w:tcW w:type="dxa" w:w="2448"/>
-          </w:tcPr>
-          <w:p>
-            <w:r>
-              <w:t>0.1</w:t>
-            </w:r>
-          </w:p>
-        </w:tc>
-        <w:tc>
-          <w:tcPr>
-            <w:tcW w:type="dxa" w:w="2448"/>
-          </w:tcPr>
-          <w:p>
-            <w:r>
-              <w:t>JP-BR Insurance Knowledge Base</w:t>
-            </w:r>
-          </w:p>
-        </w:tc>
-        <w:tc>
-          <w:tcPr>
-            <w:tcW w:type="dxa" w:w="2448"/>
-          </w:tcPr>
-          <w:p>
-            <w:r>
-              <w:t>Criação inicial.</w:t>
-            </w:r>
-          </w:p>
-        </w:tc>
-      </w:tr>
-    </w:tbl>
-    <w:p/>
-    <w:p>
-      <w:r>
-        <w:t>---</w:t>
-      </w:r>
-    </w:p>
+    <w:p/>
+    <w:p>
+      <w:r>
+        <w:t>| Data | Versão | Autor | Alteração |</w:t>
+      </w:r>
+    </w:p>
+    <w:p>
+      <w:r>
+        <w:t>| --- | --- | --- | --- |</w:t>
+      </w:r>
+    </w:p>
+    <w:p>
+      <w:r>
+        <w:t>| 2026-06-26 | 0.1 | JP-BR Insurance Knowledge Base | Criação inicial. |</w:t>
+      </w:r>
+    </w:p>
+    <w:p>
+      <w:r>
+        <w:t>| 2026-06-26 | 0.2 | JP-BR Insurance Knowledge Base | Inclusão de limite comercial/compliance para uso seguro em atendimento e NotebookLM. |</w:t>
+      </w:r>
+    </w:p>
+    <w:p/>
+    <w:p>
+      <w:r>
+        <w:br w:type="page"/>
+      </w:r>
+    </w:p>
+    <w:p/>
     <w:p>
       <w:pPr>
         <w:pStyle w:val="Heading1"/>
@@ -2916,6 +2782,7 @@
         <w:t>CASE-MED-0023 - Cliente tem contratação recusada ou adiada</w:t>
       </w:r>
     </w:p>
+    <w:p/>
     <w:p>
       <w:pPr>
         <w:pStyle w:val="Heading2"/>
@@ -2924,12 +2791,13 @@
         <w:t>Controle</w:t>
       </w:r>
     </w:p>
+    <w:p/>
     <w:p>
       <w:pPr>
         <w:pStyle w:val="ListBullet"/>
       </w:pPr>
       <w:r>
-        <w:t>Versão: 0.1</w:t>
+        <w:t>Versão: 0.2</w:t>
       </w:r>
     </w:p>
     <w:p>
@@ -2953,9 +2821,10 @@
         <w:pStyle w:val="ListBullet"/>
       </w:pPr>
       <w:r>
-        <w:t>Histórico: Criação inicial.</w:t>
-      </w:r>
-    </w:p>
+        <w:t>Histórico: Criação inicial; inclusão de limite comercial/compliance.</w:t>
+      </w:r>
+    </w:p>
+    <w:p/>
     <w:p>
       <w:pPr>
         <w:pStyle w:val="Heading2"/>
@@ -2964,11 +2833,13 @@
         <w:t>Código</w:t>
       </w:r>
     </w:p>
+    <w:p/>
     <w:p>
       <w:r>
         <w:t>CASE-MED-0023</w:t>
       </w:r>
     </w:p>
+    <w:p/>
     <w:p>
       <w:pPr>
         <w:pStyle w:val="Heading2"/>
@@ -2977,11 +2848,13 @@
         <w:t>Produto ou categoria</w:t>
       </w:r>
     </w:p>
+    <w:p/>
     <w:p>
       <w:r>
         <w:t>MED</w:t>
       </w:r>
     </w:p>
+    <w:p/>
     <w:p>
       <w:pPr>
         <w:pStyle w:val="Heading2"/>
@@ -2990,11 +2863,13 @@
         <w:t>Situação</w:t>
       </w:r>
     </w:p>
+    <w:p/>
     <w:p>
       <w:r>
         <w:t>Cliente tem contratação recusada ou adiada.</w:t>
       </w:r>
     </w:p>
+    <w:p/>
     <w:p>
       <w:pPr>
         <w:pStyle w:val="Heading2"/>
@@ -3003,11 +2878,13 @@
         <w:t>Problema</w:t>
       </w:r>
     </w:p>
+    <w:p/>
     <w:p>
       <w:r>
         <w:t>Cliente pode confundir proposta, aceitação, início de contrato, condição especial ou alteração posterior.</w:t>
       </w:r>
     </w:p>
+    <w:p/>
     <w:p>
       <w:pPr>
         <w:pStyle w:val="Heading2"/>
@@ -3016,11 +2893,13 @@
         <w:t>Análise</w:t>
       </w:r>
     </w:p>
+    <w:p/>
     <w:p>
       <w:r>
         <w:t>A contratação de seguro médico exige declaração correta, análise da seguradora e confirmação formal das condições aceitas.</w:t>
       </w:r>
     </w:p>
+    <w:p/>
     <w:p>
       <w:pPr>
         <w:pStyle w:val="Heading2"/>
@@ -3029,11 +2908,13 @@
         <w:t>Orientação ao corretor</w:t>
       </w:r>
     </w:p>
+    <w:p/>
     <w:p>
       <w:r>
         <w:t>Explicar cada etapa sem prometer aprovação, registrar dúvidas do cliente e conferir documentos antes do envio.</w:t>
       </w:r>
     </w:p>
+    <w:p/>
     <w:p>
       <w:pPr>
         <w:pStyle w:val="Heading2"/>
@@ -3042,11 +2923,13 @@
         <w:t>Como explicar ao cliente brasileiro</w:t>
       </w:r>
     </w:p>
+    <w:p/>
     <w:p>
       <w:r>
         <w:t>Enviar a proposta não significa aprovação automática. Vamos aguardar a análise e conferir a resposta formal da seguradora.</w:t>
       </w:r>
     </w:p>
+    <w:p/>
     <w:p>
       <w:pPr>
         <w:pStyle w:val="Heading2"/>
@@ -3055,19 +2938,37 @@
         <w:t>Resultado esperado</w:t>
       </w:r>
     </w:p>
+    <w:p/>
     <w:p>
       <w:r>
         <w:t>Cliente entende o processo de aceitação e decide com clareza sobre condições do contrato.</w:t>
       </w:r>
     </w:p>
+    <w:p/>
     <w:p>
       <w:pPr>
         <w:pStyle w:val="Heading2"/>
       </w:pPr>
       <w:r>
+        <w:t>Limite comercial/compliance</w:t>
+      </w:r>
+    </w:p>
+    <w:p/>
+    <w:p>
+      <w:r>
+        <w:t>O corretor deve usar este caso como orientação de atendimento, sem prometer aceitação, cobertura, pagamento, prazo, diagnóstico, enquadramento médico ou resultado de análise. A decisão final depende do contrato, declaração de saúde, documentos médicos, datas relevantes e avaliação da seguradora.</w:t>
+      </w:r>
+    </w:p>
+    <w:p/>
+    <w:p>
+      <w:pPr>
+        <w:pStyle w:val="Heading2"/>
+      </w:pPr>
+      <w:r>
         <w:t>Termos relacionados</w:t>
       </w:r>
     </w:p>
+    <w:p/>
     <w:p>
       <w:pPr>
         <w:pStyle w:val="ListBullet"/>
@@ -3092,6 +2993,7 @@
         <w:t>MED-0055</w:t>
       </w:r>
     </w:p>
+    <w:p/>
     <w:p>
       <w:pPr>
         <w:pStyle w:val="Heading2"/>
@@ -3100,6 +3002,7 @@
         <w:t>FAQs relacionadas</w:t>
       </w:r>
     </w:p>
+    <w:p/>
     <w:p>
       <w:pPr>
         <w:pStyle w:val="ListBullet"/>
@@ -3124,6 +3027,7 @@
         <w:t>FAQ-MED-0055</w:t>
       </w:r>
     </w:p>
+    <w:p/>
     <w:p>
       <w:pPr>
         <w:pStyle w:val="Heading2"/>
@@ -3132,6 +3036,7 @@
         <w:t>Diálogos relacionados</w:t>
       </w:r>
     </w:p>
+    <w:p/>
     <w:p>
       <w:pPr>
         <w:pStyle w:val="ListBullet"/>
@@ -3140,6 +3045,7 @@
         <w:t>DIALOGUE-MED-0014</w:t>
       </w:r>
     </w:p>
+    <w:p/>
     <w:p>
       <w:pPr>
         <w:pStyle w:val="Heading2"/>
@@ -3148,6 +3054,7 @@
         <w:t>Referências cruzadas</w:t>
       </w:r>
     </w:p>
+    <w:p/>
     <w:p>
       <w:pPr>
         <w:pStyle w:val="ListBullet"/>
@@ -3204,6 +3111,7 @@
         <w:t>DIALOGUE-MED-0014</w:t>
       </w:r>
     </w:p>
+    <w:p/>
     <w:p>
       <w:pPr>
         <w:pStyle w:val="Heading2"/>
@@ -3212,6 +3120,7 @@
         <w:t>Referências</w:t>
       </w:r>
     </w:p>
+    <w:p/>
     <w:p>
       <w:pPr>
         <w:pStyle w:val="ListBullet"/>
@@ -3220,6 +3129,7 @@
         <w:t>Documento interno: `EDITORIAL_RULES.md`</w:t>
       </w:r>
     </w:p>
+    <w:p/>
     <w:p>
       <w:pPr>
         <w:pStyle w:val="Heading2"/>
@@ -3228,6 +3138,7 @@
         <w:t>Tags</w:t>
       </w:r>
     </w:p>
+    <w:p/>
     <w:p>
       <w:pPr>
         <w:pStyle w:val="ListBullet"/>
@@ -3260,6 +3171,7 @@
         <w:t>avaliacao</w:t>
       </w:r>
     </w:p>
+    <w:p/>
     <w:p>
       <w:pPr>
         <w:pStyle w:val="Heading2"/>
@@ -3268,6 +3180,7 @@
         <w:t>Veja também</w:t>
       </w:r>
     </w:p>
+    <w:p/>
     <w:p>
       <w:pPr>
         <w:pStyle w:val="ListBullet"/>
@@ -3276,6 +3189,7 @@
         <w:t>`13_Dialogues/MED/DIALOGUE-MED-0014.md`</w:t>
       </w:r>
     </w:p>
+    <w:p/>
     <w:p>
       <w:pPr>
         <w:pStyle w:val="Heading2"/>
@@ -3284,109 +3198,34 @@
         <w:t>Histórico de revisão</w:t>
       </w:r>
     </w:p>
-    <w:tbl>
-      <w:tblPr>
-        <w:tblStyle w:val="TableGrid"/>
-        <w:tblW w:type="auto" w:w="0"/>
-        <w:tblLook w:firstColumn="1" w:firstRow="1" w:lastColumn="0" w:lastRow="0" w:noHBand="0" w:noVBand="1" w:val="04A0"/>
-      </w:tblPr>
-      <w:tblGrid>
-        <w:gridCol w:w="2448"/>
-        <w:gridCol w:w="2448"/>
-        <w:gridCol w:w="2448"/>
-        <w:gridCol w:w="2448"/>
-      </w:tblGrid>
-      <w:tr>
-        <w:tc>
-          <w:tcPr>
-            <w:tcW w:type="dxa" w:w="2448"/>
-          </w:tcPr>
-          <w:p>
-            <w:r>
-              <w:t>Data</w:t>
-            </w:r>
-          </w:p>
-        </w:tc>
-        <w:tc>
-          <w:tcPr>
-            <w:tcW w:type="dxa" w:w="2448"/>
-          </w:tcPr>
-          <w:p>
-            <w:r>
-              <w:t>Versão</w:t>
-            </w:r>
-          </w:p>
-        </w:tc>
-        <w:tc>
-          <w:tcPr>
-            <w:tcW w:type="dxa" w:w="2448"/>
-          </w:tcPr>
-          <w:p>
-            <w:r>
-              <w:t>Autor</w:t>
-            </w:r>
-          </w:p>
-        </w:tc>
-        <w:tc>
-          <w:tcPr>
-            <w:tcW w:type="dxa" w:w="2448"/>
-          </w:tcPr>
-          <w:p>
-            <w:r>
-              <w:t>Alteração</w:t>
-            </w:r>
-          </w:p>
-        </w:tc>
-      </w:tr>
-      <w:tr>
-        <w:tc>
-          <w:tcPr>
-            <w:tcW w:type="dxa" w:w="2448"/>
-          </w:tcPr>
-          <w:p>
-            <w:r>
-              <w:t>2026-06-26</w:t>
-            </w:r>
-          </w:p>
-        </w:tc>
-        <w:tc>
-          <w:tcPr>
-            <w:tcW w:type="dxa" w:w="2448"/>
-          </w:tcPr>
-          <w:p>
-            <w:r>
-              <w:t>0.1</w:t>
-            </w:r>
-          </w:p>
-        </w:tc>
-        <w:tc>
-          <w:tcPr>
-            <w:tcW w:type="dxa" w:w="2448"/>
-          </w:tcPr>
-          <w:p>
-            <w:r>
-              <w:t>JP-BR Insurance Knowledge Base</w:t>
-            </w:r>
-          </w:p>
-        </w:tc>
-        <w:tc>
-          <w:tcPr>
-            <w:tcW w:type="dxa" w:w="2448"/>
-          </w:tcPr>
-          <w:p>
-            <w:r>
-              <w:t>Criação inicial.</w:t>
-            </w:r>
-          </w:p>
-        </w:tc>
-      </w:tr>
-    </w:tbl>
-    <w:p/>
-    <w:p>
-      <w:r>
-        <w:t>---</w:t>
-      </w:r>
-    </w:p>
+    <w:p/>
+    <w:p>
+      <w:r>
+        <w:t>| Data | Versão | Autor | Alteração |</w:t>
+      </w:r>
+    </w:p>
+    <w:p>
+      <w:r>
+        <w:t>| --- | --- | --- | --- |</w:t>
+      </w:r>
+    </w:p>
+    <w:p>
+      <w:r>
+        <w:t>| 2026-06-26 | 0.1 | JP-BR Insurance Knowledge Base | Criação inicial. |</w:t>
+      </w:r>
+    </w:p>
+    <w:p>
+      <w:r>
+        <w:t>| 2026-06-26 | 0.2 | JP-BR Insurance Knowledge Base | Inclusão de limite comercial/compliance para uso seguro em atendimento e NotebookLM. |</w:t>
+      </w:r>
+    </w:p>
+    <w:p/>
+    <w:p>
+      <w:r>
+        <w:br w:type="page"/>
+      </w:r>
+    </w:p>
+    <w:p/>
     <w:p>
       <w:pPr>
         <w:pStyle w:val="Heading1"/>
@@ -3395,6 +3234,7 @@
         <w:t>CASE-MED-0024 - Cliente quer alterar contrato recém emitido</w:t>
       </w:r>
     </w:p>
+    <w:p/>
     <w:p>
       <w:pPr>
         <w:pStyle w:val="Heading2"/>
@@ -3403,12 +3243,13 @@
         <w:t>Controle</w:t>
       </w:r>
     </w:p>
+    <w:p/>
     <w:p>
       <w:pPr>
         <w:pStyle w:val="ListBullet"/>
       </w:pPr>
       <w:r>
-        <w:t>Versão: 0.1</w:t>
+        <w:t>Versão: 0.2</w:t>
       </w:r>
     </w:p>
     <w:p>
@@ -3432,9 +3273,10 @@
         <w:pStyle w:val="ListBullet"/>
       </w:pPr>
       <w:r>
-        <w:t>Histórico: Criação inicial.</w:t>
-      </w:r>
-    </w:p>
+        <w:t>Histórico: Criação inicial; inclusão de limite comercial/compliance.</w:t>
+      </w:r>
+    </w:p>
+    <w:p/>
     <w:p>
       <w:pPr>
         <w:pStyle w:val="Heading2"/>
@@ -3443,11 +3285,13 @@
         <w:t>Código</w:t>
       </w:r>
     </w:p>
+    <w:p/>
     <w:p>
       <w:r>
         <w:t>CASE-MED-0024</w:t>
       </w:r>
     </w:p>
+    <w:p/>
     <w:p>
       <w:pPr>
         <w:pStyle w:val="Heading2"/>
@@ -3456,11 +3300,13 @@
         <w:t>Produto ou categoria</w:t>
       </w:r>
     </w:p>
+    <w:p/>
     <w:p>
       <w:r>
         <w:t>MED</w:t>
       </w:r>
     </w:p>
+    <w:p/>
     <w:p>
       <w:pPr>
         <w:pStyle w:val="Heading2"/>
@@ -3469,11 +3315,13 @@
         <w:t>Situação</w:t>
       </w:r>
     </w:p>
+    <w:p/>
     <w:p>
       <w:r>
         <w:t>Cliente quer alterar contrato recém emitido.</w:t>
       </w:r>
     </w:p>
+    <w:p/>
     <w:p>
       <w:pPr>
         <w:pStyle w:val="Heading2"/>
@@ -3482,11 +3330,13 @@
         <w:t>Problema</w:t>
       </w:r>
     </w:p>
+    <w:p/>
     <w:p>
       <w:r>
         <w:t>Cliente pode confundir proposta, aceitação, início de contrato, condição especial ou alteração posterior.</w:t>
       </w:r>
     </w:p>
+    <w:p/>
     <w:p>
       <w:pPr>
         <w:pStyle w:val="Heading2"/>
@@ -3495,11 +3345,13 @@
         <w:t>Análise</w:t>
       </w:r>
     </w:p>
+    <w:p/>
     <w:p>
       <w:r>
         <w:t>A contratação de seguro médico exige declaração correta, análise da seguradora e confirmação formal das condições aceitas.</w:t>
       </w:r>
     </w:p>
+    <w:p/>
     <w:p>
       <w:pPr>
         <w:pStyle w:val="Heading2"/>
@@ -3508,11 +3360,13 @@
         <w:t>Orientação ao corretor</w:t>
       </w:r>
     </w:p>
+    <w:p/>
     <w:p>
       <w:r>
         <w:t>Explicar cada etapa sem prometer aprovação, registrar dúvidas do cliente e conferir documentos antes do envio.</w:t>
       </w:r>
     </w:p>
+    <w:p/>
     <w:p>
       <w:pPr>
         <w:pStyle w:val="Heading2"/>
@@ -3521,11 +3375,13 @@
         <w:t>Como explicar ao cliente brasileiro</w:t>
       </w:r>
     </w:p>
+    <w:p/>
     <w:p>
       <w:r>
         <w:t>Enviar a proposta não significa aprovação automática. Vamos aguardar a análise e conferir a resposta formal da seguradora.</w:t>
       </w:r>
     </w:p>
+    <w:p/>
     <w:p>
       <w:pPr>
         <w:pStyle w:val="Heading2"/>
@@ -3534,19 +3390,37 @@
         <w:t>Resultado esperado</w:t>
       </w:r>
     </w:p>
+    <w:p/>
     <w:p>
       <w:r>
         <w:t>Cliente entende o processo de aceitação e decide com clareza sobre condições do contrato.</w:t>
       </w:r>
     </w:p>
+    <w:p/>
     <w:p>
       <w:pPr>
         <w:pStyle w:val="Heading2"/>
       </w:pPr>
       <w:r>
+        <w:t>Limite comercial/compliance</w:t>
+      </w:r>
+    </w:p>
+    <w:p/>
+    <w:p>
+      <w:r>
+        <w:t>O corretor deve usar este caso como orientação de atendimento, sem prometer aceitação, cobertura, pagamento, prazo, diagnóstico, enquadramento médico ou resultado de análise. A decisão final depende do contrato, declaração de saúde, documentos médicos, datas relevantes e avaliação da seguradora.</w:t>
+      </w:r>
+    </w:p>
+    <w:p/>
+    <w:p>
+      <w:pPr>
+        <w:pStyle w:val="Heading2"/>
+      </w:pPr>
+      <w:r>
         <w:t>Termos relacionados</w:t>
       </w:r>
     </w:p>
+    <w:p/>
     <w:p>
       <w:pPr>
         <w:pStyle w:val="ListBullet"/>
@@ -3595,6 +3469,7 @@
         <w:t>MED-0060</w:t>
       </w:r>
     </w:p>
+    <w:p/>
     <w:p>
       <w:pPr>
         <w:pStyle w:val="Heading2"/>
@@ -3603,6 +3478,7 @@
         <w:t>FAQs relacionadas</w:t>
       </w:r>
     </w:p>
+    <w:p/>
     <w:p>
       <w:pPr>
         <w:pStyle w:val="ListBullet"/>
@@ -3651,6 +3527,7 @@
         <w:t>FAQ-MED-0060</w:t>
       </w:r>
     </w:p>
+    <w:p/>
     <w:p>
       <w:pPr>
         <w:pStyle w:val="Heading2"/>
@@ -3659,6 +3536,7 @@
         <w:t>Diálogos relacionados</w:t>
       </w:r>
     </w:p>
+    <w:p/>
     <w:p>
       <w:pPr>
         <w:pStyle w:val="ListBullet"/>
@@ -3675,6 +3553,7 @@
         <w:t>DIALOGUE-MED-0015</w:t>
       </w:r>
     </w:p>
+    <w:p/>
     <w:p>
       <w:pPr>
         <w:pStyle w:val="Heading2"/>
@@ -3683,6 +3562,7 @@
         <w:t>Referências cruzadas</w:t>
       </w:r>
     </w:p>
+    <w:p/>
     <w:p>
       <w:pPr>
         <w:pStyle w:val="ListBullet"/>
@@ -3795,6 +3675,7 @@
         <w:t>DIALOGUE-MED-0015</w:t>
       </w:r>
     </w:p>
+    <w:p/>
     <w:p>
       <w:pPr>
         <w:pStyle w:val="Heading2"/>
@@ -3803,6 +3684,7 @@
         <w:t>Referências</w:t>
       </w:r>
     </w:p>
+    <w:p/>
     <w:p>
       <w:pPr>
         <w:pStyle w:val="ListBullet"/>
@@ -3811,6 +3693,7 @@
         <w:t>Documento interno: `EDITORIAL_RULES.md`</w:t>
       </w:r>
     </w:p>
+    <w:p/>
     <w:p>
       <w:pPr>
         <w:pStyle w:val="Heading2"/>
@@ -3819,6 +3702,7 @@
         <w:t>Tags</w:t>
       </w:r>
     </w:p>
+    <w:p/>
     <w:p>
       <w:pPr>
         <w:pStyle w:val="ListBullet"/>
@@ -3851,6 +3735,7 @@
         <w:t>avaliacao</w:t>
       </w:r>
     </w:p>
+    <w:p/>
     <w:p>
       <w:pPr>
         <w:pStyle w:val="Heading2"/>
@@ -3859,6 +3744,7 @@
         <w:t>Veja também</w:t>
       </w:r>
     </w:p>
+    <w:p/>
     <w:p>
       <w:pPr>
         <w:pStyle w:val="ListBullet"/>
@@ -3875,6 +3761,7 @@
         <w:t>`13_Dialogues/MED/DIALOGUE-MED-0015.md`</w:t>
       </w:r>
     </w:p>
+    <w:p/>
     <w:p>
       <w:pPr>
         <w:pStyle w:val="Heading2"/>
@@ -3883,107 +3770,55 @@
         <w:t>Histórico de revisão</w:t>
       </w:r>
     </w:p>
-    <w:tbl>
-      <w:tblPr>
-        <w:tblStyle w:val="TableGrid"/>
-        <w:tblW w:type="auto" w:w="0"/>
-        <w:tblLook w:firstColumn="1" w:firstRow="1" w:lastColumn="0" w:lastRow="0" w:noHBand="0" w:noVBand="1" w:val="04A0"/>
-      </w:tblPr>
-      <w:tblGrid>
-        <w:gridCol w:w="2448"/>
-        <w:gridCol w:w="2448"/>
-        <w:gridCol w:w="2448"/>
-        <w:gridCol w:w="2448"/>
-      </w:tblGrid>
-      <w:tr>
-        <w:tc>
-          <w:tcPr>
-            <w:tcW w:type="dxa" w:w="2448"/>
-          </w:tcPr>
-          <w:p>
-            <w:r>
-              <w:t>Data</w:t>
-            </w:r>
-          </w:p>
-        </w:tc>
-        <w:tc>
-          <w:tcPr>
-            <w:tcW w:type="dxa" w:w="2448"/>
-          </w:tcPr>
-          <w:p>
-            <w:r>
-              <w:t>Versão</w:t>
-            </w:r>
-          </w:p>
-        </w:tc>
-        <w:tc>
-          <w:tcPr>
-            <w:tcW w:type="dxa" w:w="2448"/>
-          </w:tcPr>
-          <w:p>
-            <w:r>
-              <w:t>Autor</w:t>
-            </w:r>
-          </w:p>
-        </w:tc>
-        <w:tc>
-          <w:tcPr>
-            <w:tcW w:type="dxa" w:w="2448"/>
-          </w:tcPr>
-          <w:p>
-            <w:r>
-              <w:t>Alteração</w:t>
-            </w:r>
-          </w:p>
-        </w:tc>
-      </w:tr>
-      <w:tr>
-        <w:tc>
-          <w:tcPr>
-            <w:tcW w:type="dxa" w:w="2448"/>
-          </w:tcPr>
-          <w:p>
-            <w:r>
-              <w:t>2026-06-26</w:t>
-            </w:r>
-          </w:p>
-        </w:tc>
-        <w:tc>
-          <w:tcPr>
-            <w:tcW w:type="dxa" w:w="2448"/>
-          </w:tcPr>
-          <w:p>
-            <w:r>
-              <w:t>0.1</w:t>
-            </w:r>
-          </w:p>
-        </w:tc>
-        <w:tc>
-          <w:tcPr>
-            <w:tcW w:type="dxa" w:w="2448"/>
-          </w:tcPr>
-          <w:p>
-            <w:r>
-              <w:t>JP-BR Insurance Knowledge Base</w:t>
-            </w:r>
-          </w:p>
-        </w:tc>
-        <w:tc>
-          <w:tcPr>
-            <w:tcW w:type="dxa" w:w="2448"/>
-          </w:tcPr>
-          <w:p>
-            <w:r>
-              <w:t>Criação inicial.</w:t>
-            </w:r>
-          </w:p>
-        </w:tc>
-      </w:tr>
-    </w:tbl>
-    <w:p/>
+    <w:p/>
+    <w:p>
+      <w:r>
+        <w:t>| Data | Versão | Autor | Alteração |</w:t>
+      </w:r>
+    </w:p>
+    <w:p>
+      <w:r>
+        <w:t>| --- | --- | --- | --- |</w:t>
+      </w:r>
+    </w:p>
+    <w:p>
+      <w:r>
+        <w:t>| 2026-06-26 | 0.1 | JP-BR Insurance Knowledge Base | Criação inicial. |</w:t>
+      </w:r>
+    </w:p>
+    <w:p>
+      <w:r>
+        <w:t>| 2026-06-26 | 0.2 | JP-BR Insurance Knowledge Base | Inclusão de limite comercial/compliance para uso seguro em atendimento e NotebookLM. |</w:t>
+      </w:r>
+    </w:p>
+    <w:p/>
+    <w:p>
+      <w:pPr>
+        <w:pStyle w:val="Heading2"/>
+      </w:pPr>
+      <w:r>
+        <w:t>Histórico de revisão</w:t>
+      </w:r>
+    </w:p>
+    <w:p/>
+    <w:p>
+      <w:r>
+        <w:t>| Data | Versão | Autor | Alteração |</w:t>
+      </w:r>
+    </w:p>
+    <w:p>
+      <w:r>
+        <w:t>| --- | --- | --- | --- |</w:t>
+      </w:r>
+    </w:p>
+    <w:p>
+      <w:r>
+        <w:t>| 2026-06-26 | 0.2 | JP-BR Insurance Knowledge Base | Regeneração do pacote com normalização de compliance dos estudos de caso MED. |</w:t>
+      </w:r>
+    </w:p>
     <w:sectPr>
       <w:pgSz w:w="12240" w:h="15840"/>
-      <w:pgMar w:top="1152" w:right="1224" w:bottom="1152" w:left="1224" w:header="720" w:footer="720" w:gutter="0"/>
+      <w:pgMar w:top="1440" w:right="1800" w:bottom="1440" w:left="1800" w:header="720" w:footer="720" w:gutter="0"/>
       <w:cols w:space="720"/>
       <w:docGrid w:linePitch="360"/>
     </w:sectPr>
@@ -4355,8 +4190,8 @@
     <w:qFormat/>
     <w:rsid w:val="00FC693F"/>
     <w:rPr>
-      <w:rFonts w:ascii="Arial" w:hAnsi="Arial" w:eastAsia="Yu Gothic"/>
-      <w:sz w:val="18"/>
+      <w:rFonts w:ascii="Arial" w:hAnsi="Arial"/>
+      <w:sz w:val="20"/>
     </w:rPr>
   </w:style>
   <w:style w:type="paragraph" w:styleId="Header">
@@ -4373,9 +4208,6 @@
       </w:tabs>
       <w:spacing w:after="0" w:line="240" w:lineRule="auto"/>
     </w:pPr>
-    <w:rPr>
-      <w:rFonts w:ascii="Arial" w:hAnsi="Arial" w:eastAsia="Yu Gothic"/>
-    </w:rPr>
   </w:style>
   <w:style w:type="character" w:customStyle="1" w:styleId="HeaderChar">
     <w:name w:val="Header Char"/>
@@ -4398,9 +4230,6 @@
       </w:tabs>
       <w:spacing w:after="0" w:line="240" w:lineRule="auto"/>
     </w:pPr>
-    <w:rPr>
-      <w:rFonts w:ascii="Arial" w:hAnsi="Arial" w:eastAsia="Yu Gothic"/>
-    </w:rPr>
   </w:style>
   <w:style w:type="character" w:customStyle="1" w:styleId="FooterChar">
     <w:name w:val="Footer Char"/>
@@ -4424,7 +4253,7 @@
       <w:outlineLvl w:val="0"/>
     </w:pPr>
     <w:rPr>
-      <w:rFonts w:asciiTheme="majorHAnsi" w:eastAsiaTheme="majorEastAsia" w:hAnsiTheme="majorHAnsi" w:cstheme="majorBidi" w:ascii="Arial" w:hAnsi="Arial" w:eastAsia="Yu Gothic"/>
+      <w:rFonts w:asciiTheme="majorHAnsi" w:eastAsiaTheme="majorEastAsia" w:hAnsiTheme="majorHAnsi" w:cstheme="majorBidi"/>
       <w:b/>
       <w:bCs/>
       <w:color w:val="365F91" w:themeColor="accent1" w:themeShade="BF"/>
@@ -4448,7 +4277,7 @@
       <w:outlineLvl w:val="1"/>
     </w:pPr>
     <w:rPr>
-      <w:rFonts w:asciiTheme="majorHAnsi" w:eastAsiaTheme="majorEastAsia" w:hAnsiTheme="majorHAnsi" w:cstheme="majorBidi" w:ascii="Arial" w:hAnsi="Arial" w:eastAsia="Yu Gothic"/>
+      <w:rFonts w:asciiTheme="majorHAnsi" w:eastAsiaTheme="majorEastAsia" w:hAnsiTheme="majorHAnsi" w:cstheme="majorBidi"/>
       <w:b/>
       <w:bCs/>
       <w:color w:val="4F81BD" w:themeColor="accent1"/>
@@ -4472,7 +4301,7 @@
       <w:outlineLvl w:val="2"/>
     </w:pPr>
     <w:rPr>
-      <w:rFonts w:asciiTheme="majorHAnsi" w:eastAsiaTheme="majorEastAsia" w:hAnsiTheme="majorHAnsi" w:cstheme="majorBidi" w:ascii="Arial" w:hAnsi="Arial" w:eastAsia="Yu Gothic"/>
+      <w:rFonts w:asciiTheme="majorHAnsi" w:eastAsiaTheme="majorEastAsia" w:hAnsiTheme="majorHAnsi" w:cstheme="majorBidi"/>
       <w:b/>
       <w:bCs/>
       <w:color w:val="4F81BD" w:themeColor="accent1"/>
@@ -4495,7 +4324,7 @@
       <w:outlineLvl w:val="3"/>
     </w:pPr>
     <w:rPr>
-      <w:rFonts w:asciiTheme="majorHAnsi" w:eastAsiaTheme="majorEastAsia" w:hAnsiTheme="majorHAnsi" w:cstheme="majorBidi" w:ascii="Arial" w:hAnsi="Arial" w:eastAsia="Yu Gothic"/>
+      <w:rFonts w:asciiTheme="majorHAnsi" w:eastAsiaTheme="majorEastAsia" w:hAnsiTheme="majorHAnsi" w:cstheme="majorBidi"/>
       <w:b/>
       <w:bCs/>
       <w:i/>
@@ -4520,7 +4349,7 @@
       <w:outlineLvl w:val="4"/>
     </w:pPr>
     <w:rPr>
-      <w:rFonts w:asciiTheme="majorHAnsi" w:eastAsiaTheme="majorEastAsia" w:hAnsiTheme="majorHAnsi" w:cstheme="majorBidi" w:ascii="Arial" w:hAnsi="Arial" w:eastAsia="Yu Gothic"/>
+      <w:rFonts w:asciiTheme="majorHAnsi" w:eastAsiaTheme="majorEastAsia" w:hAnsiTheme="majorHAnsi" w:cstheme="majorBidi"/>
       <w:color w:val="243F60" w:themeColor="accent1" w:themeShade="7F"/>
     </w:rPr>
   </w:style>
@@ -4541,7 +4370,7 @@
       <w:outlineLvl w:val="5"/>
     </w:pPr>
     <w:rPr>
-      <w:rFonts w:asciiTheme="majorHAnsi" w:eastAsiaTheme="majorEastAsia" w:hAnsiTheme="majorHAnsi" w:cstheme="majorBidi" w:ascii="Arial" w:hAnsi="Arial" w:eastAsia="Yu Gothic"/>
+      <w:rFonts w:asciiTheme="majorHAnsi" w:eastAsiaTheme="majorEastAsia" w:hAnsiTheme="majorHAnsi" w:cstheme="majorBidi"/>
       <w:i/>
       <w:iCs/>
       <w:color w:val="243F60" w:themeColor="accent1" w:themeShade="7F"/>
@@ -4564,7 +4393,7 @@
       <w:outlineLvl w:val="6"/>
     </w:pPr>
     <w:rPr>
-      <w:rFonts w:asciiTheme="majorHAnsi" w:eastAsiaTheme="majorEastAsia" w:hAnsiTheme="majorHAnsi" w:cstheme="majorBidi" w:ascii="Arial" w:hAnsi="Arial" w:eastAsia="Yu Gothic"/>
+      <w:rFonts w:asciiTheme="majorHAnsi" w:eastAsiaTheme="majorEastAsia" w:hAnsiTheme="majorHAnsi" w:cstheme="majorBidi"/>
       <w:i/>
       <w:iCs/>
       <w:color w:val="404040" w:themeColor="text1" w:themeTint="BF"/>
@@ -4587,7 +4416,7 @@
       <w:outlineLvl w:val="7"/>
     </w:pPr>
     <w:rPr>
-      <w:rFonts w:asciiTheme="majorHAnsi" w:eastAsiaTheme="majorEastAsia" w:hAnsiTheme="majorHAnsi" w:cstheme="majorBidi" w:ascii="Arial" w:hAnsi="Arial" w:eastAsia="Yu Gothic"/>
+      <w:rFonts w:asciiTheme="majorHAnsi" w:eastAsiaTheme="majorEastAsia" w:hAnsiTheme="majorHAnsi" w:cstheme="majorBidi"/>
       <w:color w:val="4F81BD" w:themeColor="accent1"/>
       <w:sz w:val="20"/>
       <w:szCs w:val="20"/>
@@ -4610,7 +4439,7 @@
       <w:outlineLvl w:val="8"/>
     </w:pPr>
     <w:rPr>
-      <w:rFonts w:asciiTheme="majorHAnsi" w:eastAsiaTheme="majorEastAsia" w:hAnsiTheme="majorHAnsi" w:cstheme="majorBidi" w:ascii="Arial" w:hAnsi="Arial" w:eastAsia="Yu Gothic"/>
+      <w:rFonts w:asciiTheme="majorHAnsi" w:eastAsiaTheme="majorEastAsia" w:hAnsiTheme="majorHAnsi" w:cstheme="majorBidi"/>
       <w:i/>
       <w:iCs/>
       <w:color w:val="404040" w:themeColor="text1" w:themeTint="BF"/>
@@ -4653,9 +4482,6 @@
     <w:pPr>
       <w:spacing w:after="0" w:line="240" w:lineRule="auto"/>
     </w:pPr>
-    <w:rPr>
-      <w:rFonts w:ascii="Arial" w:hAnsi="Arial" w:eastAsia="Yu Gothic"/>
-    </w:rPr>
   </w:style>
   <w:style w:type="character" w:customStyle="1" w:styleId="Heading1Char">
     <w:name w:val="Heading 1 Char"/>
@@ -4716,7 +4542,7 @@
       <w:contextualSpacing/>
     </w:pPr>
     <w:rPr>
-      <w:rFonts w:asciiTheme="majorHAnsi" w:eastAsiaTheme="majorEastAsia" w:hAnsiTheme="majorHAnsi" w:cstheme="majorBidi" w:ascii="Arial" w:hAnsi="Arial" w:eastAsia="Yu Gothic"/>
+      <w:rFonts w:asciiTheme="majorHAnsi" w:eastAsiaTheme="majorEastAsia" w:hAnsiTheme="majorHAnsi" w:cstheme="majorBidi"/>
       <w:color w:val="17365D" w:themeColor="text2" w:themeShade="BF"/>
       <w:spacing w:val="5"/>
       <w:kern w:val="28"/>
@@ -4753,7 +4579,7 @@
       </w:numPr>
     </w:pPr>
     <w:rPr>
-      <w:rFonts w:asciiTheme="majorHAnsi" w:eastAsiaTheme="majorEastAsia" w:hAnsiTheme="majorHAnsi" w:cstheme="majorBidi" w:ascii="Arial" w:hAnsi="Arial" w:eastAsia="Yu Gothic"/>
+      <w:rFonts w:asciiTheme="majorHAnsi" w:eastAsiaTheme="majorEastAsia" w:hAnsiTheme="majorHAnsi" w:cstheme="majorBidi"/>
       <w:i/>
       <w:iCs/>
       <w:color w:val="4F81BD" w:themeColor="accent1"/>
@@ -4788,9 +4614,6 @@
       <w:ind w:left="720"/>
       <w:contextualSpacing/>
     </w:pPr>
-    <w:rPr>
-      <w:rFonts w:ascii="Arial" w:hAnsi="Arial" w:eastAsia="Yu Gothic"/>
-    </w:rPr>
   </w:style>
   <w:style w:type="paragraph" w:styleId="BodyText">
     <w:name w:val="Body Text"/>
@@ -4802,9 +4625,6 @@
     <w:pPr>
       <w:spacing w:after="120"/>
     </w:pPr>
-    <w:rPr>
-      <w:rFonts w:ascii="Arial" w:hAnsi="Arial" w:eastAsia="Yu Gothic"/>
-    </w:rPr>
   </w:style>
   <w:style w:type="character" w:customStyle="1" w:styleId="BodyTextChar">
     <w:name w:val="Body Text Char"/>
@@ -4823,9 +4643,6 @@
     <w:pPr>
       <w:spacing w:after="120" w:line="480" w:lineRule="auto"/>
     </w:pPr>
-    <w:rPr>
-      <w:rFonts w:ascii="Arial" w:hAnsi="Arial" w:eastAsia="Yu Gothic"/>
-    </w:rPr>
   </w:style>
   <w:style w:type="character" w:customStyle="1" w:styleId="BodyText2Char">
     <w:name w:val="Body Text 2 Char"/>
@@ -4845,7 +4662,6 @@
       <w:spacing w:after="120"/>
     </w:pPr>
     <w:rPr>
-      <w:rFonts w:ascii="Arial" w:hAnsi="Arial" w:eastAsia="Yu Gothic"/>
       <w:sz w:val="16"/>
       <w:szCs w:val="16"/>
     </w:rPr>
@@ -4871,9 +4687,6 @@
       <w:ind w:left="360" w:hanging="360"/>
       <w:contextualSpacing/>
     </w:pPr>
-    <w:rPr>
-      <w:rFonts w:ascii="Arial" w:hAnsi="Arial" w:eastAsia="Yu Gothic"/>
-    </w:rPr>
   </w:style>
   <w:style w:type="paragraph" w:styleId="List2">
     <w:name w:val="List 2"/>
@@ -4885,9 +4698,6 @@
       <w:ind w:left="720" w:hanging="360"/>
       <w:contextualSpacing/>
     </w:pPr>
-    <w:rPr>
-      <w:rFonts w:ascii="Arial" w:hAnsi="Arial" w:eastAsia="Yu Gothic"/>
-    </w:rPr>
   </w:style>
   <w:style w:type="paragraph" w:styleId="List3">
     <w:name w:val="List 3"/>
@@ -4899,9 +4709,6 @@
       <w:ind w:left="1080" w:hanging="360"/>
       <w:contextualSpacing/>
     </w:pPr>
-    <w:rPr>
-      <w:rFonts w:ascii="Arial" w:hAnsi="Arial" w:eastAsia="Yu Gothic"/>
-    </w:rPr>
   </w:style>
   <w:style w:type="paragraph" w:styleId="ListBullet">
     <w:name w:val="List Bullet"/>
@@ -4915,9 +4722,6 @@
       </w:numPr>
       <w:contextualSpacing/>
     </w:pPr>
-    <w:rPr>
-      <w:rFonts w:ascii="Arial" w:hAnsi="Arial" w:eastAsia="Yu Gothic"/>
-    </w:rPr>
   </w:style>
   <w:style w:type="paragraph" w:styleId="ListBullet2">
     <w:name w:val="List Bullet 2"/>
@@ -4931,9 +4735,6 @@
       </w:numPr>
       <w:contextualSpacing/>
     </w:pPr>
-    <w:rPr>
-      <w:rFonts w:ascii="Arial" w:hAnsi="Arial" w:eastAsia="Yu Gothic"/>
-    </w:rPr>
   </w:style>
   <w:style w:type="paragraph" w:styleId="ListBullet3">
     <w:name w:val="List Bullet 3"/>
@@ -4947,9 +4748,6 @@
       </w:numPr>
       <w:contextualSpacing/>
     </w:pPr>
-    <w:rPr>
-      <w:rFonts w:ascii="Arial" w:hAnsi="Arial" w:eastAsia="Yu Gothic"/>
-    </w:rPr>
   </w:style>
   <w:style w:type="paragraph" w:styleId="ListNumber">
     <w:name w:val="List Number"/>
@@ -4963,9 +4761,6 @@
       </w:numPr>
       <w:contextualSpacing/>
     </w:pPr>
-    <w:rPr>
-      <w:rFonts w:ascii="Arial" w:hAnsi="Arial" w:eastAsia="Yu Gothic"/>
-    </w:rPr>
   </w:style>
   <w:style w:type="paragraph" w:styleId="ListNumber2">
     <w:name w:val="List Number 2"/>
@@ -4979,9 +4774,6 @@
       </w:numPr>
       <w:contextualSpacing/>
     </w:pPr>
-    <w:rPr>
-      <w:rFonts w:ascii="Arial" w:hAnsi="Arial" w:eastAsia="Yu Gothic"/>
-    </w:rPr>
   </w:style>
   <w:style w:type="paragraph" w:styleId="ListNumber3">
     <w:name w:val="List Number 3"/>
@@ -4995,9 +4787,6 @@
       </w:numPr>
       <w:contextualSpacing/>
     </w:pPr>
-    <w:rPr>
-      <w:rFonts w:ascii="Arial" w:hAnsi="Arial" w:eastAsia="Yu Gothic"/>
-    </w:rPr>
   </w:style>
   <w:style w:type="paragraph" w:styleId="ListContinue">
     <w:name w:val="List Continue"/>
@@ -5010,9 +4799,6 @@
       <w:ind w:left="360"/>
       <w:contextualSpacing/>
     </w:pPr>
-    <w:rPr>
-      <w:rFonts w:ascii="Arial" w:hAnsi="Arial" w:eastAsia="Yu Gothic"/>
-    </w:rPr>
   </w:style>
   <w:style w:type="paragraph" w:styleId="ListContinue2">
     <w:name w:val="List Continue 2"/>
@@ -5025,9 +4811,6 @@
       <w:ind w:left="720"/>
       <w:contextualSpacing/>
     </w:pPr>
-    <w:rPr>
-      <w:rFonts w:ascii="Arial" w:hAnsi="Arial" w:eastAsia="Yu Gothic"/>
-    </w:rPr>
   </w:style>
   <w:style w:type="paragraph" w:styleId="ListContinue3">
     <w:name w:val="List Continue 3"/>
@@ -5040,9 +4823,6 @@
       <w:ind w:left="1080"/>
       <w:contextualSpacing/>
     </w:pPr>
-    <w:rPr>
-      <w:rFonts w:ascii="Arial" w:hAnsi="Arial" w:eastAsia="Yu Gothic"/>
-    </w:rPr>
   </w:style>
   <w:style w:type="paragraph" w:styleId="MacroText">
     <w:name w:val="macro"/>
@@ -5062,7 +4842,7 @@
       </w:tabs>
     </w:pPr>
     <w:rPr>
-      <w:rFonts w:ascii="Arial" w:hAnsi="Arial" w:eastAsia="Yu Gothic"/>
+      <w:rFonts w:ascii="Courier" w:hAnsi="Courier"/>
       <w:sz w:val="20"/>
       <w:szCs w:val="20"/>
     </w:rPr>
@@ -5088,7 +4868,6 @@
     <w:qFormat/>
     <w:rsid w:val="00FC693F"/>
     <w:rPr>
-      <w:rFonts w:ascii="Arial" w:hAnsi="Arial" w:eastAsia="Yu Gothic"/>
       <w:i/>
       <w:iCs/>
       <w:color w:val="000000" w:themeColor="text1"/>
@@ -5205,7 +4984,6 @@
       <w:spacing w:line="240" w:lineRule="auto"/>
     </w:pPr>
     <w:rPr>
-      <w:rFonts w:ascii="Arial" w:hAnsi="Arial" w:eastAsia="Yu Gothic"/>
       <w:b/>
       <w:bCs/>
       <w:color w:val="4F81BD" w:themeColor="accent1"/>
@@ -5251,7 +5029,6 @@
       <w:ind w:left="936" w:right="936"/>
     </w:pPr>
     <w:rPr>
-      <w:rFonts w:ascii="Arial" w:hAnsi="Arial" w:eastAsia="Yu Gothic"/>
       <w:b/>
       <w:bCs/>
       <w:i/>
@@ -5351,9 +5128,6 @@
     <w:pPr>
       <w:outlineLvl w:val="9"/>
     </w:pPr>
-    <w:rPr>
-      <w:rFonts w:ascii="Arial" w:hAnsi="Arial" w:eastAsia="Yu Gothic"/>
-    </w:rPr>
   </w:style>
   <w:style w:type="table" w:styleId="TableGrid">
     <w:name w:val="Table Grid"/>

--- a/18_DOCX/MED_CASES_0017_0024.docx
+++ b/18_DOCX/MED_CASES_0017_0024.docx
@@ -10,22 +10,1270 @@
         <w:t>MED_CASES_0017_0024 - Estudos de caso MED</w:t>
       </w:r>
     </w:p>
+    <w:p>
+      <w:pPr>
+        <w:pStyle w:val="Heading2"/>
+      </w:pPr>
+      <w:r>
+        <w:t>管理情報</w:t>
+      </w:r>
+    </w:p>
+    <w:p>
+      <w:pPr>
+        <w:pStyle w:val="ListBullet"/>
+      </w:pPr>
+      <w:r>
+        <w:t>Versão: 0.3</w:t>
+      </w:r>
+    </w:p>
+    <w:p>
+      <w:pPr>
+        <w:pStyle w:val="ListBullet"/>
+      </w:pPr>
+      <w:r>
+        <w:t>Data: 2026-06-27</w:t>
+      </w:r>
+    </w:p>
+    <w:p>
+      <w:pPr>
+        <w:pStyle w:val="ListBullet"/>
+      </w:pPr>
+      <w:r>
+        <w:t>Autor: JP-BR Insurance Knowledge Base</w:t>
+      </w:r>
+    </w:p>
+    <w:p>
+      <w:pPr>
+        <w:pStyle w:val="ListBullet"/>
+      </w:pPr>
+      <w:r>
+        <w:t>Histórico: Consolidação atualizada com camada japonesa para o corretor e português explícito para o cliente brasileiro.</w:t>
+      </w:r>
+    </w:p>
+    <w:p>
+      <w:pPr>
+        <w:pStyle w:val="Heading2"/>
+      </w:pPr>
+      <w:r>
+        <w:t>統合コンテンツ</w:t>
+      </w:r>
+    </w:p>
+    <w:p>
+      <w:pPr>
+        <w:pStyle w:val="Heading1"/>
+      </w:pPr>
+      <w:r>
+        <w:t>CASE-MED-0017 - Cliente acha que proposta enviada já garante cobertura</w:t>
+      </w:r>
+    </w:p>
+    <w:p>
+      <w:pPr>
+        <w:pStyle w:val="Heading2"/>
+      </w:pPr>
+      <w:r>
+        <w:t>管理情報</w:t>
+      </w:r>
+    </w:p>
+    <w:p>
+      <w:pPr>
+        <w:pStyle w:val="ListBullet"/>
+      </w:pPr>
+      <w:r>
+        <w:t>Versão: 0.3</w:t>
+      </w:r>
+    </w:p>
+    <w:p>
+      <w:pPr>
+        <w:pStyle w:val="ListBullet"/>
+      </w:pPr>
+      <w:r>
+        <w:t>Data: 2026-06-27</w:t>
+      </w:r>
+    </w:p>
+    <w:p>
+      <w:pPr>
+        <w:pStyle w:val="ListBullet"/>
+      </w:pPr>
+      <w:r>
+        <w:t>Autor: JP-BR Insurance Knowledge Base</w:t>
+      </w:r>
+    </w:p>
+    <w:p>
+      <w:pPr>
+        <w:pStyle w:val="ListBullet"/>
+      </w:pPr>
+      <w:r>
+        <w:t>Histórico: Padronização da explicação ao cliente brasileiro com português explícito e leitura em katakana.</w:t>
+      </w:r>
+    </w:p>
+    <w:p>
+      <w:pPr>
+        <w:pStyle w:val="Heading2"/>
+      </w:pPr>
+      <w:r>
+        <w:t>コード</w:t>
+      </w:r>
+    </w:p>
+    <w:p>
+      <w:r>
+        <w:t>CASE-MED-0017</w:t>
+      </w:r>
+    </w:p>
+    <w:p>
+      <w:pPr>
+        <w:pStyle w:val="Heading2"/>
+      </w:pPr>
+      <w:r>
+        <w:t>商品・カテゴリー</w:t>
+      </w:r>
+    </w:p>
+    <w:p>
+      <w:r>
+        <w:t>MED</w:t>
+      </w:r>
+    </w:p>
+    <w:p>
+      <w:pPr>
+        <w:pStyle w:val="Heading2"/>
+      </w:pPr>
+      <w:r>
+        <w:t>状況</w:t>
+      </w:r>
+    </w:p>
+    <w:p>
+      <w:r>
+        <w:t>医療保険の申込前に重要事項を確認する相談。</w:t>
+      </w:r>
+    </w:p>
+    <w:p>
+      <w:pPr>
+        <w:pStyle w:val="Heading2"/>
+      </w:pPr>
+      <w:r>
+        <w:t>問題</w:t>
+      </w:r>
+    </w:p>
+    <w:p>
+      <w:r>
+        <w:t>顧客が制度、契約条件、必要書類、保険会社の査定を混同し、支払いや加入可否を期待してしまう可能性がある。</w:t>
+      </w:r>
+    </w:p>
+    <w:p>
+      <w:pPr>
+        <w:pStyle w:val="Heading2"/>
+      </w:pPr>
+      <w:r>
+        <w:t>分析</w:t>
+      </w:r>
+    </w:p>
+    <w:p>
+      <w:r>
+        <w:t>契約内容、告知内容、関連日付、医療書類、保険会社の確認事項を分けて整理する必要がある。</w:t>
+      </w:r>
+    </w:p>
+    <w:p>
+      <w:pPr>
+        <w:pStyle w:val="Heading2"/>
+      </w:pPr>
+      <w:r>
+        <w:t>募集人への対応方針</w:t>
+      </w:r>
+    </w:p>
+    <w:p>
+      <w:r>
+        <w:t>顧客の質問を短く確認し、契約書類と必要書類を確認したうえで、一般説明と保険会社の正式判断を分けて案内する。</w:t>
+      </w:r>
+    </w:p>
+    <w:p>
+      <w:pPr>
+        <w:pStyle w:val="Heading2"/>
+      </w:pPr>
+      <w:r>
+        <w:t>ブラジル人顧客への説明方法</w:t>
+      </w:r>
+    </w:p>
+    <w:p>
+      <w:pPr>
+        <w:pStyle w:val="Heading3"/>
+      </w:pPr>
+      <w:r>
+        <w:t>ポルトガル語で伝える内容</w:t>
+      </w:r>
+    </w:p>
+    <w:p>
+      <w:r>
+        <w:t>Na proposta, precisamos explicar coberturas, prêmio, declaração de saúde e início do contrato separadamente.</w:t>
+      </w:r>
+    </w:p>
+    <w:p>
+      <w:pPr>
+        <w:pStyle w:val="Heading3"/>
+      </w:pPr>
+      <w:r>
+        <w:t>カタカナ読み</w:t>
+      </w:r>
+    </w:p>
+    <w:p>
+      <w:r>
+        <w:t>ナ プロポスタ、プレシザモス エスプリカール コベルトゥーラス、プレミオ、デクララサォン ジ サウージ イ イニシオ ド コントラト セパラダメンチ</w:t>
+      </w:r>
+    </w:p>
+    <w:p>
+      <w:r>
+        <w:t>日本語確認用: 契約内容、告知、書類、日付、保険会社の査定を確認したうえで、顧客に過度な約束をせず説明する。</w:t>
+      </w:r>
+    </w:p>
+    <w:p>
+      <w:pPr>
+        <w:pStyle w:val="Heading2"/>
+      </w:pPr>
+      <w:r>
+        <w:t>期待される結果</w:t>
+      </w:r>
+    </w:p>
+    <w:p>
+      <w:r>
+        <w:t>顧客が次に確認すべき書類、判断できること、保険会社の査定が必要なことを理解する。</w:t>
+      </w:r>
+    </w:p>
+    <w:p>
+      <w:pPr>
+        <w:pStyle w:val="Heading2"/>
+      </w:pPr>
+      <w:r>
+        <w:t>コンプライアンス上の注意</w:t>
+      </w:r>
+    </w:p>
+    <w:p>
+      <w:r>
+        <w:t>募集人はこのケースを対応方針として使用し、契約成立、引受可否、補償、支払可否、返金、診断、医療判断、査定結果を断定しない。最終判断は契約条件、告知内容、提出書類、関連日付、保険会社の査定による。</w:t>
+      </w:r>
+    </w:p>
+    <w:p>
+      <w:pPr>
+        <w:pStyle w:val="Heading2"/>
+      </w:pPr>
+      <w:r>
+        <w:t>関連用語</w:t>
+      </w:r>
+    </w:p>
+    <w:p>
+      <w:pPr>
+        <w:pStyle w:val="ListBullet"/>
+      </w:pPr>
+      <w:r>
+        <w:t>MED-0041</w:t>
+      </w:r>
+    </w:p>
+    <w:p>
+      <w:pPr>
+        <w:pStyle w:val="ListBullet"/>
+      </w:pPr>
+      <w:r>
+        <w:t>MED-0042</w:t>
+      </w:r>
+    </w:p>
+    <w:p>
+      <w:pPr>
+        <w:pStyle w:val="ListBullet"/>
+      </w:pPr>
+      <w:r>
+        <w:t>MED-0043</w:t>
+      </w:r>
+    </w:p>
+    <w:p>
+      <w:pPr>
+        <w:pStyle w:val="Heading2"/>
+      </w:pPr>
+      <w:r>
+        <w:t>関連FAQ</w:t>
+      </w:r>
+    </w:p>
+    <w:p>
+      <w:pPr>
+        <w:pStyle w:val="ListBullet"/>
+      </w:pPr>
+      <w:r>
+        <w:t>FAQ-MED-0041</w:t>
+      </w:r>
+    </w:p>
+    <w:p>
+      <w:pPr>
+        <w:pStyle w:val="ListBullet"/>
+      </w:pPr>
+      <w:r>
+        <w:t>FAQ-MED-0042</w:t>
+      </w:r>
+    </w:p>
+    <w:p>
+      <w:pPr>
+        <w:pStyle w:val="ListBullet"/>
+      </w:pPr>
+      <w:r>
+        <w:t>FAQ-MED-0043</w:t>
+      </w:r>
+    </w:p>
+    <w:p>
+      <w:pPr>
+        <w:pStyle w:val="Heading2"/>
+      </w:pPr>
+      <w:r>
+        <w:t>関連対話</w:t>
+      </w:r>
+    </w:p>
+    <w:p>
+      <w:pPr>
+        <w:pStyle w:val="ListBullet"/>
+      </w:pPr>
+      <w:r>
+        <w:t>DIALOGUE-MED-0011</w:t>
+      </w:r>
+    </w:p>
+    <w:p>
+      <w:pPr>
+        <w:pStyle w:val="Heading2"/>
+      </w:pPr>
+      <w:r>
+        <w:t>相互参照</w:t>
+      </w:r>
+    </w:p>
+    <w:p>
+      <w:pPr>
+        <w:pStyle w:val="ListBullet"/>
+      </w:pPr>
+      <w:r>
+        <w:t>MED-0041</w:t>
+      </w:r>
+    </w:p>
+    <w:p>
+      <w:pPr>
+        <w:pStyle w:val="ListBullet"/>
+      </w:pPr>
+      <w:r>
+        <w:t>MED-0042</w:t>
+      </w:r>
+    </w:p>
+    <w:p>
+      <w:pPr>
+        <w:pStyle w:val="ListBullet"/>
+      </w:pPr>
+      <w:r>
+        <w:t>MED-0043</w:t>
+      </w:r>
+    </w:p>
+    <w:p>
+      <w:pPr>
+        <w:pStyle w:val="ListBullet"/>
+      </w:pPr>
+      <w:r>
+        <w:t>FAQ-MED-0041</w:t>
+      </w:r>
+    </w:p>
+    <w:p>
+      <w:pPr>
+        <w:pStyle w:val="ListBullet"/>
+      </w:pPr>
+      <w:r>
+        <w:t>FAQ-MED-0042</w:t>
+      </w:r>
+    </w:p>
+    <w:p>
+      <w:pPr>
+        <w:pStyle w:val="ListBullet"/>
+      </w:pPr>
+      <w:r>
+        <w:t>FAQ-MED-0043</w:t>
+      </w:r>
+    </w:p>
+    <w:p>
+      <w:pPr>
+        <w:pStyle w:val="ListBullet"/>
+      </w:pPr>
+      <w:r>
+        <w:t>DIALOGUE-MED-0011</w:t>
+      </w:r>
+    </w:p>
+    <w:p>
+      <w:pPr>
+        <w:pStyle w:val="Heading2"/>
+      </w:pPr>
+      <w:r>
+        <w:t>参考資料</w:t>
+      </w:r>
+    </w:p>
+    <w:p>
+      <w:pPr>
+        <w:pStyle w:val="ListBullet"/>
+      </w:pPr>
+      <w:r>
+        <w:t>Documento interno: `EDITORIAL_RULES.md`</w:t>
+      </w:r>
+    </w:p>
+    <w:p>
+      <w:pPr>
+        <w:pStyle w:val="Heading2"/>
+      </w:pPr>
+      <w:r>
+        <w:t>タグ</w:t>
+      </w:r>
+    </w:p>
+    <w:p>
+      <w:pPr>
+        <w:pStyle w:val="ListBullet"/>
+      </w:pPr>
+      <w:r>
+        <w:t>case</w:t>
+      </w:r>
+    </w:p>
+    <w:p>
+      <w:pPr>
+        <w:pStyle w:val="ListBullet"/>
+      </w:pPr>
+      <w:r>
+        <w:t>med</w:t>
+      </w:r>
+    </w:p>
+    <w:p>
+      <w:pPr>
+        <w:pStyle w:val="ListBullet"/>
+      </w:pPr>
+      <w:r>
+        <w:t>contratacao</w:t>
+      </w:r>
+    </w:p>
+    <w:p>
+      <w:pPr>
+        <w:pStyle w:val="ListBullet"/>
+      </w:pPr>
+      <w:r>
+        <w:t>avaliacao</w:t>
+      </w:r>
+    </w:p>
+    <w:p>
+      <w:pPr>
+        <w:pStyle w:val="Heading2"/>
+      </w:pPr>
+      <w:r>
+        <w:t>関連項目</w:t>
+      </w:r>
+    </w:p>
+    <w:p>
+      <w:pPr>
+        <w:pStyle w:val="ListBullet"/>
+      </w:pPr>
+      <w:r>
+        <w:t>`13_Dialogues/MED/DIALOGUE-MED-0011.md`</w:t>
+      </w:r>
+    </w:p>
+    <w:p>
+      <w:pPr>
+        <w:pStyle w:val="Heading2"/>
+      </w:pPr>
+      <w:r>
+        <w:t>改訂履歴</w:t>
+      </w:r>
+    </w:p>
+    <w:tbl>
+      <w:tblPr>
+        <w:tblStyle w:val="TableGrid"/>
+        <w:tblW w:type="auto" w:w="0"/>
+        <w:tblLook w:firstColumn="1" w:firstRow="1" w:lastColumn="0" w:lastRow="0" w:noHBand="0" w:noVBand="1" w:val="04A0"/>
+      </w:tblPr>
+      <w:tblGrid>
+        <w:gridCol w:w="2520"/>
+        <w:gridCol w:w="2520"/>
+        <w:gridCol w:w="2520"/>
+        <w:gridCol w:w="2520"/>
+      </w:tblGrid>
+      <w:tr>
+        <w:tc>
+          <w:tcPr>
+            <w:tcW w:type="dxa" w:w="2520"/>
+          </w:tcPr>
+          <w:p>
+            <w:r>
+              <w:t>Data</w:t>
+            </w:r>
+          </w:p>
+        </w:tc>
+        <w:tc>
+          <w:tcPr>
+            <w:tcW w:type="dxa" w:w="2520"/>
+          </w:tcPr>
+          <w:p>
+            <w:r>
+              <w:t>Versão</w:t>
+            </w:r>
+          </w:p>
+        </w:tc>
+        <w:tc>
+          <w:tcPr>
+            <w:tcW w:type="dxa" w:w="2520"/>
+          </w:tcPr>
+          <w:p>
+            <w:r>
+              <w:t>Autor</w:t>
+            </w:r>
+          </w:p>
+        </w:tc>
+        <w:tc>
+          <w:tcPr>
+            <w:tcW w:type="dxa" w:w="2520"/>
+          </w:tcPr>
+          <w:p>
+            <w:r>
+              <w:t>Alteração</w:t>
+            </w:r>
+          </w:p>
+        </w:tc>
+      </w:tr>
+      <w:tr>
+        <w:tc>
+          <w:tcPr>
+            <w:tcW w:type="dxa" w:w="2520"/>
+          </w:tcPr>
+          <w:p>
+            <w:r>
+              <w:t>2026-06-26</w:t>
+            </w:r>
+          </w:p>
+        </w:tc>
+        <w:tc>
+          <w:tcPr>
+            <w:tcW w:type="dxa" w:w="2520"/>
+          </w:tcPr>
+          <w:p>
+            <w:r>
+              <w:t>0.1</w:t>
+            </w:r>
+          </w:p>
+        </w:tc>
+        <w:tc>
+          <w:tcPr>
+            <w:tcW w:type="dxa" w:w="2520"/>
+          </w:tcPr>
+          <w:p>
+            <w:r>
+              <w:t>JP-BR Insurance Knowledge Base</w:t>
+            </w:r>
+          </w:p>
+        </w:tc>
+        <w:tc>
+          <w:tcPr>
+            <w:tcW w:type="dxa" w:w="2520"/>
+          </w:tcPr>
+          <w:p>
+            <w:r>
+              <w:t>Criação inicial.</w:t>
+            </w:r>
+          </w:p>
+        </w:tc>
+      </w:tr>
+      <w:tr>
+        <w:tc>
+          <w:tcPr>
+            <w:tcW w:type="dxa" w:w="2520"/>
+          </w:tcPr>
+          <w:p>
+            <w:r>
+              <w:t>2026-06-26</w:t>
+            </w:r>
+          </w:p>
+        </w:tc>
+        <w:tc>
+          <w:tcPr>
+            <w:tcW w:type="dxa" w:w="2520"/>
+          </w:tcPr>
+          <w:p>
+            <w:r>
+              <w:t>0.2</w:t>
+            </w:r>
+          </w:p>
+        </w:tc>
+        <w:tc>
+          <w:tcPr>
+            <w:tcW w:type="dxa" w:w="2520"/>
+          </w:tcPr>
+          <w:p>
+            <w:r>
+              <w:t>JP-BR Insurance Knowledge Base</w:t>
+            </w:r>
+          </w:p>
+        </w:tc>
+        <w:tc>
+          <w:tcPr>
+            <w:tcW w:type="dxa" w:w="2520"/>
+          </w:tcPr>
+          <w:p>
+            <w:r>
+              <w:t>Inclusão de limite comercial/compliance para uso seguro em atendimento e NotebookLM.</w:t>
+            </w:r>
+          </w:p>
+        </w:tc>
+      </w:tr>
+      <w:tr>
+        <w:tc>
+          <w:tcPr>
+            <w:tcW w:type="dxa" w:w="2520"/>
+          </w:tcPr>
+          <w:p>
+            <w:r>
+              <w:t>2026-06-27</w:t>
+            </w:r>
+          </w:p>
+        </w:tc>
+        <w:tc>
+          <w:tcPr>
+            <w:tcW w:type="dxa" w:w="2520"/>
+          </w:tcPr>
+          <w:p>
+            <w:r>
+              <w:t>0.3</w:t>
+            </w:r>
+          </w:p>
+        </w:tc>
+        <w:tc>
+          <w:tcPr>
+            <w:tcW w:type="dxa" w:w="2520"/>
+          </w:tcPr>
+          <w:p>
+            <w:r>
+              <w:t>JP-BR Insurance Knowledge Base</w:t>
+            </w:r>
+          </w:p>
+        </w:tc>
+        <w:tc>
+          <w:tcPr>
+            <w:tcW w:type="dxa" w:w="2520"/>
+          </w:tcPr>
+          <w:p>
+            <w:r>
+              <w:t>内部説明を日本語化し、顧客向けポルトガル語説明との役割を分離。</w:t>
+            </w:r>
+          </w:p>
+        </w:tc>
+      </w:tr>
+    </w:tbl>
     <w:p/>
     <w:p>
       <w:pPr>
+        <w:pStyle w:val="Heading1"/>
+      </w:pPr>
+      <w:r>
+        <w:t>CASE-MED-0018 - Cliente confunde contratante e segurado</w:t>
+      </w:r>
+    </w:p>
+    <w:p>
+      <w:pPr>
         <w:pStyle w:val="Heading2"/>
       </w:pPr>
       <w:r>
-        <w:t>Controle</w:t>
-      </w:r>
-    </w:p>
+        <w:t>管理情報</w:t>
+      </w:r>
+    </w:p>
+    <w:p>
+      <w:pPr>
+        <w:pStyle w:val="ListBullet"/>
+      </w:pPr>
+      <w:r>
+        <w:t>Versão: 0.3</w:t>
+      </w:r>
+    </w:p>
+    <w:p>
+      <w:pPr>
+        <w:pStyle w:val="ListBullet"/>
+      </w:pPr>
+      <w:r>
+        <w:t>Data: 2026-06-27</w:t>
+      </w:r>
+    </w:p>
+    <w:p>
+      <w:pPr>
+        <w:pStyle w:val="ListBullet"/>
+      </w:pPr>
+      <w:r>
+        <w:t>Autor: JP-BR Insurance Knowledge Base</w:t>
+      </w:r>
+    </w:p>
+    <w:p>
+      <w:pPr>
+        <w:pStyle w:val="ListBullet"/>
+      </w:pPr>
+      <w:r>
+        <w:t>Histórico: Padronização da explicação ao cliente brasileiro com português explícito e leitura em katakana.</w:t>
+      </w:r>
+    </w:p>
+    <w:p>
+      <w:pPr>
+        <w:pStyle w:val="Heading2"/>
+      </w:pPr>
+      <w:r>
+        <w:t>コード</w:t>
+      </w:r>
+    </w:p>
+    <w:p>
+      <w:r>
+        <w:t>CASE-MED-0018</w:t>
+      </w:r>
+    </w:p>
+    <w:p>
+      <w:pPr>
+        <w:pStyle w:val="Heading2"/>
+      </w:pPr>
+      <w:r>
+        <w:t>商品・カテゴリー</w:t>
+      </w:r>
+    </w:p>
+    <w:p>
+      <w:r>
+        <w:t>MED</w:t>
+      </w:r>
+    </w:p>
+    <w:p>
+      <w:pPr>
+        <w:pStyle w:val="Heading2"/>
+      </w:pPr>
+      <w:r>
+        <w:t>状況</w:t>
+      </w:r>
+    </w:p>
+    <w:p>
+      <w:r>
+        <w:t>健康告知の書き方と告知漏れリスクを確認する相談。</w:t>
+      </w:r>
+    </w:p>
+    <w:p>
+      <w:pPr>
+        <w:pStyle w:val="Heading2"/>
+      </w:pPr>
+      <w:r>
+        <w:t>問題</w:t>
+      </w:r>
+    </w:p>
+    <w:p>
+      <w:r>
+        <w:t>顧客が制度、契約条件、必要書類、保険会社の査定を混同し、支払いや加入可否を期待してしまう可能性がある。</w:t>
+      </w:r>
+    </w:p>
+    <w:p>
+      <w:pPr>
+        <w:pStyle w:val="Heading2"/>
+      </w:pPr>
+      <w:r>
+        <w:t>分析</w:t>
+      </w:r>
+    </w:p>
+    <w:p>
+      <w:r>
+        <w:t>契約内容、告知内容、関連日付、医療書類、保険会社の確認事項を分けて整理する必要がある。</w:t>
+      </w:r>
+    </w:p>
+    <w:p>
+      <w:pPr>
+        <w:pStyle w:val="Heading2"/>
+      </w:pPr>
+      <w:r>
+        <w:t>募集人への対応方針</w:t>
+      </w:r>
+    </w:p>
+    <w:p>
+      <w:r>
+        <w:t>顧客の質問を短く確認し、契約書類と必要書類を確認したうえで、一般説明と保険会社の正式判断を分けて案内する。</w:t>
+      </w:r>
+    </w:p>
+    <w:p>
+      <w:pPr>
+        <w:pStyle w:val="Heading2"/>
+      </w:pPr>
+      <w:r>
+        <w:t>ブラジル人顧客への説明方法</w:t>
+      </w:r>
+    </w:p>
+    <w:p>
+      <w:pPr>
+        <w:pStyle w:val="Heading3"/>
+      </w:pPr>
+      <w:r>
+        <w:t>ポルトガル語で伝える内容</w:t>
+      </w:r>
+    </w:p>
+    <w:p>
+      <w:r>
+        <w:t>A declaração de saúde deve ser correta e completa para evitar problema na aceitação ou no pagamento.</w:t>
+      </w:r>
+    </w:p>
+    <w:p>
+      <w:pPr>
+        <w:pStyle w:val="Heading3"/>
+      </w:pPr>
+      <w:r>
+        <w:t>カタカナ読み</w:t>
+      </w:r>
+    </w:p>
+    <w:p>
+      <w:r>
+        <w:t>ア デクララサォン ジ サウージ デヴィ セール コヘタ イ コンプレタ パラ エヴィタール プロブレマ ナ アセイタサォン オウ ノ パガメント</w:t>
+      </w:r>
+    </w:p>
+    <w:p>
+      <w:r>
+        <w:t>日本語確認用: 契約内容、告知、書類、日付、保険会社の査定を確認したうえで、顧客に過度な約束をせず説明する。</w:t>
+      </w:r>
+    </w:p>
+    <w:p>
+      <w:pPr>
+        <w:pStyle w:val="Heading2"/>
+      </w:pPr>
+      <w:r>
+        <w:t>期待される結果</w:t>
+      </w:r>
+    </w:p>
+    <w:p>
+      <w:r>
+        <w:t>顧客が次に確認すべき書類、判断できること、保険会社の査定が必要なことを理解する。</w:t>
+      </w:r>
+    </w:p>
+    <w:p>
+      <w:pPr>
+        <w:pStyle w:val="Heading2"/>
+      </w:pPr>
+      <w:r>
+        <w:t>コンプライアンス上の注意</w:t>
+      </w:r>
+    </w:p>
+    <w:p>
+      <w:r>
+        <w:t>募集人はこのケースを対応方針として使用し、契約成立、引受可否、補償、支払可否、返金、診断、医療判断、査定結果を断定しない。最終判断は契約条件、告知内容、提出書類、関連日付、保険会社の査定による。</w:t>
+      </w:r>
+    </w:p>
+    <w:p>
+      <w:pPr>
+        <w:pStyle w:val="Heading2"/>
+      </w:pPr>
+      <w:r>
+        <w:t>関連用語</w:t>
+      </w:r>
+    </w:p>
+    <w:p>
+      <w:pPr>
+        <w:pStyle w:val="ListBullet"/>
+      </w:pPr>
+      <w:r>
+        <w:t>MED-0043</w:t>
+      </w:r>
+    </w:p>
+    <w:p>
+      <w:pPr>
+        <w:pStyle w:val="ListBullet"/>
+      </w:pPr>
+      <w:r>
+        <w:t>MED-0044</w:t>
+      </w:r>
+    </w:p>
+    <w:p>
+      <w:pPr>
+        <w:pStyle w:val="ListBullet"/>
+      </w:pPr>
+      <w:r>
+        <w:t>MED-0045</w:t>
+      </w:r>
+    </w:p>
+    <w:p>
+      <w:pPr>
+        <w:pStyle w:val="Heading2"/>
+      </w:pPr>
+      <w:r>
+        <w:t>関連FAQ</w:t>
+      </w:r>
+    </w:p>
+    <w:p>
+      <w:pPr>
+        <w:pStyle w:val="ListBullet"/>
+      </w:pPr>
+      <w:r>
+        <w:t>FAQ-MED-0043</w:t>
+      </w:r>
+    </w:p>
+    <w:p>
+      <w:pPr>
+        <w:pStyle w:val="ListBullet"/>
+      </w:pPr>
+      <w:r>
+        <w:t>FAQ-MED-0044</w:t>
+      </w:r>
+    </w:p>
+    <w:p>
+      <w:pPr>
+        <w:pStyle w:val="ListBullet"/>
+      </w:pPr>
+      <w:r>
+        <w:t>FAQ-MED-0045</w:t>
+      </w:r>
+    </w:p>
+    <w:p>
+      <w:pPr>
+        <w:pStyle w:val="Heading2"/>
+      </w:pPr>
+      <w:r>
+        <w:t>関連対話</w:t>
+      </w:r>
+    </w:p>
+    <w:p>
+      <w:pPr>
+        <w:pStyle w:val="ListBullet"/>
+      </w:pPr>
+      <w:r>
+        <w:t>DIALOGUE-MED-0011</w:t>
+      </w:r>
+    </w:p>
+    <w:p>
+      <w:pPr>
+        <w:pStyle w:val="Heading2"/>
+      </w:pPr>
+      <w:r>
+        <w:t>相互参照</w:t>
+      </w:r>
+    </w:p>
+    <w:p>
+      <w:pPr>
+        <w:pStyle w:val="ListBullet"/>
+      </w:pPr>
+      <w:r>
+        <w:t>MED-0043</w:t>
+      </w:r>
+    </w:p>
+    <w:p>
+      <w:pPr>
+        <w:pStyle w:val="ListBullet"/>
+      </w:pPr>
+      <w:r>
+        <w:t>MED-0044</w:t>
+      </w:r>
+    </w:p>
+    <w:p>
+      <w:pPr>
+        <w:pStyle w:val="ListBullet"/>
+      </w:pPr>
+      <w:r>
+        <w:t>MED-0045</w:t>
+      </w:r>
+    </w:p>
+    <w:p>
+      <w:pPr>
+        <w:pStyle w:val="ListBullet"/>
+      </w:pPr>
+      <w:r>
+        <w:t>FAQ-MED-0043</w:t>
+      </w:r>
+    </w:p>
+    <w:p>
+      <w:pPr>
+        <w:pStyle w:val="ListBullet"/>
+      </w:pPr>
+      <w:r>
+        <w:t>FAQ-MED-0044</w:t>
+      </w:r>
+    </w:p>
+    <w:p>
+      <w:pPr>
+        <w:pStyle w:val="ListBullet"/>
+      </w:pPr>
+      <w:r>
+        <w:t>FAQ-MED-0045</w:t>
+      </w:r>
+    </w:p>
+    <w:p>
+      <w:pPr>
+        <w:pStyle w:val="ListBullet"/>
+      </w:pPr>
+      <w:r>
+        <w:t>DIALOGUE-MED-0011</w:t>
+      </w:r>
+    </w:p>
+    <w:p>
+      <w:pPr>
+        <w:pStyle w:val="Heading2"/>
+      </w:pPr>
+      <w:r>
+        <w:t>参考資料</w:t>
+      </w:r>
+    </w:p>
+    <w:p>
+      <w:pPr>
+        <w:pStyle w:val="ListBullet"/>
+      </w:pPr>
+      <w:r>
+        <w:t>Documento interno: `EDITORIAL_RULES.md`</w:t>
+      </w:r>
+    </w:p>
+    <w:p>
+      <w:pPr>
+        <w:pStyle w:val="Heading2"/>
+      </w:pPr>
+      <w:r>
+        <w:t>タグ</w:t>
+      </w:r>
+    </w:p>
+    <w:p>
+      <w:pPr>
+        <w:pStyle w:val="ListBullet"/>
+      </w:pPr>
+      <w:r>
+        <w:t>case</w:t>
+      </w:r>
+    </w:p>
+    <w:p>
+      <w:pPr>
+        <w:pStyle w:val="ListBullet"/>
+      </w:pPr>
+      <w:r>
+        <w:t>med</w:t>
+      </w:r>
+    </w:p>
+    <w:p>
+      <w:pPr>
+        <w:pStyle w:val="ListBullet"/>
+      </w:pPr>
+      <w:r>
+        <w:t>contratacao</w:t>
+      </w:r>
+    </w:p>
+    <w:p>
+      <w:pPr>
+        <w:pStyle w:val="ListBullet"/>
+      </w:pPr>
+      <w:r>
+        <w:t>avaliacao</w:t>
+      </w:r>
+    </w:p>
+    <w:p>
+      <w:pPr>
+        <w:pStyle w:val="Heading2"/>
+      </w:pPr>
+      <w:r>
+        <w:t>関連項目</w:t>
+      </w:r>
+    </w:p>
+    <w:p>
+      <w:pPr>
+        <w:pStyle w:val="ListBullet"/>
+      </w:pPr>
+      <w:r>
+        <w:t>`13_Dialogues/MED/DIALOGUE-MED-0011.md`</w:t>
+      </w:r>
+    </w:p>
+    <w:p>
+      <w:pPr>
+        <w:pStyle w:val="Heading2"/>
+      </w:pPr>
+      <w:r>
+        <w:t>改訂履歴</w:t>
+      </w:r>
+    </w:p>
+    <w:tbl>
+      <w:tblPr>
+        <w:tblStyle w:val="TableGrid"/>
+        <w:tblW w:type="auto" w:w="0"/>
+        <w:tblLook w:firstColumn="1" w:firstRow="1" w:lastColumn="0" w:lastRow="0" w:noHBand="0" w:noVBand="1" w:val="04A0"/>
+      </w:tblPr>
+      <w:tblGrid>
+        <w:gridCol w:w="2520"/>
+        <w:gridCol w:w="2520"/>
+        <w:gridCol w:w="2520"/>
+        <w:gridCol w:w="2520"/>
+      </w:tblGrid>
+      <w:tr>
+        <w:tc>
+          <w:tcPr>
+            <w:tcW w:type="dxa" w:w="2520"/>
+          </w:tcPr>
+          <w:p>
+            <w:r>
+              <w:t>Data</w:t>
+            </w:r>
+          </w:p>
+        </w:tc>
+        <w:tc>
+          <w:tcPr>
+            <w:tcW w:type="dxa" w:w="2520"/>
+          </w:tcPr>
+          <w:p>
+            <w:r>
+              <w:t>Versão</w:t>
+            </w:r>
+          </w:p>
+        </w:tc>
+        <w:tc>
+          <w:tcPr>
+            <w:tcW w:type="dxa" w:w="2520"/>
+          </w:tcPr>
+          <w:p>
+            <w:r>
+              <w:t>Autor</w:t>
+            </w:r>
+          </w:p>
+        </w:tc>
+        <w:tc>
+          <w:tcPr>
+            <w:tcW w:type="dxa" w:w="2520"/>
+          </w:tcPr>
+          <w:p>
+            <w:r>
+              <w:t>Alteração</w:t>
+            </w:r>
+          </w:p>
+        </w:tc>
+      </w:tr>
+      <w:tr>
+        <w:tc>
+          <w:tcPr>
+            <w:tcW w:type="dxa" w:w="2520"/>
+          </w:tcPr>
+          <w:p>
+            <w:r>
+              <w:t>2026-06-26</w:t>
+            </w:r>
+          </w:p>
+        </w:tc>
+        <w:tc>
+          <w:tcPr>
+            <w:tcW w:type="dxa" w:w="2520"/>
+          </w:tcPr>
+          <w:p>
+            <w:r>
+              <w:t>0.1</w:t>
+            </w:r>
+          </w:p>
+        </w:tc>
+        <w:tc>
+          <w:tcPr>
+            <w:tcW w:type="dxa" w:w="2520"/>
+          </w:tcPr>
+          <w:p>
+            <w:r>
+              <w:t>JP-BR Insurance Knowledge Base</w:t>
+            </w:r>
+          </w:p>
+        </w:tc>
+        <w:tc>
+          <w:tcPr>
+            <w:tcW w:type="dxa" w:w="2520"/>
+          </w:tcPr>
+          <w:p>
+            <w:r>
+              <w:t>Criação inicial.</w:t>
+            </w:r>
+          </w:p>
+        </w:tc>
+      </w:tr>
+      <w:tr>
+        <w:tc>
+          <w:tcPr>
+            <w:tcW w:type="dxa" w:w="2520"/>
+          </w:tcPr>
+          <w:p>
+            <w:r>
+              <w:t>2026-06-26</w:t>
+            </w:r>
+          </w:p>
+        </w:tc>
+        <w:tc>
+          <w:tcPr>
+            <w:tcW w:type="dxa" w:w="2520"/>
+          </w:tcPr>
+          <w:p>
+            <w:r>
+              <w:t>0.2</w:t>
+            </w:r>
+          </w:p>
+        </w:tc>
+        <w:tc>
+          <w:tcPr>
+            <w:tcW w:type="dxa" w:w="2520"/>
+          </w:tcPr>
+          <w:p>
+            <w:r>
+              <w:t>JP-BR Insurance Knowledge Base</w:t>
+            </w:r>
+          </w:p>
+        </w:tc>
+        <w:tc>
+          <w:tcPr>
+            <w:tcW w:type="dxa" w:w="2520"/>
+          </w:tcPr>
+          <w:p>
+            <w:r>
+              <w:t>Inclusão de limite comercial/compliance para uso seguro em atendimento e NotebookLM.</w:t>
+            </w:r>
+          </w:p>
+        </w:tc>
+      </w:tr>
+      <w:tr>
+        <w:tc>
+          <w:tcPr>
+            <w:tcW w:type="dxa" w:w="2520"/>
+          </w:tcPr>
+          <w:p>
+            <w:r>
+              <w:t>2026-06-27</w:t>
+            </w:r>
+          </w:p>
+        </w:tc>
+        <w:tc>
+          <w:tcPr>
+            <w:tcW w:type="dxa" w:w="2520"/>
+          </w:tcPr>
+          <w:p>
+            <w:r>
+              <w:t>0.3</w:t>
+            </w:r>
+          </w:p>
+        </w:tc>
+        <w:tc>
+          <w:tcPr>
+            <w:tcW w:type="dxa" w:w="2520"/>
+          </w:tcPr>
+          <w:p>
+            <w:r>
+              <w:t>JP-BR Insurance Knowledge Base</w:t>
+            </w:r>
+          </w:p>
+        </w:tc>
+        <w:tc>
+          <w:tcPr>
+            <w:tcW w:type="dxa" w:w="2520"/>
+          </w:tcPr>
+          <w:p>
+            <w:r>
+              <w:t>内部説明を日本語化し、顧客向けポルトガル語説明との役割を分離。</w:t>
+            </w:r>
+          </w:p>
+        </w:tc>
+      </w:tr>
+    </w:tbl>
     <w:p/>
     <w:p>
       <w:pPr>
+        <w:pStyle w:val="Heading1"/>
+      </w:pPr>
+      <w:r>
+        <w:t>CASE-MED-0019 - Cliente omite informação no questionário de saúde</w:t>
+      </w:r>
+    </w:p>
+    <w:p>
+      <w:pPr>
+        <w:pStyle w:val="Heading2"/>
+      </w:pPr>
+      <w:r>
+        <w:t>管理情報</w:t>
+      </w:r>
+    </w:p>
+    <w:p>
+      <w:pPr>
         <w:pStyle w:val="ListBullet"/>
       </w:pPr>
       <w:r>
-        <w:t>Versão: 0.2</w:t>
+        <w:t>Versão: 0.3</w:t>
       </w:r>
     </w:p>
     <w:p>
@@ -33,7 +1281,7 @@
         <w:pStyle w:val="ListBullet"/>
       </w:pPr>
       <w:r>
-        <w:t>Data: 2026-06-26</w:t>
+        <w:t>Data: 2026-06-27</w:t>
       </w:r>
     </w:p>
     <w:p>
@@ -49,43 +1297,2371 @@
         <w:pStyle w:val="ListBullet"/>
       </w:pPr>
       <w:r>
-        <w:t>Histórico: Consolidação atualizada com limite comercial/compliance.</w:t>
-      </w:r>
-    </w:p>
+        <w:t>Histórico: Padronização da explicação ao cliente brasileiro com português explícito e leitura em katakana.</w:t>
+      </w:r>
+    </w:p>
+    <w:p>
+      <w:pPr>
+        <w:pStyle w:val="Heading2"/>
+      </w:pPr>
+      <w:r>
+        <w:t>コード</w:t>
+      </w:r>
+    </w:p>
+    <w:p>
+      <w:r>
+        <w:t>CASE-MED-0019</w:t>
+      </w:r>
+    </w:p>
+    <w:p>
+      <w:pPr>
+        <w:pStyle w:val="Heading2"/>
+      </w:pPr>
+      <w:r>
+        <w:t>商品・カテゴリー</w:t>
+      </w:r>
+    </w:p>
+    <w:p>
+      <w:r>
+        <w:t>MED</w:t>
+      </w:r>
+    </w:p>
+    <w:p>
+      <w:pPr>
+        <w:pStyle w:val="Heading2"/>
+      </w:pPr>
+      <w:r>
+        <w:t>状況</w:t>
+      </w:r>
+    </w:p>
+    <w:p>
+      <w:r>
+        <w:t>引受査定の結果と条件付き承諾を確認する相談。</w:t>
+      </w:r>
+    </w:p>
+    <w:p>
+      <w:pPr>
+        <w:pStyle w:val="Heading2"/>
+      </w:pPr>
+      <w:r>
+        <w:t>問題</w:t>
+      </w:r>
+    </w:p>
+    <w:p>
+      <w:r>
+        <w:t>顧客が制度、契約条件、必要書類、保険会社の査定を混同し、支払いや加入可否を期待してしまう可能性がある。</w:t>
+      </w:r>
+    </w:p>
+    <w:p>
+      <w:pPr>
+        <w:pStyle w:val="Heading2"/>
+      </w:pPr>
+      <w:r>
+        <w:t>分析</w:t>
+      </w:r>
+    </w:p>
+    <w:p>
+      <w:r>
+        <w:t>契約内容、告知内容、関連日付、医療書類、保険会社の確認事項を分けて整理する必要がある。</w:t>
+      </w:r>
+    </w:p>
+    <w:p>
+      <w:pPr>
+        <w:pStyle w:val="Heading2"/>
+      </w:pPr>
+      <w:r>
+        <w:t>募集人への対応方針</w:t>
+      </w:r>
+    </w:p>
+    <w:p>
+      <w:r>
+        <w:t>顧客の質問を短く確認し、契約書類と必要書類を確認したうえで、一般説明と保険会社の正式判断を分けて案内する。</w:t>
+      </w:r>
+    </w:p>
+    <w:p>
+      <w:pPr>
+        <w:pStyle w:val="Heading2"/>
+      </w:pPr>
+      <w:r>
+        <w:t>ブラジル人顧客への説明方法</w:t>
+      </w:r>
+    </w:p>
+    <w:p>
+      <w:pPr>
+        <w:pStyle w:val="Heading3"/>
+      </w:pPr>
+      <w:r>
+        <w:t>ポルトガル語で伝える内容</w:t>
+      </w:r>
+    </w:p>
+    <w:p>
+      <w:r>
+        <w:t>A seguradora pode aceitar, recusar ou apresentar condição especial depois da análise.</w:t>
+      </w:r>
+    </w:p>
+    <w:p>
+      <w:pPr>
+        <w:pStyle w:val="Heading3"/>
+      </w:pPr>
+      <w:r>
+        <w:t>カタカナ読み</w:t>
+      </w:r>
+    </w:p>
+    <w:p>
+      <w:r>
+        <w:t>ア セグラドーラ ポジ アセイタール、ヘクザール オウ アプレゼンタール コンジサォン エスペシアウ デポイス ダ アナリジ</w:t>
+      </w:r>
+    </w:p>
+    <w:p>
+      <w:r>
+        <w:t>日本語確認用: 契約内容、告知、書類、日付、保険会社の査定を確認したうえで、顧客に過度な約束をせず説明する。</w:t>
+      </w:r>
+    </w:p>
+    <w:p>
+      <w:pPr>
+        <w:pStyle w:val="Heading2"/>
+      </w:pPr>
+      <w:r>
+        <w:t>期待される結果</w:t>
+      </w:r>
+    </w:p>
+    <w:p>
+      <w:r>
+        <w:t>顧客が次に確認すべき書類、判断できること、保険会社の査定が必要なことを理解する。</w:t>
+      </w:r>
+    </w:p>
+    <w:p>
+      <w:pPr>
+        <w:pStyle w:val="Heading2"/>
+      </w:pPr>
+      <w:r>
+        <w:t>コンプライアンス上の注意</w:t>
+      </w:r>
+    </w:p>
+    <w:p>
+      <w:r>
+        <w:t>募集人はこのケースを対応方針として使用し、契約成立、引受可否、補償、支払可否、返金、診断、医療判断、査定結果を断定しない。最終判断は契約条件、告知内容、提出書類、関連日付、保険会社の査定による。</w:t>
+      </w:r>
+    </w:p>
+    <w:p>
+      <w:pPr>
+        <w:pStyle w:val="Heading2"/>
+      </w:pPr>
+      <w:r>
+        <w:t>関連用語</w:t>
+      </w:r>
+    </w:p>
+    <w:p>
+      <w:pPr>
+        <w:pStyle w:val="ListBullet"/>
+      </w:pPr>
+      <w:r>
+        <w:t>MED-0045</w:t>
+      </w:r>
+    </w:p>
+    <w:p>
+      <w:pPr>
+        <w:pStyle w:val="ListBullet"/>
+      </w:pPr>
+      <w:r>
+        <w:t>MED-0046</w:t>
+      </w:r>
+    </w:p>
+    <w:p>
+      <w:pPr>
+        <w:pStyle w:val="ListBullet"/>
+      </w:pPr>
+      <w:r>
+        <w:t>MED-0047</w:t>
+      </w:r>
+    </w:p>
+    <w:p>
+      <w:pPr>
+        <w:pStyle w:val="Heading2"/>
+      </w:pPr>
+      <w:r>
+        <w:t>関連FAQ</w:t>
+      </w:r>
+    </w:p>
+    <w:p>
+      <w:pPr>
+        <w:pStyle w:val="ListBullet"/>
+      </w:pPr>
+      <w:r>
+        <w:t>FAQ-MED-0045</w:t>
+      </w:r>
+    </w:p>
+    <w:p>
+      <w:pPr>
+        <w:pStyle w:val="ListBullet"/>
+      </w:pPr>
+      <w:r>
+        <w:t>FAQ-MED-0046</w:t>
+      </w:r>
+    </w:p>
+    <w:p>
+      <w:pPr>
+        <w:pStyle w:val="ListBullet"/>
+      </w:pPr>
+      <w:r>
+        <w:t>FAQ-MED-0047</w:t>
+      </w:r>
+    </w:p>
+    <w:p>
+      <w:pPr>
+        <w:pStyle w:val="Heading2"/>
+      </w:pPr>
+      <w:r>
+        <w:t>関連対話</w:t>
+      </w:r>
+    </w:p>
+    <w:p>
+      <w:pPr>
+        <w:pStyle w:val="ListBullet"/>
+      </w:pPr>
+      <w:r>
+        <w:t>DIALOGUE-MED-0012</w:t>
+      </w:r>
+    </w:p>
+    <w:p>
+      <w:pPr>
+        <w:pStyle w:val="Heading2"/>
+      </w:pPr>
+      <w:r>
+        <w:t>相互参照</w:t>
+      </w:r>
+    </w:p>
+    <w:p>
+      <w:pPr>
+        <w:pStyle w:val="ListBullet"/>
+      </w:pPr>
+      <w:r>
+        <w:t>MED-0045</w:t>
+      </w:r>
+    </w:p>
+    <w:p>
+      <w:pPr>
+        <w:pStyle w:val="ListBullet"/>
+      </w:pPr>
+      <w:r>
+        <w:t>MED-0046</w:t>
+      </w:r>
+    </w:p>
+    <w:p>
+      <w:pPr>
+        <w:pStyle w:val="ListBullet"/>
+      </w:pPr>
+      <w:r>
+        <w:t>MED-0047</w:t>
+      </w:r>
+    </w:p>
+    <w:p>
+      <w:pPr>
+        <w:pStyle w:val="ListBullet"/>
+      </w:pPr>
+      <w:r>
+        <w:t>FAQ-MED-0045</w:t>
+      </w:r>
+    </w:p>
+    <w:p>
+      <w:pPr>
+        <w:pStyle w:val="ListBullet"/>
+      </w:pPr>
+      <w:r>
+        <w:t>FAQ-MED-0046</w:t>
+      </w:r>
+    </w:p>
+    <w:p>
+      <w:pPr>
+        <w:pStyle w:val="ListBullet"/>
+      </w:pPr>
+      <w:r>
+        <w:t>FAQ-MED-0047</w:t>
+      </w:r>
+    </w:p>
+    <w:p>
+      <w:pPr>
+        <w:pStyle w:val="ListBullet"/>
+      </w:pPr>
+      <w:r>
+        <w:t>DIALOGUE-MED-0012</w:t>
+      </w:r>
+    </w:p>
+    <w:p>
+      <w:pPr>
+        <w:pStyle w:val="Heading2"/>
+      </w:pPr>
+      <w:r>
+        <w:t>参考資料</w:t>
+      </w:r>
+    </w:p>
+    <w:p>
+      <w:pPr>
+        <w:pStyle w:val="ListBullet"/>
+      </w:pPr>
+      <w:r>
+        <w:t>Documento interno: `EDITORIAL_RULES.md`</w:t>
+      </w:r>
+    </w:p>
+    <w:p>
+      <w:pPr>
+        <w:pStyle w:val="Heading2"/>
+      </w:pPr>
+      <w:r>
+        <w:t>タグ</w:t>
+      </w:r>
+    </w:p>
+    <w:p>
+      <w:pPr>
+        <w:pStyle w:val="ListBullet"/>
+      </w:pPr>
+      <w:r>
+        <w:t>case</w:t>
+      </w:r>
+    </w:p>
+    <w:p>
+      <w:pPr>
+        <w:pStyle w:val="ListBullet"/>
+      </w:pPr>
+      <w:r>
+        <w:t>med</w:t>
+      </w:r>
+    </w:p>
+    <w:p>
+      <w:pPr>
+        <w:pStyle w:val="ListBullet"/>
+      </w:pPr>
+      <w:r>
+        <w:t>contratacao</w:t>
+      </w:r>
+    </w:p>
+    <w:p>
+      <w:pPr>
+        <w:pStyle w:val="ListBullet"/>
+      </w:pPr>
+      <w:r>
+        <w:t>avaliacao</w:t>
+      </w:r>
+    </w:p>
+    <w:p>
+      <w:pPr>
+        <w:pStyle w:val="Heading2"/>
+      </w:pPr>
+      <w:r>
+        <w:t>関連項目</w:t>
+      </w:r>
+    </w:p>
+    <w:p>
+      <w:pPr>
+        <w:pStyle w:val="ListBullet"/>
+      </w:pPr>
+      <w:r>
+        <w:t>`13_Dialogues/MED/DIALOGUE-MED-0012.md`</w:t>
+      </w:r>
+    </w:p>
+    <w:p>
+      <w:pPr>
+        <w:pStyle w:val="Heading2"/>
+      </w:pPr>
+      <w:r>
+        <w:t>改訂履歴</w:t>
+      </w:r>
+    </w:p>
+    <w:tbl>
+      <w:tblPr>
+        <w:tblStyle w:val="TableGrid"/>
+        <w:tblW w:type="auto" w:w="0"/>
+        <w:tblLook w:firstColumn="1" w:firstRow="1" w:lastColumn="0" w:lastRow="0" w:noHBand="0" w:noVBand="1" w:val="04A0"/>
+      </w:tblPr>
+      <w:tblGrid>
+        <w:gridCol w:w="2520"/>
+        <w:gridCol w:w="2520"/>
+        <w:gridCol w:w="2520"/>
+        <w:gridCol w:w="2520"/>
+      </w:tblGrid>
+      <w:tr>
+        <w:tc>
+          <w:tcPr>
+            <w:tcW w:type="dxa" w:w="2520"/>
+          </w:tcPr>
+          <w:p>
+            <w:r>
+              <w:t>Data</w:t>
+            </w:r>
+          </w:p>
+        </w:tc>
+        <w:tc>
+          <w:tcPr>
+            <w:tcW w:type="dxa" w:w="2520"/>
+          </w:tcPr>
+          <w:p>
+            <w:r>
+              <w:t>Versão</w:t>
+            </w:r>
+          </w:p>
+        </w:tc>
+        <w:tc>
+          <w:tcPr>
+            <w:tcW w:type="dxa" w:w="2520"/>
+          </w:tcPr>
+          <w:p>
+            <w:r>
+              <w:t>Autor</w:t>
+            </w:r>
+          </w:p>
+        </w:tc>
+        <w:tc>
+          <w:tcPr>
+            <w:tcW w:type="dxa" w:w="2520"/>
+          </w:tcPr>
+          <w:p>
+            <w:r>
+              <w:t>Alteração</w:t>
+            </w:r>
+          </w:p>
+        </w:tc>
+      </w:tr>
+      <w:tr>
+        <w:tc>
+          <w:tcPr>
+            <w:tcW w:type="dxa" w:w="2520"/>
+          </w:tcPr>
+          <w:p>
+            <w:r>
+              <w:t>2026-06-26</w:t>
+            </w:r>
+          </w:p>
+        </w:tc>
+        <w:tc>
+          <w:tcPr>
+            <w:tcW w:type="dxa" w:w="2520"/>
+          </w:tcPr>
+          <w:p>
+            <w:r>
+              <w:t>0.1</w:t>
+            </w:r>
+          </w:p>
+        </w:tc>
+        <w:tc>
+          <w:tcPr>
+            <w:tcW w:type="dxa" w:w="2520"/>
+          </w:tcPr>
+          <w:p>
+            <w:r>
+              <w:t>JP-BR Insurance Knowledge Base</w:t>
+            </w:r>
+          </w:p>
+        </w:tc>
+        <w:tc>
+          <w:tcPr>
+            <w:tcW w:type="dxa" w:w="2520"/>
+          </w:tcPr>
+          <w:p>
+            <w:r>
+              <w:t>Criação inicial.</w:t>
+            </w:r>
+          </w:p>
+        </w:tc>
+      </w:tr>
+      <w:tr>
+        <w:tc>
+          <w:tcPr>
+            <w:tcW w:type="dxa" w:w="2520"/>
+          </w:tcPr>
+          <w:p>
+            <w:r>
+              <w:t>2026-06-26</w:t>
+            </w:r>
+          </w:p>
+        </w:tc>
+        <w:tc>
+          <w:tcPr>
+            <w:tcW w:type="dxa" w:w="2520"/>
+          </w:tcPr>
+          <w:p>
+            <w:r>
+              <w:t>0.2</w:t>
+            </w:r>
+          </w:p>
+        </w:tc>
+        <w:tc>
+          <w:tcPr>
+            <w:tcW w:type="dxa" w:w="2520"/>
+          </w:tcPr>
+          <w:p>
+            <w:r>
+              <w:t>JP-BR Insurance Knowledge Base</w:t>
+            </w:r>
+          </w:p>
+        </w:tc>
+        <w:tc>
+          <w:tcPr>
+            <w:tcW w:type="dxa" w:w="2520"/>
+          </w:tcPr>
+          <w:p>
+            <w:r>
+              <w:t>Inclusão de limite comercial/compliance para uso seguro em atendimento e NotebookLM.</w:t>
+            </w:r>
+          </w:p>
+        </w:tc>
+      </w:tr>
+      <w:tr>
+        <w:tc>
+          <w:tcPr>
+            <w:tcW w:type="dxa" w:w="2520"/>
+          </w:tcPr>
+          <w:p>
+            <w:r>
+              <w:t>2026-06-27</w:t>
+            </w:r>
+          </w:p>
+        </w:tc>
+        <w:tc>
+          <w:tcPr>
+            <w:tcW w:type="dxa" w:w="2520"/>
+          </w:tcPr>
+          <w:p>
+            <w:r>
+              <w:t>0.3</w:t>
+            </w:r>
+          </w:p>
+        </w:tc>
+        <w:tc>
+          <w:tcPr>
+            <w:tcW w:type="dxa" w:w="2520"/>
+          </w:tcPr>
+          <w:p>
+            <w:r>
+              <w:t>JP-BR Insurance Knowledge Base</w:t>
+            </w:r>
+          </w:p>
+        </w:tc>
+        <w:tc>
+          <w:tcPr>
+            <w:tcW w:type="dxa" w:w="2520"/>
+          </w:tcPr>
+          <w:p>
+            <w:r>
+              <w:t>内部説明を日本語化し、顧客向けポルトガル語説明との役割を分離。</w:t>
+            </w:r>
+          </w:p>
+        </w:tc>
+      </w:tr>
+    </w:tbl>
     <w:p/>
     <w:p>
       <w:pPr>
+        <w:pStyle w:val="Heading1"/>
+      </w:pPr>
+      <w:r>
+        <w:t>CASE-MED-0020 - Cliente recebe pedido de exame médico</w:t>
+      </w:r>
+    </w:p>
+    <w:p>
+      <w:pPr>
         <w:pStyle w:val="Heading2"/>
       </w:pPr>
       <w:r>
-        <w:t>Conteúdo consolidado</w:t>
-      </w:r>
-    </w:p>
+        <w:t>管理情報</w:t>
+      </w:r>
+    </w:p>
+    <w:p>
+      <w:pPr>
+        <w:pStyle w:val="ListBullet"/>
+      </w:pPr>
+      <w:r>
+        <w:t>Versão: 0.3</w:t>
+      </w:r>
+    </w:p>
+    <w:p>
+      <w:pPr>
+        <w:pStyle w:val="ListBullet"/>
+      </w:pPr>
+      <w:r>
+        <w:t>Data: 2026-06-27</w:t>
+      </w:r>
+    </w:p>
+    <w:p>
+      <w:pPr>
+        <w:pStyle w:val="ListBullet"/>
+      </w:pPr>
+      <w:r>
+        <w:t>Autor: JP-BR Insurance Knowledge Base</w:t>
+      </w:r>
+    </w:p>
+    <w:p>
+      <w:pPr>
+        <w:pStyle w:val="ListBullet"/>
+      </w:pPr>
+      <w:r>
+        <w:t>Histórico: Padronização da explicação ao cliente brasileiro com português explícito e leitura em katakana.</w:t>
+      </w:r>
+    </w:p>
+    <w:p>
+      <w:pPr>
+        <w:pStyle w:val="Heading2"/>
+      </w:pPr>
+      <w:r>
+        <w:t>コード</w:t>
+      </w:r>
+    </w:p>
+    <w:p>
+      <w:r>
+        <w:t>CASE-MED-0020</w:t>
+      </w:r>
+    </w:p>
+    <w:p>
+      <w:pPr>
+        <w:pStyle w:val="Heading2"/>
+      </w:pPr>
+      <w:r>
+        <w:t>商品・カテゴリー</w:t>
+      </w:r>
+    </w:p>
+    <w:p>
+      <w:r>
+        <w:t>MED</w:t>
+      </w:r>
+    </w:p>
+    <w:p>
+      <w:pPr>
+        <w:pStyle w:val="Heading2"/>
+      </w:pPr>
+      <w:r>
+        <w:t>状況</w:t>
+      </w:r>
+    </w:p>
+    <w:p>
+      <w:r>
+        <w:t>特別条件、割増保険料、部位不担保を確認する相談。</w:t>
+      </w:r>
+    </w:p>
+    <w:p>
+      <w:pPr>
+        <w:pStyle w:val="Heading2"/>
+      </w:pPr>
+      <w:r>
+        <w:t>問題</w:t>
+      </w:r>
+    </w:p>
+    <w:p>
+      <w:r>
+        <w:t>顧客が制度、契約条件、必要書類、保険会社の査定を混同し、支払いや加入可否を期待してしまう可能性がある。</w:t>
+      </w:r>
+    </w:p>
+    <w:p>
+      <w:pPr>
+        <w:pStyle w:val="Heading2"/>
+      </w:pPr>
+      <w:r>
+        <w:t>分析</w:t>
+      </w:r>
+    </w:p>
+    <w:p>
+      <w:r>
+        <w:t>契約内容、告知内容、関連日付、医療書類、保険会社の確認事項を分けて整理する必要がある。</w:t>
+      </w:r>
+    </w:p>
+    <w:p>
+      <w:pPr>
+        <w:pStyle w:val="Heading2"/>
+      </w:pPr>
+      <w:r>
+        <w:t>募集人への対応方針</w:t>
+      </w:r>
+    </w:p>
+    <w:p>
+      <w:r>
+        <w:t>顧客の質問を短く確認し、契約書類と必要書類を確認したうえで、一般説明と保険会社の正式判断を分けて案内する。</w:t>
+      </w:r>
+    </w:p>
+    <w:p>
+      <w:pPr>
+        <w:pStyle w:val="Heading2"/>
+      </w:pPr>
+      <w:r>
+        <w:t>ブラジル人顧客への説明方法</w:t>
+      </w:r>
+    </w:p>
+    <w:p>
+      <w:pPr>
+        <w:pStyle w:val="Heading3"/>
+      </w:pPr>
+      <w:r>
+        <w:t>ポルトガル語で伝える内容</w:t>
+      </w:r>
+    </w:p>
+    <w:p>
+      <w:r>
+        <w:t>Condição especial muda o contrato; vamos explicar prêmio, exclusão ou limite antes da assinatura.</w:t>
+      </w:r>
+    </w:p>
+    <w:p>
+      <w:pPr>
+        <w:pStyle w:val="Heading3"/>
+      </w:pPr>
+      <w:r>
+        <w:t>カタカナ読み</w:t>
+      </w:r>
+    </w:p>
+    <w:p>
+      <w:r>
+        <w:t>コンジサォン エスペシアウ ムダ オ コントラト。ヴァモス エスプリカール プレミオ、エスクルザォン オウ リミチ アンチス ダ アシナトゥーラ</w:t>
+      </w:r>
+    </w:p>
+    <w:p>
+      <w:r>
+        <w:t>日本語確認用: 契約内容、告知、書類、日付、保険会社の査定を確認したうえで、顧客に過度な約束をせず説明する。</w:t>
+      </w:r>
+    </w:p>
+    <w:p>
+      <w:pPr>
+        <w:pStyle w:val="Heading2"/>
+      </w:pPr>
+      <w:r>
+        <w:t>期待される結果</w:t>
+      </w:r>
+    </w:p>
+    <w:p>
+      <w:r>
+        <w:t>顧客が次に確認すべき書類、判断できること、保険会社の査定が必要なことを理解する。</w:t>
+      </w:r>
+    </w:p>
+    <w:p>
+      <w:pPr>
+        <w:pStyle w:val="Heading2"/>
+      </w:pPr>
+      <w:r>
+        <w:t>コンプライアンス上の注意</w:t>
+      </w:r>
+    </w:p>
+    <w:p>
+      <w:r>
+        <w:t>募集人はこのケースを対応方針として使用し、契約成立、引受可否、補償、支払可否、返金、診断、医療判断、査定結果を断定しない。最終判断は契約条件、告知内容、提出書類、関連日付、保険会社の査定による。</w:t>
+      </w:r>
+    </w:p>
+    <w:p>
+      <w:pPr>
+        <w:pStyle w:val="Heading2"/>
+      </w:pPr>
+      <w:r>
+        <w:t>関連用語</w:t>
+      </w:r>
+    </w:p>
+    <w:p>
+      <w:pPr>
+        <w:pStyle w:val="ListBullet"/>
+      </w:pPr>
+      <w:r>
+        <w:t>MED-0047</w:t>
+      </w:r>
+    </w:p>
+    <w:p>
+      <w:pPr>
+        <w:pStyle w:val="ListBullet"/>
+      </w:pPr>
+      <w:r>
+        <w:t>MED-0048</w:t>
+      </w:r>
+    </w:p>
+    <w:p>
+      <w:pPr>
+        <w:pStyle w:val="ListBullet"/>
+      </w:pPr>
+      <w:r>
+        <w:t>MED-0049</w:t>
+      </w:r>
+    </w:p>
+    <w:p>
+      <w:pPr>
+        <w:pStyle w:val="Heading2"/>
+      </w:pPr>
+      <w:r>
+        <w:t>関連FAQ</w:t>
+      </w:r>
+    </w:p>
+    <w:p>
+      <w:pPr>
+        <w:pStyle w:val="ListBullet"/>
+      </w:pPr>
+      <w:r>
+        <w:t>FAQ-MED-0047</w:t>
+      </w:r>
+    </w:p>
+    <w:p>
+      <w:pPr>
+        <w:pStyle w:val="ListBullet"/>
+      </w:pPr>
+      <w:r>
+        <w:t>FAQ-MED-0048</w:t>
+      </w:r>
+    </w:p>
+    <w:p>
+      <w:pPr>
+        <w:pStyle w:val="ListBullet"/>
+      </w:pPr>
+      <w:r>
+        <w:t>FAQ-MED-0049</w:t>
+      </w:r>
+    </w:p>
+    <w:p>
+      <w:pPr>
+        <w:pStyle w:val="Heading2"/>
+      </w:pPr>
+      <w:r>
+        <w:t>関連対話</w:t>
+      </w:r>
+    </w:p>
+    <w:p>
+      <w:pPr>
+        <w:pStyle w:val="ListBullet"/>
+      </w:pPr>
+      <w:r>
+        <w:t>DIALOGUE-MED-0012</w:t>
+      </w:r>
+    </w:p>
+    <w:p>
+      <w:pPr>
+        <w:pStyle w:val="Heading2"/>
+      </w:pPr>
+      <w:r>
+        <w:t>相互参照</w:t>
+      </w:r>
+    </w:p>
+    <w:p>
+      <w:pPr>
+        <w:pStyle w:val="ListBullet"/>
+      </w:pPr>
+      <w:r>
+        <w:t>MED-0047</w:t>
+      </w:r>
+    </w:p>
+    <w:p>
+      <w:pPr>
+        <w:pStyle w:val="ListBullet"/>
+      </w:pPr>
+      <w:r>
+        <w:t>MED-0048</w:t>
+      </w:r>
+    </w:p>
+    <w:p>
+      <w:pPr>
+        <w:pStyle w:val="ListBullet"/>
+      </w:pPr>
+      <w:r>
+        <w:t>MED-0049</w:t>
+      </w:r>
+    </w:p>
+    <w:p>
+      <w:pPr>
+        <w:pStyle w:val="ListBullet"/>
+      </w:pPr>
+      <w:r>
+        <w:t>FAQ-MED-0047</w:t>
+      </w:r>
+    </w:p>
+    <w:p>
+      <w:pPr>
+        <w:pStyle w:val="ListBullet"/>
+      </w:pPr>
+      <w:r>
+        <w:t>FAQ-MED-0048</w:t>
+      </w:r>
+    </w:p>
+    <w:p>
+      <w:pPr>
+        <w:pStyle w:val="ListBullet"/>
+      </w:pPr>
+      <w:r>
+        <w:t>FAQ-MED-0049</w:t>
+      </w:r>
+    </w:p>
+    <w:p>
+      <w:pPr>
+        <w:pStyle w:val="ListBullet"/>
+      </w:pPr>
+      <w:r>
+        <w:t>DIALOGUE-MED-0012</w:t>
+      </w:r>
+    </w:p>
+    <w:p>
+      <w:pPr>
+        <w:pStyle w:val="Heading2"/>
+      </w:pPr>
+      <w:r>
+        <w:t>参考資料</w:t>
+      </w:r>
+    </w:p>
+    <w:p>
+      <w:pPr>
+        <w:pStyle w:val="ListBullet"/>
+      </w:pPr>
+      <w:r>
+        <w:t>Documento interno: `EDITORIAL_RULES.md`</w:t>
+      </w:r>
+    </w:p>
+    <w:p>
+      <w:pPr>
+        <w:pStyle w:val="Heading2"/>
+      </w:pPr>
+      <w:r>
+        <w:t>タグ</w:t>
+      </w:r>
+    </w:p>
+    <w:p>
+      <w:pPr>
+        <w:pStyle w:val="ListBullet"/>
+      </w:pPr>
+      <w:r>
+        <w:t>case</w:t>
+      </w:r>
+    </w:p>
+    <w:p>
+      <w:pPr>
+        <w:pStyle w:val="ListBullet"/>
+      </w:pPr>
+      <w:r>
+        <w:t>med</w:t>
+      </w:r>
+    </w:p>
+    <w:p>
+      <w:pPr>
+        <w:pStyle w:val="ListBullet"/>
+      </w:pPr>
+      <w:r>
+        <w:t>contratacao</w:t>
+      </w:r>
+    </w:p>
+    <w:p>
+      <w:pPr>
+        <w:pStyle w:val="ListBullet"/>
+      </w:pPr>
+      <w:r>
+        <w:t>avaliacao</w:t>
+      </w:r>
+    </w:p>
+    <w:p>
+      <w:pPr>
+        <w:pStyle w:val="Heading2"/>
+      </w:pPr>
+      <w:r>
+        <w:t>関連項目</w:t>
+      </w:r>
+    </w:p>
+    <w:p>
+      <w:pPr>
+        <w:pStyle w:val="ListBullet"/>
+      </w:pPr>
+      <w:r>
+        <w:t>`13_Dialogues/MED/DIALOGUE-MED-0012.md`</w:t>
+      </w:r>
+    </w:p>
+    <w:p>
+      <w:pPr>
+        <w:pStyle w:val="Heading2"/>
+      </w:pPr>
+      <w:r>
+        <w:t>改訂履歴</w:t>
+      </w:r>
+    </w:p>
+    <w:tbl>
+      <w:tblPr>
+        <w:tblStyle w:val="TableGrid"/>
+        <w:tblW w:type="auto" w:w="0"/>
+        <w:tblLook w:firstColumn="1" w:firstRow="1" w:lastColumn="0" w:lastRow="0" w:noHBand="0" w:noVBand="1" w:val="04A0"/>
+      </w:tblPr>
+      <w:tblGrid>
+        <w:gridCol w:w="2520"/>
+        <w:gridCol w:w="2520"/>
+        <w:gridCol w:w="2520"/>
+        <w:gridCol w:w="2520"/>
+      </w:tblGrid>
+      <w:tr>
+        <w:tc>
+          <w:tcPr>
+            <w:tcW w:type="dxa" w:w="2520"/>
+          </w:tcPr>
+          <w:p>
+            <w:r>
+              <w:t>Data</w:t>
+            </w:r>
+          </w:p>
+        </w:tc>
+        <w:tc>
+          <w:tcPr>
+            <w:tcW w:type="dxa" w:w="2520"/>
+          </w:tcPr>
+          <w:p>
+            <w:r>
+              <w:t>Versão</w:t>
+            </w:r>
+          </w:p>
+        </w:tc>
+        <w:tc>
+          <w:tcPr>
+            <w:tcW w:type="dxa" w:w="2520"/>
+          </w:tcPr>
+          <w:p>
+            <w:r>
+              <w:t>Autor</w:t>
+            </w:r>
+          </w:p>
+        </w:tc>
+        <w:tc>
+          <w:tcPr>
+            <w:tcW w:type="dxa" w:w="2520"/>
+          </w:tcPr>
+          <w:p>
+            <w:r>
+              <w:t>Alteração</w:t>
+            </w:r>
+          </w:p>
+        </w:tc>
+      </w:tr>
+      <w:tr>
+        <w:tc>
+          <w:tcPr>
+            <w:tcW w:type="dxa" w:w="2520"/>
+          </w:tcPr>
+          <w:p>
+            <w:r>
+              <w:t>2026-06-26</w:t>
+            </w:r>
+          </w:p>
+        </w:tc>
+        <w:tc>
+          <w:tcPr>
+            <w:tcW w:type="dxa" w:w="2520"/>
+          </w:tcPr>
+          <w:p>
+            <w:r>
+              <w:t>0.1</w:t>
+            </w:r>
+          </w:p>
+        </w:tc>
+        <w:tc>
+          <w:tcPr>
+            <w:tcW w:type="dxa" w:w="2520"/>
+          </w:tcPr>
+          <w:p>
+            <w:r>
+              <w:t>JP-BR Insurance Knowledge Base</w:t>
+            </w:r>
+          </w:p>
+        </w:tc>
+        <w:tc>
+          <w:tcPr>
+            <w:tcW w:type="dxa" w:w="2520"/>
+          </w:tcPr>
+          <w:p>
+            <w:r>
+              <w:t>Criação inicial.</w:t>
+            </w:r>
+          </w:p>
+        </w:tc>
+      </w:tr>
+      <w:tr>
+        <w:tc>
+          <w:tcPr>
+            <w:tcW w:type="dxa" w:w="2520"/>
+          </w:tcPr>
+          <w:p>
+            <w:r>
+              <w:t>2026-06-26</w:t>
+            </w:r>
+          </w:p>
+        </w:tc>
+        <w:tc>
+          <w:tcPr>
+            <w:tcW w:type="dxa" w:w="2520"/>
+          </w:tcPr>
+          <w:p>
+            <w:r>
+              <w:t>0.2</w:t>
+            </w:r>
+          </w:p>
+        </w:tc>
+        <w:tc>
+          <w:tcPr>
+            <w:tcW w:type="dxa" w:w="2520"/>
+          </w:tcPr>
+          <w:p>
+            <w:r>
+              <w:t>JP-BR Insurance Knowledge Base</w:t>
+            </w:r>
+          </w:p>
+        </w:tc>
+        <w:tc>
+          <w:tcPr>
+            <w:tcW w:type="dxa" w:w="2520"/>
+          </w:tcPr>
+          <w:p>
+            <w:r>
+              <w:t>Inclusão de limite comercial/compliance para uso seguro em atendimento e NotebookLM.</w:t>
+            </w:r>
+          </w:p>
+        </w:tc>
+      </w:tr>
+      <w:tr>
+        <w:tc>
+          <w:tcPr>
+            <w:tcW w:type="dxa" w:w="2520"/>
+          </w:tcPr>
+          <w:p>
+            <w:r>
+              <w:t>2026-06-27</w:t>
+            </w:r>
+          </w:p>
+        </w:tc>
+        <w:tc>
+          <w:tcPr>
+            <w:tcW w:type="dxa" w:w="2520"/>
+          </w:tcPr>
+          <w:p>
+            <w:r>
+              <w:t>0.3</w:t>
+            </w:r>
+          </w:p>
+        </w:tc>
+        <w:tc>
+          <w:tcPr>
+            <w:tcW w:type="dxa" w:w="2520"/>
+          </w:tcPr>
+          <w:p>
+            <w:r>
+              <w:t>JP-BR Insurance Knowledge Base</w:t>
+            </w:r>
+          </w:p>
+        </w:tc>
+        <w:tc>
+          <w:tcPr>
+            <w:tcW w:type="dxa" w:w="2520"/>
+          </w:tcPr>
+          <w:p>
+            <w:r>
+              <w:t>内部説明を日本語化し、顧客向けポルトガル語説明との役割を分離。</w:t>
+            </w:r>
+          </w:p>
+        </w:tc>
+      </w:tr>
+    </w:tbl>
     <w:p/>
     <w:p>
       <w:pPr>
         <w:pStyle w:val="Heading1"/>
       </w:pPr>
       <w:r>
-        <w:t>CASE-MED-0017 - Cliente acha que proposta enviada já garante cobertura</w:t>
-      </w:r>
-    </w:p>
+        <w:t>CASE-MED-0021 - Cliente recebe aceitação com condição especial</w:t>
+      </w:r>
+    </w:p>
+    <w:p>
+      <w:pPr>
+        <w:pStyle w:val="Heading2"/>
+      </w:pPr>
+      <w:r>
+        <w:t>管理情報</w:t>
+      </w:r>
+    </w:p>
+    <w:p>
+      <w:pPr>
+        <w:pStyle w:val="ListBullet"/>
+      </w:pPr>
+      <w:r>
+        <w:t>Versão: 0.3</w:t>
+      </w:r>
+    </w:p>
+    <w:p>
+      <w:pPr>
+        <w:pStyle w:val="ListBullet"/>
+      </w:pPr>
+      <w:r>
+        <w:t>Data: 2026-06-27</w:t>
+      </w:r>
+    </w:p>
+    <w:p>
+      <w:pPr>
+        <w:pStyle w:val="ListBullet"/>
+      </w:pPr>
+      <w:r>
+        <w:t>Autor: JP-BR Insurance Knowledge Base</w:t>
+      </w:r>
+    </w:p>
+    <w:p>
+      <w:pPr>
+        <w:pStyle w:val="ListBullet"/>
+      </w:pPr>
+      <w:r>
+        <w:t>Histórico: Padronização da explicação ao cliente brasileiro com português explícito e leitura em katakana.</w:t>
+      </w:r>
+    </w:p>
+    <w:p>
+      <w:pPr>
+        <w:pStyle w:val="Heading2"/>
+      </w:pPr>
+      <w:r>
+        <w:t>コード</w:t>
+      </w:r>
+    </w:p>
+    <w:p>
+      <w:r>
+        <w:t>CASE-MED-0021</w:t>
+      </w:r>
+    </w:p>
+    <w:p>
+      <w:pPr>
+        <w:pStyle w:val="Heading2"/>
+      </w:pPr>
+      <w:r>
+        <w:t>商品・カテゴリー</w:t>
+      </w:r>
+    </w:p>
+    <w:p>
+      <w:r>
+        <w:t>MED</w:t>
+      </w:r>
+    </w:p>
+    <w:p>
+      <w:pPr>
+        <w:pStyle w:val="Heading2"/>
+      </w:pPr>
+      <w:r>
+        <w:t>状況</w:t>
+      </w:r>
+    </w:p>
+    <w:p>
+      <w:r>
+        <w:t>引受不可となった場合の説明と代替案確認の相談。</w:t>
+      </w:r>
+    </w:p>
+    <w:p>
+      <w:pPr>
+        <w:pStyle w:val="Heading2"/>
+      </w:pPr>
+      <w:r>
+        <w:t>問題</w:t>
+      </w:r>
+    </w:p>
+    <w:p>
+      <w:r>
+        <w:t>顧客が制度、契約条件、必要書類、保険会社の査定を混同し、支払いや加入可否を期待してしまう可能性がある。</w:t>
+      </w:r>
+    </w:p>
+    <w:p>
+      <w:pPr>
+        <w:pStyle w:val="Heading2"/>
+      </w:pPr>
+      <w:r>
+        <w:t>分析</w:t>
+      </w:r>
+    </w:p>
+    <w:p>
+      <w:r>
+        <w:t>契約内容、告知内容、関連日付、医療書類、保険会社の確認事項を分けて整理する必要がある。</w:t>
+      </w:r>
+    </w:p>
+    <w:p>
+      <w:pPr>
+        <w:pStyle w:val="Heading2"/>
+      </w:pPr>
+      <w:r>
+        <w:t>募集人への対応方針</w:t>
+      </w:r>
+    </w:p>
+    <w:p>
+      <w:r>
+        <w:t>顧客の質問を短く確認し、契約書類と必要書類を確認したうえで、一般説明と保険会社の正式判断を分けて案内する。</w:t>
+      </w:r>
+    </w:p>
+    <w:p>
+      <w:pPr>
+        <w:pStyle w:val="Heading2"/>
+      </w:pPr>
+      <w:r>
+        <w:t>ブラジル人顧客への説明方法</w:t>
+      </w:r>
+    </w:p>
+    <w:p>
+      <w:pPr>
+        <w:pStyle w:val="Heading3"/>
+      </w:pPr>
+      <w:r>
+        <w:t>ポルトガル語で伝える内容</w:t>
+      </w:r>
+    </w:p>
+    <w:p>
+      <w:r>
+        <w:t>Se houver recusa, vamos explicar que é decisão da seguradora e verificar alternativas sem prometer aceitação.</w:t>
+      </w:r>
+    </w:p>
+    <w:p>
+      <w:pPr>
+        <w:pStyle w:val="Heading3"/>
+      </w:pPr>
+      <w:r>
+        <w:t>カタカナ読み</w:t>
+      </w:r>
+    </w:p>
+    <w:p>
+      <w:r>
+        <w:t>セ オヴェール ヘクーザ、ヴァモス エスプリカール キ エ デシザォン ダ セグラドーラ イ ヴェリフィカール アウテルナチヴァス セン プロメテール アセイタサォン</w:t>
+      </w:r>
+    </w:p>
+    <w:p>
+      <w:r>
+        <w:t>日本語確認用: 契約内容、告知、書類、日付、保険会社の査定を確認したうえで、顧客に過度な約束をせず説明する。</w:t>
+      </w:r>
+    </w:p>
+    <w:p>
+      <w:pPr>
+        <w:pStyle w:val="Heading2"/>
+      </w:pPr>
+      <w:r>
+        <w:t>期待される結果</w:t>
+      </w:r>
+    </w:p>
+    <w:p>
+      <w:r>
+        <w:t>顧客が次に確認すべき書類、判断できること、保険会社の査定が必要なことを理解する。</w:t>
+      </w:r>
+    </w:p>
+    <w:p>
+      <w:pPr>
+        <w:pStyle w:val="Heading2"/>
+      </w:pPr>
+      <w:r>
+        <w:t>コンプライアンス上の注意</w:t>
+      </w:r>
+    </w:p>
+    <w:p>
+      <w:r>
+        <w:t>募集人はこのケースを対応方針として使用し、契約成立、引受可否、補償、支払可否、返金、診断、医療判断、査定結果を断定しない。最終判断は契約条件、告知内容、提出書類、関連日付、保険会社の査定による。</w:t>
+      </w:r>
+    </w:p>
+    <w:p>
+      <w:pPr>
+        <w:pStyle w:val="Heading2"/>
+      </w:pPr>
+      <w:r>
+        <w:t>関連用語</w:t>
+      </w:r>
+    </w:p>
+    <w:p>
+      <w:pPr>
+        <w:pStyle w:val="ListBullet"/>
+      </w:pPr>
+      <w:r>
+        <w:t>MED-0049</w:t>
+      </w:r>
+    </w:p>
+    <w:p>
+      <w:pPr>
+        <w:pStyle w:val="ListBullet"/>
+      </w:pPr>
+      <w:r>
+        <w:t>MED-0050</w:t>
+      </w:r>
+    </w:p>
+    <w:p>
+      <w:pPr>
+        <w:pStyle w:val="ListBullet"/>
+      </w:pPr>
+      <w:r>
+        <w:t>MED-0051</w:t>
+      </w:r>
+    </w:p>
+    <w:p>
+      <w:pPr>
+        <w:pStyle w:val="Heading2"/>
+      </w:pPr>
+      <w:r>
+        <w:t>関連FAQ</w:t>
+      </w:r>
+    </w:p>
+    <w:p>
+      <w:pPr>
+        <w:pStyle w:val="ListBullet"/>
+      </w:pPr>
+      <w:r>
+        <w:t>FAQ-MED-0049</w:t>
+      </w:r>
+    </w:p>
+    <w:p>
+      <w:pPr>
+        <w:pStyle w:val="ListBullet"/>
+      </w:pPr>
+      <w:r>
+        <w:t>FAQ-MED-0050</w:t>
+      </w:r>
+    </w:p>
+    <w:p>
+      <w:pPr>
+        <w:pStyle w:val="ListBullet"/>
+      </w:pPr>
+      <w:r>
+        <w:t>FAQ-MED-0051</w:t>
+      </w:r>
+    </w:p>
+    <w:p>
+      <w:pPr>
+        <w:pStyle w:val="Heading2"/>
+      </w:pPr>
+      <w:r>
+        <w:t>関連対話</w:t>
+      </w:r>
+    </w:p>
+    <w:p>
+      <w:pPr>
+        <w:pStyle w:val="ListBullet"/>
+      </w:pPr>
+      <w:r>
+        <w:t>DIALOGUE-MED-0013</w:t>
+      </w:r>
+    </w:p>
+    <w:p>
+      <w:pPr>
+        <w:pStyle w:val="Heading2"/>
+      </w:pPr>
+      <w:r>
+        <w:t>相互参照</w:t>
+      </w:r>
+    </w:p>
+    <w:p>
+      <w:pPr>
+        <w:pStyle w:val="ListBullet"/>
+      </w:pPr>
+      <w:r>
+        <w:t>MED-0049</w:t>
+      </w:r>
+    </w:p>
+    <w:p>
+      <w:pPr>
+        <w:pStyle w:val="ListBullet"/>
+      </w:pPr>
+      <w:r>
+        <w:t>MED-0050</w:t>
+      </w:r>
+    </w:p>
+    <w:p>
+      <w:pPr>
+        <w:pStyle w:val="ListBullet"/>
+      </w:pPr>
+      <w:r>
+        <w:t>MED-0051</w:t>
+      </w:r>
+    </w:p>
+    <w:p>
+      <w:pPr>
+        <w:pStyle w:val="ListBullet"/>
+      </w:pPr>
+      <w:r>
+        <w:t>FAQ-MED-0049</w:t>
+      </w:r>
+    </w:p>
+    <w:p>
+      <w:pPr>
+        <w:pStyle w:val="ListBullet"/>
+      </w:pPr>
+      <w:r>
+        <w:t>FAQ-MED-0050</w:t>
+      </w:r>
+    </w:p>
+    <w:p>
+      <w:pPr>
+        <w:pStyle w:val="ListBullet"/>
+      </w:pPr>
+      <w:r>
+        <w:t>FAQ-MED-0051</w:t>
+      </w:r>
+    </w:p>
+    <w:p>
+      <w:pPr>
+        <w:pStyle w:val="ListBullet"/>
+      </w:pPr>
+      <w:r>
+        <w:t>DIALOGUE-MED-0013</w:t>
+      </w:r>
+    </w:p>
+    <w:p>
+      <w:pPr>
+        <w:pStyle w:val="Heading2"/>
+      </w:pPr>
+      <w:r>
+        <w:t>参考資料</w:t>
+      </w:r>
+    </w:p>
+    <w:p>
+      <w:pPr>
+        <w:pStyle w:val="ListBullet"/>
+      </w:pPr>
+      <w:r>
+        <w:t>Documento interno: `EDITORIAL_RULES.md`</w:t>
+      </w:r>
+    </w:p>
+    <w:p>
+      <w:pPr>
+        <w:pStyle w:val="Heading2"/>
+      </w:pPr>
+      <w:r>
+        <w:t>タグ</w:t>
+      </w:r>
+    </w:p>
+    <w:p>
+      <w:pPr>
+        <w:pStyle w:val="ListBullet"/>
+      </w:pPr>
+      <w:r>
+        <w:t>case</w:t>
+      </w:r>
+    </w:p>
+    <w:p>
+      <w:pPr>
+        <w:pStyle w:val="ListBullet"/>
+      </w:pPr>
+      <w:r>
+        <w:t>med</w:t>
+      </w:r>
+    </w:p>
+    <w:p>
+      <w:pPr>
+        <w:pStyle w:val="ListBullet"/>
+      </w:pPr>
+      <w:r>
+        <w:t>contratacao</w:t>
+      </w:r>
+    </w:p>
+    <w:p>
+      <w:pPr>
+        <w:pStyle w:val="ListBullet"/>
+      </w:pPr>
+      <w:r>
+        <w:t>avaliacao</w:t>
+      </w:r>
+    </w:p>
+    <w:p>
+      <w:pPr>
+        <w:pStyle w:val="Heading2"/>
+      </w:pPr>
+      <w:r>
+        <w:t>関連項目</w:t>
+      </w:r>
+    </w:p>
+    <w:p>
+      <w:pPr>
+        <w:pStyle w:val="ListBullet"/>
+      </w:pPr>
+      <w:r>
+        <w:t>`13_Dialogues/MED/DIALOGUE-MED-0013.md`</w:t>
+      </w:r>
+    </w:p>
+    <w:p>
+      <w:pPr>
+        <w:pStyle w:val="Heading2"/>
+      </w:pPr>
+      <w:r>
+        <w:t>改訂履歴</w:t>
+      </w:r>
+    </w:p>
+    <w:tbl>
+      <w:tblPr>
+        <w:tblStyle w:val="TableGrid"/>
+        <w:tblW w:type="auto" w:w="0"/>
+        <w:tblLook w:firstColumn="1" w:firstRow="1" w:lastColumn="0" w:lastRow="0" w:noHBand="0" w:noVBand="1" w:val="04A0"/>
+      </w:tblPr>
+      <w:tblGrid>
+        <w:gridCol w:w="2520"/>
+        <w:gridCol w:w="2520"/>
+        <w:gridCol w:w="2520"/>
+        <w:gridCol w:w="2520"/>
+      </w:tblGrid>
+      <w:tr>
+        <w:tc>
+          <w:tcPr>
+            <w:tcW w:type="dxa" w:w="2520"/>
+          </w:tcPr>
+          <w:p>
+            <w:r>
+              <w:t>Data</w:t>
+            </w:r>
+          </w:p>
+        </w:tc>
+        <w:tc>
+          <w:tcPr>
+            <w:tcW w:type="dxa" w:w="2520"/>
+          </w:tcPr>
+          <w:p>
+            <w:r>
+              <w:t>Versão</w:t>
+            </w:r>
+          </w:p>
+        </w:tc>
+        <w:tc>
+          <w:tcPr>
+            <w:tcW w:type="dxa" w:w="2520"/>
+          </w:tcPr>
+          <w:p>
+            <w:r>
+              <w:t>Autor</w:t>
+            </w:r>
+          </w:p>
+        </w:tc>
+        <w:tc>
+          <w:tcPr>
+            <w:tcW w:type="dxa" w:w="2520"/>
+          </w:tcPr>
+          <w:p>
+            <w:r>
+              <w:t>Alteração</w:t>
+            </w:r>
+          </w:p>
+        </w:tc>
+      </w:tr>
+      <w:tr>
+        <w:tc>
+          <w:tcPr>
+            <w:tcW w:type="dxa" w:w="2520"/>
+          </w:tcPr>
+          <w:p>
+            <w:r>
+              <w:t>2026-06-26</w:t>
+            </w:r>
+          </w:p>
+        </w:tc>
+        <w:tc>
+          <w:tcPr>
+            <w:tcW w:type="dxa" w:w="2520"/>
+          </w:tcPr>
+          <w:p>
+            <w:r>
+              <w:t>0.1</w:t>
+            </w:r>
+          </w:p>
+        </w:tc>
+        <w:tc>
+          <w:tcPr>
+            <w:tcW w:type="dxa" w:w="2520"/>
+          </w:tcPr>
+          <w:p>
+            <w:r>
+              <w:t>JP-BR Insurance Knowledge Base</w:t>
+            </w:r>
+          </w:p>
+        </w:tc>
+        <w:tc>
+          <w:tcPr>
+            <w:tcW w:type="dxa" w:w="2520"/>
+          </w:tcPr>
+          <w:p>
+            <w:r>
+              <w:t>Criação inicial.</w:t>
+            </w:r>
+          </w:p>
+        </w:tc>
+      </w:tr>
+      <w:tr>
+        <w:tc>
+          <w:tcPr>
+            <w:tcW w:type="dxa" w:w="2520"/>
+          </w:tcPr>
+          <w:p>
+            <w:r>
+              <w:t>2026-06-26</w:t>
+            </w:r>
+          </w:p>
+        </w:tc>
+        <w:tc>
+          <w:tcPr>
+            <w:tcW w:type="dxa" w:w="2520"/>
+          </w:tcPr>
+          <w:p>
+            <w:r>
+              <w:t>0.2</w:t>
+            </w:r>
+          </w:p>
+        </w:tc>
+        <w:tc>
+          <w:tcPr>
+            <w:tcW w:type="dxa" w:w="2520"/>
+          </w:tcPr>
+          <w:p>
+            <w:r>
+              <w:t>JP-BR Insurance Knowledge Base</w:t>
+            </w:r>
+          </w:p>
+        </w:tc>
+        <w:tc>
+          <w:tcPr>
+            <w:tcW w:type="dxa" w:w="2520"/>
+          </w:tcPr>
+          <w:p>
+            <w:r>
+              <w:t>Inclusão de limite comercial/compliance para uso seguro em atendimento e NotebookLM.</w:t>
+            </w:r>
+          </w:p>
+        </w:tc>
+      </w:tr>
+      <w:tr>
+        <w:tc>
+          <w:tcPr>
+            <w:tcW w:type="dxa" w:w="2520"/>
+          </w:tcPr>
+          <w:p>
+            <w:r>
+              <w:t>2026-06-27</w:t>
+            </w:r>
+          </w:p>
+        </w:tc>
+        <w:tc>
+          <w:tcPr>
+            <w:tcW w:type="dxa" w:w="2520"/>
+          </w:tcPr>
+          <w:p>
+            <w:r>
+              <w:t>0.3</w:t>
+            </w:r>
+          </w:p>
+        </w:tc>
+        <w:tc>
+          <w:tcPr>
+            <w:tcW w:type="dxa" w:w="2520"/>
+          </w:tcPr>
+          <w:p>
+            <w:r>
+              <w:t>JP-BR Insurance Knowledge Base</w:t>
+            </w:r>
+          </w:p>
+        </w:tc>
+        <w:tc>
+          <w:tcPr>
+            <w:tcW w:type="dxa" w:w="2520"/>
+          </w:tcPr>
+          <w:p>
+            <w:r>
+              <w:t>内部説明を日本語化し、顧客向けポルトガル語説明との役割を分離。</w:t>
+            </w:r>
+          </w:p>
+        </w:tc>
+      </w:tr>
+    </w:tbl>
     <w:p/>
     <w:p>
       <w:pPr>
+        <w:pStyle w:val="Heading1"/>
+      </w:pPr>
+      <w:r>
+        <w:t>CASE-MED-0022 - Cliente não entende exclusão de doença específica</w:t>
+      </w:r>
+    </w:p>
+    <w:p>
+      <w:pPr>
         <w:pStyle w:val="Heading2"/>
       </w:pPr>
       <w:r>
-        <w:t>Controle</w:t>
-      </w:r>
-    </w:p>
+        <w:t>管理情報</w:t>
+      </w:r>
+    </w:p>
+    <w:p>
+      <w:pPr>
+        <w:pStyle w:val="ListBullet"/>
+      </w:pPr>
+      <w:r>
+        <w:t>Versão: 0.3</w:t>
+      </w:r>
+    </w:p>
+    <w:p>
+      <w:pPr>
+        <w:pStyle w:val="ListBullet"/>
+      </w:pPr>
+      <w:r>
+        <w:t>Data: 2026-06-27</w:t>
+      </w:r>
+    </w:p>
+    <w:p>
+      <w:pPr>
+        <w:pStyle w:val="ListBullet"/>
+      </w:pPr>
+      <w:r>
+        <w:t>Autor: JP-BR Insurance Knowledge Base</w:t>
+      </w:r>
+    </w:p>
+    <w:p>
+      <w:pPr>
+        <w:pStyle w:val="ListBullet"/>
+      </w:pPr>
+      <w:r>
+        <w:t>Histórico: Padronização da explicação ao cliente brasileiro com português explícito e leitura em katakana.</w:t>
+      </w:r>
+    </w:p>
+    <w:p>
+      <w:pPr>
+        <w:pStyle w:val="Heading2"/>
+      </w:pPr>
+      <w:r>
+        <w:t>コード</w:t>
+      </w:r>
+    </w:p>
+    <w:p>
+      <w:r>
+        <w:t>CASE-MED-0022</w:t>
+      </w:r>
+    </w:p>
+    <w:p>
+      <w:pPr>
+        <w:pStyle w:val="Heading2"/>
+      </w:pPr>
+      <w:r>
+        <w:t>商品・カテゴリー</w:t>
+      </w:r>
+    </w:p>
+    <w:p>
+      <w:r>
+        <w:t>MED</w:t>
+      </w:r>
+    </w:p>
+    <w:p>
+      <w:pPr>
+        <w:pStyle w:val="Heading2"/>
+      </w:pPr>
+      <w:r>
+        <w:t>状況</w:t>
+      </w:r>
+    </w:p>
+    <w:p>
+      <w:r>
+        <w:t>保険証券の内容確認と契約成立後の説明。</w:t>
+      </w:r>
+    </w:p>
+    <w:p>
+      <w:pPr>
+        <w:pStyle w:val="Heading2"/>
+      </w:pPr>
+      <w:r>
+        <w:t>問題</w:t>
+      </w:r>
+    </w:p>
+    <w:p>
+      <w:r>
+        <w:t>顧客が制度、契約条件、必要書類、保険会社の査定を混同し、支払いや加入可否を期待してしまう可能性がある。</w:t>
+      </w:r>
+    </w:p>
+    <w:p>
+      <w:pPr>
+        <w:pStyle w:val="Heading2"/>
+      </w:pPr>
+      <w:r>
+        <w:t>分析</w:t>
+      </w:r>
+    </w:p>
+    <w:p>
+      <w:r>
+        <w:t>契約内容、告知内容、関連日付、医療書類、保険会社の確認事項を分けて整理する必要がある。</w:t>
+      </w:r>
+    </w:p>
+    <w:p>
+      <w:pPr>
+        <w:pStyle w:val="Heading2"/>
+      </w:pPr>
+      <w:r>
+        <w:t>募集人への対応方針</w:t>
+      </w:r>
+    </w:p>
+    <w:p>
+      <w:r>
+        <w:t>顧客の質問を短く確認し、契約書類と必要書類を確認したうえで、一般説明と保険会社の正式判断を分けて案内する。</w:t>
+      </w:r>
+    </w:p>
+    <w:p>
+      <w:pPr>
+        <w:pStyle w:val="Heading2"/>
+      </w:pPr>
+      <w:r>
+        <w:t>ブラジル人顧客への説明方法</w:t>
+      </w:r>
+    </w:p>
+    <w:p>
+      <w:pPr>
+        <w:pStyle w:val="Heading3"/>
+      </w:pPr>
+      <w:r>
+        <w:t>ポルトガル語で伝える内容</w:t>
+      </w:r>
+    </w:p>
+    <w:p>
+      <w:r>
+        <w:t>Vamos conferir a apólice juntos para confirmar dados, coberturas, prêmio e datas importantes.</w:t>
+      </w:r>
+    </w:p>
+    <w:p>
+      <w:pPr>
+        <w:pStyle w:val="Heading3"/>
+      </w:pPr>
+      <w:r>
+        <w:t>カタカナ読み</w:t>
+      </w:r>
+    </w:p>
+    <w:p>
+      <w:r>
+        <w:t>ヴァモス コンフェリール ア アポリシ ジュントス パラ コンフィルマール ダードス、コベルトゥーラス、プレミオ イ ダタス インポルタンチス</w:t>
+      </w:r>
+    </w:p>
+    <w:p>
+      <w:r>
+        <w:t>日本語確認用: 契約内容、告知、書類、日付、保険会社の査定を確認したうえで、顧客に過度な約束をせず説明する。</w:t>
+      </w:r>
+    </w:p>
+    <w:p>
+      <w:pPr>
+        <w:pStyle w:val="Heading2"/>
+      </w:pPr>
+      <w:r>
+        <w:t>期待される結果</w:t>
+      </w:r>
+    </w:p>
+    <w:p>
+      <w:r>
+        <w:t>顧客が次に確認すべき書類、判断できること、保険会社の査定が必要なことを理解する。</w:t>
+      </w:r>
+    </w:p>
+    <w:p>
+      <w:pPr>
+        <w:pStyle w:val="Heading2"/>
+      </w:pPr>
+      <w:r>
+        <w:t>コンプライアンス上の注意</w:t>
+      </w:r>
+    </w:p>
+    <w:p>
+      <w:r>
+        <w:t>募集人はこのケースを対応方針として使用し、契約成立、引受可否、補償、支払可否、返金、診断、医療判断、査定結果を断定しない。最終判断は契約条件、告知内容、提出書類、関連日付、保険会社の査定による。</w:t>
+      </w:r>
+    </w:p>
+    <w:p>
+      <w:pPr>
+        <w:pStyle w:val="Heading2"/>
+      </w:pPr>
+      <w:r>
+        <w:t>関連用語</w:t>
+      </w:r>
+    </w:p>
+    <w:p>
+      <w:pPr>
+        <w:pStyle w:val="ListBullet"/>
+      </w:pPr>
+      <w:r>
+        <w:t>MED-0051</w:t>
+      </w:r>
+    </w:p>
+    <w:p>
+      <w:pPr>
+        <w:pStyle w:val="ListBullet"/>
+      </w:pPr>
+      <w:r>
+        <w:t>MED-0052</w:t>
+      </w:r>
+    </w:p>
+    <w:p>
+      <w:pPr>
+        <w:pStyle w:val="ListBullet"/>
+      </w:pPr>
+      <w:r>
+        <w:t>MED-0053</w:t>
+      </w:r>
+    </w:p>
+    <w:p>
+      <w:pPr>
+        <w:pStyle w:val="Heading2"/>
+      </w:pPr>
+      <w:r>
+        <w:t>関連FAQ</w:t>
+      </w:r>
+    </w:p>
+    <w:p>
+      <w:pPr>
+        <w:pStyle w:val="ListBullet"/>
+      </w:pPr>
+      <w:r>
+        <w:t>FAQ-MED-0051</w:t>
+      </w:r>
+    </w:p>
+    <w:p>
+      <w:pPr>
+        <w:pStyle w:val="ListBullet"/>
+      </w:pPr>
+      <w:r>
+        <w:t>FAQ-MED-0052</w:t>
+      </w:r>
+    </w:p>
+    <w:p>
+      <w:pPr>
+        <w:pStyle w:val="ListBullet"/>
+      </w:pPr>
+      <w:r>
+        <w:t>FAQ-MED-0053</w:t>
+      </w:r>
+    </w:p>
+    <w:p>
+      <w:pPr>
+        <w:pStyle w:val="Heading2"/>
+      </w:pPr>
+      <w:r>
+        <w:t>関連対話</w:t>
+      </w:r>
+    </w:p>
+    <w:p>
+      <w:pPr>
+        <w:pStyle w:val="ListBullet"/>
+      </w:pPr>
+      <w:r>
+        <w:t>DIALOGUE-MED-0013</w:t>
+      </w:r>
+    </w:p>
+    <w:p>
+      <w:pPr>
+        <w:pStyle w:val="Heading2"/>
+      </w:pPr>
+      <w:r>
+        <w:t>相互参照</w:t>
+      </w:r>
+    </w:p>
+    <w:p>
+      <w:pPr>
+        <w:pStyle w:val="ListBullet"/>
+      </w:pPr>
+      <w:r>
+        <w:t>MED-0051</w:t>
+      </w:r>
+    </w:p>
+    <w:p>
+      <w:pPr>
+        <w:pStyle w:val="ListBullet"/>
+      </w:pPr>
+      <w:r>
+        <w:t>MED-0052</w:t>
+      </w:r>
+    </w:p>
+    <w:p>
+      <w:pPr>
+        <w:pStyle w:val="ListBullet"/>
+      </w:pPr>
+      <w:r>
+        <w:t>MED-0053</w:t>
+      </w:r>
+    </w:p>
+    <w:p>
+      <w:pPr>
+        <w:pStyle w:val="ListBullet"/>
+      </w:pPr>
+      <w:r>
+        <w:t>FAQ-MED-0051</w:t>
+      </w:r>
+    </w:p>
+    <w:p>
+      <w:pPr>
+        <w:pStyle w:val="ListBullet"/>
+      </w:pPr>
+      <w:r>
+        <w:t>FAQ-MED-0052</w:t>
+      </w:r>
+    </w:p>
+    <w:p>
+      <w:pPr>
+        <w:pStyle w:val="ListBullet"/>
+      </w:pPr>
+      <w:r>
+        <w:t>FAQ-MED-0053</w:t>
+      </w:r>
+    </w:p>
+    <w:p>
+      <w:pPr>
+        <w:pStyle w:val="ListBullet"/>
+      </w:pPr>
+      <w:r>
+        <w:t>DIALOGUE-MED-0013</w:t>
+      </w:r>
+    </w:p>
+    <w:p>
+      <w:pPr>
+        <w:pStyle w:val="Heading2"/>
+      </w:pPr>
+      <w:r>
+        <w:t>参考資料</w:t>
+      </w:r>
+    </w:p>
+    <w:p>
+      <w:pPr>
+        <w:pStyle w:val="ListBullet"/>
+      </w:pPr>
+      <w:r>
+        <w:t>Documento interno: `EDITORIAL_RULES.md`</w:t>
+      </w:r>
+    </w:p>
+    <w:p>
+      <w:pPr>
+        <w:pStyle w:val="Heading2"/>
+      </w:pPr>
+      <w:r>
+        <w:t>タグ</w:t>
+      </w:r>
+    </w:p>
+    <w:p>
+      <w:pPr>
+        <w:pStyle w:val="ListBullet"/>
+      </w:pPr>
+      <w:r>
+        <w:t>case</w:t>
+      </w:r>
+    </w:p>
+    <w:p>
+      <w:pPr>
+        <w:pStyle w:val="ListBullet"/>
+      </w:pPr>
+      <w:r>
+        <w:t>med</w:t>
+      </w:r>
+    </w:p>
+    <w:p>
+      <w:pPr>
+        <w:pStyle w:val="ListBullet"/>
+      </w:pPr>
+      <w:r>
+        <w:t>contratacao</w:t>
+      </w:r>
+    </w:p>
+    <w:p>
+      <w:pPr>
+        <w:pStyle w:val="ListBullet"/>
+      </w:pPr>
+      <w:r>
+        <w:t>avaliacao</w:t>
+      </w:r>
+    </w:p>
+    <w:p>
+      <w:pPr>
+        <w:pStyle w:val="Heading2"/>
+      </w:pPr>
+      <w:r>
+        <w:t>関連項目</w:t>
+      </w:r>
+    </w:p>
+    <w:p>
+      <w:pPr>
+        <w:pStyle w:val="ListBullet"/>
+      </w:pPr>
+      <w:r>
+        <w:t>`13_Dialogues/MED/DIALOGUE-MED-0013.md`</w:t>
+      </w:r>
+    </w:p>
+    <w:p>
+      <w:pPr>
+        <w:pStyle w:val="Heading2"/>
+      </w:pPr>
+      <w:r>
+        <w:t>改訂履歴</w:t>
+      </w:r>
+    </w:p>
+    <w:tbl>
+      <w:tblPr>
+        <w:tblStyle w:val="TableGrid"/>
+        <w:tblW w:type="auto" w:w="0"/>
+        <w:tblLook w:firstColumn="1" w:firstRow="1" w:lastColumn="0" w:lastRow="0" w:noHBand="0" w:noVBand="1" w:val="04A0"/>
+      </w:tblPr>
+      <w:tblGrid>
+        <w:gridCol w:w="2520"/>
+        <w:gridCol w:w="2520"/>
+        <w:gridCol w:w="2520"/>
+        <w:gridCol w:w="2520"/>
+      </w:tblGrid>
+      <w:tr>
+        <w:tc>
+          <w:tcPr>
+            <w:tcW w:type="dxa" w:w="2520"/>
+          </w:tcPr>
+          <w:p>
+            <w:r>
+              <w:t>Data</w:t>
+            </w:r>
+          </w:p>
+        </w:tc>
+        <w:tc>
+          <w:tcPr>
+            <w:tcW w:type="dxa" w:w="2520"/>
+          </w:tcPr>
+          <w:p>
+            <w:r>
+              <w:t>Versão</w:t>
+            </w:r>
+          </w:p>
+        </w:tc>
+        <w:tc>
+          <w:tcPr>
+            <w:tcW w:type="dxa" w:w="2520"/>
+          </w:tcPr>
+          <w:p>
+            <w:r>
+              <w:t>Autor</w:t>
+            </w:r>
+          </w:p>
+        </w:tc>
+        <w:tc>
+          <w:tcPr>
+            <w:tcW w:type="dxa" w:w="2520"/>
+          </w:tcPr>
+          <w:p>
+            <w:r>
+              <w:t>Alteração</w:t>
+            </w:r>
+          </w:p>
+        </w:tc>
+      </w:tr>
+      <w:tr>
+        <w:tc>
+          <w:tcPr>
+            <w:tcW w:type="dxa" w:w="2520"/>
+          </w:tcPr>
+          <w:p>
+            <w:r>
+              <w:t>2026-06-26</w:t>
+            </w:r>
+          </w:p>
+        </w:tc>
+        <w:tc>
+          <w:tcPr>
+            <w:tcW w:type="dxa" w:w="2520"/>
+          </w:tcPr>
+          <w:p>
+            <w:r>
+              <w:t>0.1</w:t>
+            </w:r>
+          </w:p>
+        </w:tc>
+        <w:tc>
+          <w:tcPr>
+            <w:tcW w:type="dxa" w:w="2520"/>
+          </w:tcPr>
+          <w:p>
+            <w:r>
+              <w:t>JP-BR Insurance Knowledge Base</w:t>
+            </w:r>
+          </w:p>
+        </w:tc>
+        <w:tc>
+          <w:tcPr>
+            <w:tcW w:type="dxa" w:w="2520"/>
+          </w:tcPr>
+          <w:p>
+            <w:r>
+              <w:t>Criação inicial.</w:t>
+            </w:r>
+          </w:p>
+        </w:tc>
+      </w:tr>
+      <w:tr>
+        <w:tc>
+          <w:tcPr>
+            <w:tcW w:type="dxa" w:w="2520"/>
+          </w:tcPr>
+          <w:p>
+            <w:r>
+              <w:t>2026-06-26</w:t>
+            </w:r>
+          </w:p>
+        </w:tc>
+        <w:tc>
+          <w:tcPr>
+            <w:tcW w:type="dxa" w:w="2520"/>
+          </w:tcPr>
+          <w:p>
+            <w:r>
+              <w:t>0.2</w:t>
+            </w:r>
+          </w:p>
+        </w:tc>
+        <w:tc>
+          <w:tcPr>
+            <w:tcW w:type="dxa" w:w="2520"/>
+          </w:tcPr>
+          <w:p>
+            <w:r>
+              <w:t>JP-BR Insurance Knowledge Base</w:t>
+            </w:r>
+          </w:p>
+        </w:tc>
+        <w:tc>
+          <w:tcPr>
+            <w:tcW w:type="dxa" w:w="2520"/>
+          </w:tcPr>
+          <w:p>
+            <w:r>
+              <w:t>Inclusão de limite comercial/compliance para uso seguro em atendimento e NotebookLM.</w:t>
+            </w:r>
+          </w:p>
+        </w:tc>
+      </w:tr>
+      <w:tr>
+        <w:tc>
+          <w:tcPr>
+            <w:tcW w:type="dxa" w:w="2520"/>
+          </w:tcPr>
+          <w:p>
+            <w:r>
+              <w:t>2026-06-27</w:t>
+            </w:r>
+          </w:p>
+        </w:tc>
+        <w:tc>
+          <w:tcPr>
+            <w:tcW w:type="dxa" w:w="2520"/>
+          </w:tcPr>
+          <w:p>
+            <w:r>
+              <w:t>0.3</w:t>
+            </w:r>
+          </w:p>
+        </w:tc>
+        <w:tc>
+          <w:tcPr>
+            <w:tcW w:type="dxa" w:w="2520"/>
+          </w:tcPr>
+          <w:p>
+            <w:r>
+              <w:t>JP-BR Insurance Knowledge Base</w:t>
+            </w:r>
+          </w:p>
+        </w:tc>
+        <w:tc>
+          <w:tcPr>
+            <w:tcW w:type="dxa" w:w="2520"/>
+          </w:tcPr>
+          <w:p>
+            <w:r>
+              <w:t>内部説明を日本語化し、顧客向けポルトガル語説明との役割を分離。</w:t>
+            </w:r>
+          </w:p>
+        </w:tc>
+      </w:tr>
+    </w:tbl>
     <w:p/>
     <w:p>
       <w:pPr>
+        <w:pStyle w:val="Heading1"/>
+      </w:pPr>
+      <w:r>
+        <w:t>CASE-MED-0023 - Cliente tem contratação recusada ou adiada</w:t>
+      </w:r>
+    </w:p>
+    <w:p>
+      <w:pPr>
+        <w:pStyle w:val="Heading2"/>
+      </w:pPr>
+      <w:r>
+        <w:t>管理情報</w:t>
+      </w:r>
+    </w:p>
+    <w:p>
+      <w:pPr>
         <w:pStyle w:val="ListBullet"/>
       </w:pPr>
       <w:r>
-        <w:t>Versão: 0.2</w:t>
+        <w:t>Versão: 0.3</w:t>
       </w:r>
     </w:p>
     <w:p>
@@ -93,7 +3669,7 @@
         <w:pStyle w:val="ListBullet"/>
       </w:pPr>
       <w:r>
-        <w:t>Data: 2026-06-26</w:t>
+        <w:t>Data: 2026-06-27</w:t>
       </w:r>
     </w:p>
     <w:p>
@@ -109,3716 +3685,1278 @@
         <w:pStyle w:val="ListBullet"/>
       </w:pPr>
       <w:r>
-        <w:t>Histórico: Criação inicial; inclusão de limite comercial/compliance.</w:t>
-      </w:r>
-    </w:p>
+        <w:t>Histórico: Padronização da explicação ao cliente brasileiro com português explícito e leitura em katakana.</w:t>
+      </w:r>
+    </w:p>
+    <w:p>
+      <w:pPr>
+        <w:pStyle w:val="Heading2"/>
+      </w:pPr>
+      <w:r>
+        <w:t>コード</w:t>
+      </w:r>
+    </w:p>
+    <w:p>
+      <w:r>
+        <w:t>CASE-MED-0023</w:t>
+      </w:r>
+    </w:p>
+    <w:p>
+      <w:pPr>
+        <w:pStyle w:val="Heading2"/>
+      </w:pPr>
+      <w:r>
+        <w:t>商品・カテゴリー</w:t>
+      </w:r>
+    </w:p>
+    <w:p>
+      <w:r>
+        <w:t>MED</w:t>
+      </w:r>
+    </w:p>
+    <w:p>
+      <w:pPr>
+        <w:pStyle w:val="Heading2"/>
+      </w:pPr>
+      <w:r>
+        <w:t>状況</w:t>
+      </w:r>
+    </w:p>
+    <w:p>
+      <w:r>
+        <w:t>クーリングオフや申込撤回を確認する相談。</w:t>
+      </w:r>
+    </w:p>
+    <w:p>
+      <w:pPr>
+        <w:pStyle w:val="Heading2"/>
+      </w:pPr>
+      <w:r>
+        <w:t>問題</w:t>
+      </w:r>
+    </w:p>
+    <w:p>
+      <w:r>
+        <w:t>顧客が制度、契約条件、必要書類、保険会社の査定を混同し、支払いや加入可否を期待してしまう可能性がある。</w:t>
+      </w:r>
+    </w:p>
+    <w:p>
+      <w:pPr>
+        <w:pStyle w:val="Heading2"/>
+      </w:pPr>
+      <w:r>
+        <w:t>分析</w:t>
+      </w:r>
+    </w:p>
+    <w:p>
+      <w:r>
+        <w:t>契約内容、告知内容、関連日付、医療書類、保険会社の確認事項を分けて整理する必要がある。</w:t>
+      </w:r>
+    </w:p>
+    <w:p>
+      <w:pPr>
+        <w:pStyle w:val="Heading2"/>
+      </w:pPr>
+      <w:r>
+        <w:t>募集人への対応方針</w:t>
+      </w:r>
+    </w:p>
+    <w:p>
+      <w:r>
+        <w:t>顧客の質問を短く確認し、契約書類と必要書類を確認したうえで、一般説明と保険会社の正式判断を分けて案内する。</w:t>
+      </w:r>
+    </w:p>
+    <w:p>
+      <w:pPr>
+        <w:pStyle w:val="Heading2"/>
+      </w:pPr>
+      <w:r>
+        <w:t>ブラジル人顧客への説明方法</w:t>
+      </w:r>
+    </w:p>
+    <w:p>
+      <w:pPr>
+        <w:pStyle w:val="Heading3"/>
+      </w:pPr>
+      <w:r>
+        <w:t>ポルトガル語で伝える内容</w:t>
+      </w:r>
+    </w:p>
+    <w:p>
+      <w:r>
+        <w:t>Se quiser cancelar dentro do prazo legal, vamos confirmar data, procedimento e efeito da solicitação.</w:t>
+      </w:r>
+    </w:p>
+    <w:p>
+      <w:pPr>
+        <w:pStyle w:val="Heading3"/>
+      </w:pPr>
+      <w:r>
+        <w:t>カタカナ読み</w:t>
+      </w:r>
+    </w:p>
+    <w:p>
+      <w:r>
+        <w:t>セ キゼール カンセラール デントロ ド プラゾ レガウ、ヴァモス コンフィルマール ダタ、プロセジメント イ エフェイト ダ ソリシタサォン</w:t>
+      </w:r>
+    </w:p>
+    <w:p>
+      <w:r>
+        <w:t>日本語確認用: 契約内容、告知、書類、日付、保険会社の査定を確認したうえで、顧客に過度な約束をせず説明する。</w:t>
+      </w:r>
+    </w:p>
+    <w:p>
+      <w:pPr>
+        <w:pStyle w:val="Heading2"/>
+      </w:pPr>
+      <w:r>
+        <w:t>期待される結果</w:t>
+      </w:r>
+    </w:p>
+    <w:p>
+      <w:r>
+        <w:t>顧客が次に確認すべき書類、判断できること、保険会社の査定が必要なことを理解する。</w:t>
+      </w:r>
+    </w:p>
+    <w:p>
+      <w:pPr>
+        <w:pStyle w:val="Heading2"/>
+      </w:pPr>
+      <w:r>
+        <w:t>コンプライアンス上の注意</w:t>
+      </w:r>
+    </w:p>
+    <w:p>
+      <w:r>
+        <w:t>募集人はこのケースを対応方針として使用し、契約成立、引受可否、補償、支払可否、返金、診断、医療判断、査定結果を断定しない。最終判断は契約条件、告知内容、提出書類、関連日付、保険会社の査定による。</w:t>
+      </w:r>
+    </w:p>
+    <w:p>
+      <w:pPr>
+        <w:pStyle w:val="Heading2"/>
+      </w:pPr>
+      <w:r>
+        <w:t>関連用語</w:t>
+      </w:r>
+    </w:p>
+    <w:p>
+      <w:pPr>
+        <w:pStyle w:val="ListBullet"/>
+      </w:pPr>
+      <w:r>
+        <w:t>MED-0053</w:t>
+      </w:r>
+    </w:p>
+    <w:p>
+      <w:pPr>
+        <w:pStyle w:val="ListBullet"/>
+      </w:pPr>
+      <w:r>
+        <w:t>MED-0054</w:t>
+      </w:r>
+    </w:p>
+    <w:p>
+      <w:pPr>
+        <w:pStyle w:val="ListBullet"/>
+      </w:pPr>
+      <w:r>
+        <w:t>MED-0055</w:t>
+      </w:r>
+    </w:p>
+    <w:p>
+      <w:pPr>
+        <w:pStyle w:val="Heading2"/>
+      </w:pPr>
+      <w:r>
+        <w:t>関連FAQ</w:t>
+      </w:r>
+    </w:p>
+    <w:p>
+      <w:pPr>
+        <w:pStyle w:val="ListBullet"/>
+      </w:pPr>
+      <w:r>
+        <w:t>FAQ-MED-0053</w:t>
+      </w:r>
+    </w:p>
+    <w:p>
+      <w:pPr>
+        <w:pStyle w:val="ListBullet"/>
+      </w:pPr>
+      <w:r>
+        <w:t>FAQ-MED-0054</w:t>
+      </w:r>
+    </w:p>
+    <w:p>
+      <w:pPr>
+        <w:pStyle w:val="ListBullet"/>
+      </w:pPr>
+      <w:r>
+        <w:t>FAQ-MED-0055</w:t>
+      </w:r>
+    </w:p>
+    <w:p>
+      <w:pPr>
+        <w:pStyle w:val="Heading2"/>
+      </w:pPr>
+      <w:r>
+        <w:t>関連対話</w:t>
+      </w:r>
+    </w:p>
+    <w:p>
+      <w:pPr>
+        <w:pStyle w:val="ListBullet"/>
+      </w:pPr>
+      <w:r>
+        <w:t>DIALOGUE-MED-0014</w:t>
+      </w:r>
+    </w:p>
+    <w:p>
+      <w:pPr>
+        <w:pStyle w:val="Heading2"/>
+      </w:pPr>
+      <w:r>
+        <w:t>相互参照</w:t>
+      </w:r>
+    </w:p>
+    <w:p>
+      <w:pPr>
+        <w:pStyle w:val="ListBullet"/>
+      </w:pPr>
+      <w:r>
+        <w:t>MED-0053</w:t>
+      </w:r>
+    </w:p>
+    <w:p>
+      <w:pPr>
+        <w:pStyle w:val="ListBullet"/>
+      </w:pPr>
+      <w:r>
+        <w:t>MED-0054</w:t>
+      </w:r>
+    </w:p>
+    <w:p>
+      <w:pPr>
+        <w:pStyle w:val="ListBullet"/>
+      </w:pPr>
+      <w:r>
+        <w:t>MED-0055</w:t>
+      </w:r>
+    </w:p>
+    <w:p>
+      <w:pPr>
+        <w:pStyle w:val="ListBullet"/>
+      </w:pPr>
+      <w:r>
+        <w:t>FAQ-MED-0053</w:t>
+      </w:r>
+    </w:p>
+    <w:p>
+      <w:pPr>
+        <w:pStyle w:val="ListBullet"/>
+      </w:pPr>
+      <w:r>
+        <w:t>FAQ-MED-0054</w:t>
+      </w:r>
+    </w:p>
+    <w:p>
+      <w:pPr>
+        <w:pStyle w:val="ListBullet"/>
+      </w:pPr>
+      <w:r>
+        <w:t>FAQ-MED-0055</w:t>
+      </w:r>
+    </w:p>
+    <w:p>
+      <w:pPr>
+        <w:pStyle w:val="ListBullet"/>
+      </w:pPr>
+      <w:r>
+        <w:t>DIALOGUE-MED-0014</w:t>
+      </w:r>
+    </w:p>
+    <w:p>
+      <w:pPr>
+        <w:pStyle w:val="Heading2"/>
+      </w:pPr>
+      <w:r>
+        <w:t>参考資料</w:t>
+      </w:r>
+    </w:p>
+    <w:p>
+      <w:pPr>
+        <w:pStyle w:val="ListBullet"/>
+      </w:pPr>
+      <w:r>
+        <w:t>Documento interno: `EDITORIAL_RULES.md`</w:t>
+      </w:r>
+    </w:p>
+    <w:p>
+      <w:pPr>
+        <w:pStyle w:val="Heading2"/>
+      </w:pPr>
+      <w:r>
+        <w:t>タグ</w:t>
+      </w:r>
+    </w:p>
+    <w:p>
+      <w:pPr>
+        <w:pStyle w:val="ListBullet"/>
+      </w:pPr>
+      <w:r>
+        <w:t>case</w:t>
+      </w:r>
+    </w:p>
+    <w:p>
+      <w:pPr>
+        <w:pStyle w:val="ListBullet"/>
+      </w:pPr>
+      <w:r>
+        <w:t>med</w:t>
+      </w:r>
+    </w:p>
+    <w:p>
+      <w:pPr>
+        <w:pStyle w:val="ListBullet"/>
+      </w:pPr>
+      <w:r>
+        <w:t>contratacao</w:t>
+      </w:r>
+    </w:p>
+    <w:p>
+      <w:pPr>
+        <w:pStyle w:val="ListBullet"/>
+      </w:pPr>
+      <w:r>
+        <w:t>avaliacao</w:t>
+      </w:r>
+    </w:p>
+    <w:p>
+      <w:pPr>
+        <w:pStyle w:val="Heading2"/>
+      </w:pPr>
+      <w:r>
+        <w:t>関連項目</w:t>
+      </w:r>
+    </w:p>
+    <w:p>
+      <w:pPr>
+        <w:pStyle w:val="ListBullet"/>
+      </w:pPr>
+      <w:r>
+        <w:t>`13_Dialogues/MED/DIALOGUE-MED-0014.md`</w:t>
+      </w:r>
+    </w:p>
+    <w:p>
+      <w:pPr>
+        <w:pStyle w:val="Heading2"/>
+      </w:pPr>
+      <w:r>
+        <w:t>改訂履歴</w:t>
+      </w:r>
+    </w:p>
+    <w:tbl>
+      <w:tblPr>
+        <w:tblStyle w:val="TableGrid"/>
+        <w:tblW w:type="auto" w:w="0"/>
+        <w:tblLook w:firstColumn="1" w:firstRow="1" w:lastColumn="0" w:lastRow="0" w:noHBand="0" w:noVBand="1" w:val="04A0"/>
+      </w:tblPr>
+      <w:tblGrid>
+        <w:gridCol w:w="2520"/>
+        <w:gridCol w:w="2520"/>
+        <w:gridCol w:w="2520"/>
+        <w:gridCol w:w="2520"/>
+      </w:tblGrid>
+      <w:tr>
+        <w:tc>
+          <w:tcPr>
+            <w:tcW w:type="dxa" w:w="2520"/>
+          </w:tcPr>
+          <w:p>
+            <w:r>
+              <w:t>Data</w:t>
+            </w:r>
+          </w:p>
+        </w:tc>
+        <w:tc>
+          <w:tcPr>
+            <w:tcW w:type="dxa" w:w="2520"/>
+          </w:tcPr>
+          <w:p>
+            <w:r>
+              <w:t>Versão</w:t>
+            </w:r>
+          </w:p>
+        </w:tc>
+        <w:tc>
+          <w:tcPr>
+            <w:tcW w:type="dxa" w:w="2520"/>
+          </w:tcPr>
+          <w:p>
+            <w:r>
+              <w:t>Autor</w:t>
+            </w:r>
+          </w:p>
+        </w:tc>
+        <w:tc>
+          <w:tcPr>
+            <w:tcW w:type="dxa" w:w="2520"/>
+          </w:tcPr>
+          <w:p>
+            <w:r>
+              <w:t>Alteração</w:t>
+            </w:r>
+          </w:p>
+        </w:tc>
+      </w:tr>
+      <w:tr>
+        <w:tc>
+          <w:tcPr>
+            <w:tcW w:type="dxa" w:w="2520"/>
+          </w:tcPr>
+          <w:p>
+            <w:r>
+              <w:t>2026-06-26</w:t>
+            </w:r>
+          </w:p>
+        </w:tc>
+        <w:tc>
+          <w:tcPr>
+            <w:tcW w:type="dxa" w:w="2520"/>
+          </w:tcPr>
+          <w:p>
+            <w:r>
+              <w:t>0.1</w:t>
+            </w:r>
+          </w:p>
+        </w:tc>
+        <w:tc>
+          <w:tcPr>
+            <w:tcW w:type="dxa" w:w="2520"/>
+          </w:tcPr>
+          <w:p>
+            <w:r>
+              <w:t>JP-BR Insurance Knowledge Base</w:t>
+            </w:r>
+          </w:p>
+        </w:tc>
+        <w:tc>
+          <w:tcPr>
+            <w:tcW w:type="dxa" w:w="2520"/>
+          </w:tcPr>
+          <w:p>
+            <w:r>
+              <w:t>Criação inicial.</w:t>
+            </w:r>
+          </w:p>
+        </w:tc>
+      </w:tr>
+      <w:tr>
+        <w:tc>
+          <w:tcPr>
+            <w:tcW w:type="dxa" w:w="2520"/>
+          </w:tcPr>
+          <w:p>
+            <w:r>
+              <w:t>2026-06-26</w:t>
+            </w:r>
+          </w:p>
+        </w:tc>
+        <w:tc>
+          <w:tcPr>
+            <w:tcW w:type="dxa" w:w="2520"/>
+          </w:tcPr>
+          <w:p>
+            <w:r>
+              <w:t>0.2</w:t>
+            </w:r>
+          </w:p>
+        </w:tc>
+        <w:tc>
+          <w:tcPr>
+            <w:tcW w:type="dxa" w:w="2520"/>
+          </w:tcPr>
+          <w:p>
+            <w:r>
+              <w:t>JP-BR Insurance Knowledge Base</w:t>
+            </w:r>
+          </w:p>
+        </w:tc>
+        <w:tc>
+          <w:tcPr>
+            <w:tcW w:type="dxa" w:w="2520"/>
+          </w:tcPr>
+          <w:p>
+            <w:r>
+              <w:t>Inclusão de limite comercial/compliance para uso seguro em atendimento e NotebookLM.</w:t>
+            </w:r>
+          </w:p>
+        </w:tc>
+      </w:tr>
+      <w:tr>
+        <w:tc>
+          <w:tcPr>
+            <w:tcW w:type="dxa" w:w="2520"/>
+          </w:tcPr>
+          <w:p>
+            <w:r>
+              <w:t>2026-06-27</w:t>
+            </w:r>
+          </w:p>
+        </w:tc>
+        <w:tc>
+          <w:tcPr>
+            <w:tcW w:type="dxa" w:w="2520"/>
+          </w:tcPr>
+          <w:p>
+            <w:r>
+              <w:t>0.3</w:t>
+            </w:r>
+          </w:p>
+        </w:tc>
+        <w:tc>
+          <w:tcPr>
+            <w:tcW w:type="dxa" w:w="2520"/>
+          </w:tcPr>
+          <w:p>
+            <w:r>
+              <w:t>JP-BR Insurance Knowledge Base</w:t>
+            </w:r>
+          </w:p>
+        </w:tc>
+        <w:tc>
+          <w:tcPr>
+            <w:tcW w:type="dxa" w:w="2520"/>
+          </w:tcPr>
+          <w:p>
+            <w:r>
+              <w:t>内部説明を日本語化し、顧客向けポルトガル語説明との役割を分離。</w:t>
+            </w:r>
+          </w:p>
+        </w:tc>
+      </w:tr>
+    </w:tbl>
     <w:p/>
     <w:p>
       <w:pPr>
+        <w:pStyle w:val="Heading1"/>
+      </w:pPr>
+      <w:r>
+        <w:t>CASE-MED-0024 - Cliente quer alterar contrato recém emitido</w:t>
+      </w:r>
+    </w:p>
+    <w:p>
+      <w:pPr>
         <w:pStyle w:val="Heading2"/>
       </w:pPr>
       <w:r>
-        <w:t>Código</w:t>
-      </w:r>
-    </w:p>
+        <w:t>管理情報</w:t>
+      </w:r>
+    </w:p>
+    <w:p>
+      <w:pPr>
+        <w:pStyle w:val="ListBullet"/>
+      </w:pPr>
+      <w:r>
+        <w:t>Versão: 0.3</w:t>
+      </w:r>
+    </w:p>
+    <w:p>
+      <w:pPr>
+        <w:pStyle w:val="ListBullet"/>
+      </w:pPr>
+      <w:r>
+        <w:t>Data: 2026-06-27</w:t>
+      </w:r>
+    </w:p>
+    <w:p>
+      <w:pPr>
+        <w:pStyle w:val="ListBullet"/>
+      </w:pPr>
+      <w:r>
+        <w:t>Autor: JP-BR Insurance Knowledge Base</w:t>
+      </w:r>
+    </w:p>
+    <w:p>
+      <w:pPr>
+        <w:pStyle w:val="ListBullet"/>
+      </w:pPr>
+      <w:r>
+        <w:t>Histórico: Padronização da explicação ao cliente brasileiro com português explícito e leitura em katakana.</w:t>
+      </w:r>
+    </w:p>
+    <w:p>
+      <w:pPr>
+        <w:pStyle w:val="Heading2"/>
+      </w:pPr>
+      <w:r>
+        <w:t>コード</w:t>
+      </w:r>
+    </w:p>
+    <w:p>
+      <w:r>
+        <w:t>CASE-MED-0024</w:t>
+      </w:r>
+    </w:p>
+    <w:p>
+      <w:pPr>
+        <w:pStyle w:val="Heading2"/>
+      </w:pPr>
+      <w:r>
+        <w:t>商品・カテゴリー</w:t>
+      </w:r>
+    </w:p>
+    <w:p>
+      <w:r>
+        <w:t>MED</w:t>
+      </w:r>
+    </w:p>
+    <w:p>
+      <w:pPr>
+        <w:pStyle w:val="Heading2"/>
+      </w:pPr>
+      <w:r>
+        <w:t>状況</w:t>
+      </w:r>
+    </w:p>
+    <w:p>
+      <w:r>
+        <w:t>契約変更、住所変更、保障見直しを確認する相談。</w:t>
+      </w:r>
+    </w:p>
+    <w:p>
+      <w:pPr>
+        <w:pStyle w:val="Heading2"/>
+      </w:pPr>
+      <w:r>
+        <w:t>問題</w:t>
+      </w:r>
+    </w:p>
+    <w:p>
+      <w:r>
+        <w:t>顧客が制度、契約条件、必要書類、保険会社の査定を混同し、支払いや加入可否を期待してしまう可能性がある。</w:t>
+      </w:r>
+    </w:p>
+    <w:p>
+      <w:pPr>
+        <w:pStyle w:val="Heading2"/>
+      </w:pPr>
+      <w:r>
+        <w:t>分析</w:t>
+      </w:r>
+    </w:p>
+    <w:p>
+      <w:r>
+        <w:t>契約内容、告知内容、関連日付、医療書類、保険会社の確認事項を分けて整理する必要がある。</w:t>
+      </w:r>
+    </w:p>
+    <w:p>
+      <w:pPr>
+        <w:pStyle w:val="Heading2"/>
+      </w:pPr>
+      <w:r>
+        <w:t>募集人への対応方針</w:t>
+      </w:r>
+    </w:p>
+    <w:p>
+      <w:r>
+        <w:t>顧客の質問を短く確認し、契約書類と必要書類を確認したうえで、一般説明と保険会社の正式判断を分けて案内する。</w:t>
+      </w:r>
+    </w:p>
+    <w:p>
+      <w:pPr>
+        <w:pStyle w:val="Heading2"/>
+      </w:pPr>
+      <w:r>
+        <w:t>ブラジル人顧客への説明方法</w:t>
+      </w:r>
+    </w:p>
+    <w:p>
+      <w:pPr>
+        <w:pStyle w:val="Heading3"/>
+      </w:pPr>
+      <w:r>
+        <w:t>ポルトガル語で伝える内容</w:t>
+      </w:r>
+    </w:p>
+    <w:p>
+      <w:r>
+        <w:t>Para alterar o contrato, precisamos verificar regra, documento necessário e possível nova análise.</w:t>
+      </w:r>
+    </w:p>
+    <w:p>
+      <w:pPr>
+        <w:pStyle w:val="Heading3"/>
+      </w:pPr>
+      <w:r>
+        <w:t>カタカナ読み</w:t>
+      </w:r>
+    </w:p>
+    <w:p>
+      <w:r>
+        <w:t>パラ アウテラール オ コントラト、プレシザモス ヴェリフィカール ヘグラ、ドクメント ネセサリオ イ ポッシヴェウ ノーヴァ アナリジ</w:t>
+      </w:r>
+    </w:p>
+    <w:p>
+      <w:r>
+        <w:t>日本語確認用: 契約内容、告知、書類、日付、保険会社の査定を確認したうえで、顧客に過度な約束をせず説明する。</w:t>
+      </w:r>
+    </w:p>
+    <w:p>
+      <w:pPr>
+        <w:pStyle w:val="Heading2"/>
+      </w:pPr>
+      <w:r>
+        <w:t>期待される結果</w:t>
+      </w:r>
+    </w:p>
+    <w:p>
+      <w:r>
+        <w:t>顧客が次に確認すべき書類、判断できること、保険会社の査定が必要なことを理解する。</w:t>
+      </w:r>
+    </w:p>
+    <w:p>
+      <w:pPr>
+        <w:pStyle w:val="Heading2"/>
+      </w:pPr>
+      <w:r>
+        <w:t>コンプライアンス上の注意</w:t>
+      </w:r>
+    </w:p>
+    <w:p>
+      <w:r>
+        <w:t>募集人はこのケースを対応方針として使用し、契約成立、引受可否、補償、支払可否、返金、診断、医療判断、査定結果を断定しない。最終判断は契約条件、告知内容、提出書類、関連日付、保険会社の査定による。</w:t>
+      </w:r>
+    </w:p>
+    <w:p>
+      <w:pPr>
+        <w:pStyle w:val="Heading2"/>
+      </w:pPr>
+      <w:r>
+        <w:t>関連用語</w:t>
+      </w:r>
+    </w:p>
+    <w:p>
+      <w:pPr>
+        <w:pStyle w:val="ListBullet"/>
+      </w:pPr>
+      <w:r>
+        <w:t>MED-0055</w:t>
+      </w:r>
+    </w:p>
+    <w:p>
+      <w:pPr>
+        <w:pStyle w:val="ListBullet"/>
+      </w:pPr>
+      <w:r>
+        <w:t>MED-0056</w:t>
+      </w:r>
+    </w:p>
+    <w:p>
+      <w:pPr>
+        <w:pStyle w:val="ListBullet"/>
+      </w:pPr>
+      <w:r>
+        <w:t>MED-0057</w:t>
+      </w:r>
+    </w:p>
+    <w:p>
+      <w:pPr>
+        <w:pStyle w:val="ListBullet"/>
+      </w:pPr>
+      <w:r>
+        <w:t>MED-0058</w:t>
+      </w:r>
+    </w:p>
+    <w:p>
+      <w:pPr>
+        <w:pStyle w:val="ListBullet"/>
+      </w:pPr>
+      <w:r>
+        <w:t>MED-0059</w:t>
+      </w:r>
+    </w:p>
+    <w:p>
+      <w:pPr>
+        <w:pStyle w:val="ListBullet"/>
+      </w:pPr>
+      <w:r>
+        <w:t>MED-0060</w:t>
+      </w:r>
+    </w:p>
+    <w:p>
+      <w:pPr>
+        <w:pStyle w:val="Heading2"/>
+      </w:pPr>
+      <w:r>
+        <w:t>関連FAQ</w:t>
+      </w:r>
+    </w:p>
+    <w:p>
+      <w:pPr>
+        <w:pStyle w:val="ListBullet"/>
+      </w:pPr>
+      <w:r>
+        <w:t>FAQ-MED-0055</w:t>
+      </w:r>
+    </w:p>
+    <w:p>
+      <w:pPr>
+        <w:pStyle w:val="ListBullet"/>
+      </w:pPr>
+      <w:r>
+        <w:t>FAQ-MED-0056</w:t>
+      </w:r>
+    </w:p>
+    <w:p>
+      <w:pPr>
+        <w:pStyle w:val="ListBullet"/>
+      </w:pPr>
+      <w:r>
+        <w:t>FAQ-MED-0057</w:t>
+      </w:r>
+    </w:p>
+    <w:p>
+      <w:pPr>
+        <w:pStyle w:val="ListBullet"/>
+      </w:pPr>
+      <w:r>
+        <w:t>FAQ-MED-0058</w:t>
+      </w:r>
+    </w:p>
+    <w:p>
+      <w:pPr>
+        <w:pStyle w:val="ListBullet"/>
+      </w:pPr>
+      <w:r>
+        <w:t>FAQ-MED-0059</w:t>
+      </w:r>
+    </w:p>
+    <w:p>
+      <w:pPr>
+        <w:pStyle w:val="ListBullet"/>
+      </w:pPr>
+      <w:r>
+        <w:t>FAQ-MED-0060</w:t>
+      </w:r>
+    </w:p>
+    <w:p>
+      <w:pPr>
+        <w:pStyle w:val="Heading2"/>
+      </w:pPr>
+      <w:r>
+        <w:t>関連対話</w:t>
+      </w:r>
+    </w:p>
+    <w:p>
+      <w:pPr>
+        <w:pStyle w:val="ListBullet"/>
+      </w:pPr>
+      <w:r>
+        <w:t>DIALOGUE-MED-0014</w:t>
+      </w:r>
+    </w:p>
+    <w:p>
+      <w:pPr>
+        <w:pStyle w:val="ListBullet"/>
+      </w:pPr>
+      <w:r>
+        <w:t>DIALOGUE-MED-0015</w:t>
+      </w:r>
+    </w:p>
+    <w:p>
+      <w:pPr>
+        <w:pStyle w:val="Heading2"/>
+      </w:pPr>
+      <w:r>
+        <w:t>相互参照</w:t>
+      </w:r>
+    </w:p>
+    <w:p>
+      <w:pPr>
+        <w:pStyle w:val="ListBullet"/>
+      </w:pPr>
+      <w:r>
+        <w:t>MED-0055</w:t>
+      </w:r>
+    </w:p>
+    <w:p>
+      <w:pPr>
+        <w:pStyle w:val="ListBullet"/>
+      </w:pPr>
+      <w:r>
+        <w:t>MED-0056</w:t>
+      </w:r>
+    </w:p>
+    <w:p>
+      <w:pPr>
+        <w:pStyle w:val="ListBullet"/>
+      </w:pPr>
+      <w:r>
+        <w:t>MED-0057</w:t>
+      </w:r>
+    </w:p>
+    <w:p>
+      <w:pPr>
+        <w:pStyle w:val="ListBullet"/>
+      </w:pPr>
+      <w:r>
+        <w:t>MED-0058</w:t>
+      </w:r>
+    </w:p>
+    <w:p>
+      <w:pPr>
+        <w:pStyle w:val="ListBullet"/>
+      </w:pPr>
+      <w:r>
+        <w:t>MED-0059</w:t>
+      </w:r>
+    </w:p>
+    <w:p>
+      <w:pPr>
+        <w:pStyle w:val="ListBullet"/>
+      </w:pPr>
+      <w:r>
+        <w:t>MED-0060</w:t>
+      </w:r>
+    </w:p>
+    <w:p>
+      <w:pPr>
+        <w:pStyle w:val="ListBullet"/>
+      </w:pPr>
+      <w:r>
+        <w:t>FAQ-MED-0055</w:t>
+      </w:r>
+    </w:p>
+    <w:p>
+      <w:pPr>
+        <w:pStyle w:val="ListBullet"/>
+      </w:pPr>
+      <w:r>
+        <w:t>FAQ-MED-0056</w:t>
+      </w:r>
+    </w:p>
+    <w:p>
+      <w:pPr>
+        <w:pStyle w:val="ListBullet"/>
+      </w:pPr>
+      <w:r>
+        <w:t>FAQ-MED-0057</w:t>
+      </w:r>
+    </w:p>
+    <w:p>
+      <w:pPr>
+        <w:pStyle w:val="ListBullet"/>
+      </w:pPr>
+      <w:r>
+        <w:t>FAQ-MED-0058</w:t>
+      </w:r>
+    </w:p>
+    <w:p>
+      <w:pPr>
+        <w:pStyle w:val="ListBullet"/>
+      </w:pPr>
+      <w:r>
+        <w:t>FAQ-MED-0059</w:t>
+      </w:r>
+    </w:p>
+    <w:p>
+      <w:pPr>
+        <w:pStyle w:val="ListBullet"/>
+      </w:pPr>
+      <w:r>
+        <w:t>FAQ-MED-0060</w:t>
+      </w:r>
+    </w:p>
+    <w:p>
+      <w:pPr>
+        <w:pStyle w:val="ListBullet"/>
+      </w:pPr>
+      <w:r>
+        <w:t>DIALOGUE-MED-0014</w:t>
+      </w:r>
+    </w:p>
+    <w:p>
+      <w:pPr>
+        <w:pStyle w:val="ListBullet"/>
+      </w:pPr>
+      <w:r>
+        <w:t>DIALOGUE-MED-0015</w:t>
+      </w:r>
+    </w:p>
+    <w:p>
+      <w:pPr>
+        <w:pStyle w:val="Heading2"/>
+      </w:pPr>
+      <w:r>
+        <w:t>参考資料</w:t>
+      </w:r>
+    </w:p>
+    <w:p>
+      <w:pPr>
+        <w:pStyle w:val="ListBullet"/>
+      </w:pPr>
+      <w:r>
+        <w:t>Documento interno: `EDITORIAL_RULES.md`</w:t>
+      </w:r>
+    </w:p>
+    <w:p>
+      <w:pPr>
+        <w:pStyle w:val="Heading2"/>
+      </w:pPr>
+      <w:r>
+        <w:t>タグ</w:t>
+      </w:r>
+    </w:p>
+    <w:p>
+      <w:pPr>
+        <w:pStyle w:val="ListBullet"/>
+      </w:pPr>
+      <w:r>
+        <w:t>case</w:t>
+      </w:r>
+    </w:p>
+    <w:p>
+      <w:pPr>
+        <w:pStyle w:val="ListBullet"/>
+      </w:pPr>
+      <w:r>
+        <w:t>med</w:t>
+      </w:r>
+    </w:p>
+    <w:p>
+      <w:pPr>
+        <w:pStyle w:val="ListBullet"/>
+      </w:pPr>
+      <w:r>
+        <w:t>contratacao</w:t>
+      </w:r>
+    </w:p>
+    <w:p>
+      <w:pPr>
+        <w:pStyle w:val="ListBullet"/>
+      </w:pPr>
+      <w:r>
+        <w:t>avaliacao</w:t>
+      </w:r>
+    </w:p>
+    <w:p>
+      <w:pPr>
+        <w:pStyle w:val="Heading2"/>
+      </w:pPr>
+      <w:r>
+        <w:t>関連項目</w:t>
+      </w:r>
+    </w:p>
+    <w:p>
+      <w:pPr>
+        <w:pStyle w:val="ListBullet"/>
+      </w:pPr>
+      <w:r>
+        <w:t>`13_Dialogues/MED/DIALOGUE-MED-0014.md`</w:t>
+      </w:r>
+    </w:p>
+    <w:p>
+      <w:pPr>
+        <w:pStyle w:val="ListBullet"/>
+      </w:pPr>
+      <w:r>
+        <w:t>`13_Dialogues/MED/DIALOGUE-MED-0015.md`</w:t>
+      </w:r>
+    </w:p>
+    <w:p>
+      <w:pPr>
+        <w:pStyle w:val="Heading2"/>
+      </w:pPr>
+      <w:r>
+        <w:t>改訂履歴</w:t>
+      </w:r>
+    </w:p>
+    <w:tbl>
+      <w:tblPr>
+        <w:tblStyle w:val="TableGrid"/>
+        <w:tblW w:type="auto" w:w="0"/>
+        <w:tblLook w:firstColumn="1" w:firstRow="1" w:lastColumn="0" w:lastRow="0" w:noHBand="0" w:noVBand="1" w:val="04A0"/>
+      </w:tblPr>
+      <w:tblGrid>
+        <w:gridCol w:w="2520"/>
+        <w:gridCol w:w="2520"/>
+        <w:gridCol w:w="2520"/>
+        <w:gridCol w:w="2520"/>
+      </w:tblGrid>
+      <w:tr>
+        <w:tc>
+          <w:tcPr>
+            <w:tcW w:type="dxa" w:w="2520"/>
+          </w:tcPr>
+          <w:p>
+            <w:r>
+              <w:t>Data</w:t>
+            </w:r>
+          </w:p>
+        </w:tc>
+        <w:tc>
+          <w:tcPr>
+            <w:tcW w:type="dxa" w:w="2520"/>
+          </w:tcPr>
+          <w:p>
+            <w:r>
+              <w:t>Versão</w:t>
+            </w:r>
+          </w:p>
+        </w:tc>
+        <w:tc>
+          <w:tcPr>
+            <w:tcW w:type="dxa" w:w="2520"/>
+          </w:tcPr>
+          <w:p>
+            <w:r>
+              <w:t>Autor</w:t>
+            </w:r>
+          </w:p>
+        </w:tc>
+        <w:tc>
+          <w:tcPr>
+            <w:tcW w:type="dxa" w:w="2520"/>
+          </w:tcPr>
+          <w:p>
+            <w:r>
+              <w:t>Alteração</w:t>
+            </w:r>
+          </w:p>
+        </w:tc>
+      </w:tr>
+      <w:tr>
+        <w:tc>
+          <w:tcPr>
+            <w:tcW w:type="dxa" w:w="2520"/>
+          </w:tcPr>
+          <w:p>
+            <w:r>
+              <w:t>2026-06-26</w:t>
+            </w:r>
+          </w:p>
+        </w:tc>
+        <w:tc>
+          <w:tcPr>
+            <w:tcW w:type="dxa" w:w="2520"/>
+          </w:tcPr>
+          <w:p>
+            <w:r>
+              <w:t>0.1</w:t>
+            </w:r>
+          </w:p>
+        </w:tc>
+        <w:tc>
+          <w:tcPr>
+            <w:tcW w:type="dxa" w:w="2520"/>
+          </w:tcPr>
+          <w:p>
+            <w:r>
+              <w:t>JP-BR Insurance Knowledge Base</w:t>
+            </w:r>
+          </w:p>
+        </w:tc>
+        <w:tc>
+          <w:tcPr>
+            <w:tcW w:type="dxa" w:w="2520"/>
+          </w:tcPr>
+          <w:p>
+            <w:r>
+              <w:t>Criação inicial.</w:t>
+            </w:r>
+          </w:p>
+        </w:tc>
+      </w:tr>
+      <w:tr>
+        <w:tc>
+          <w:tcPr>
+            <w:tcW w:type="dxa" w:w="2520"/>
+          </w:tcPr>
+          <w:p>
+            <w:r>
+              <w:t>2026-06-26</w:t>
+            </w:r>
+          </w:p>
+        </w:tc>
+        <w:tc>
+          <w:tcPr>
+            <w:tcW w:type="dxa" w:w="2520"/>
+          </w:tcPr>
+          <w:p>
+            <w:r>
+              <w:t>0.2</w:t>
+            </w:r>
+          </w:p>
+        </w:tc>
+        <w:tc>
+          <w:tcPr>
+            <w:tcW w:type="dxa" w:w="2520"/>
+          </w:tcPr>
+          <w:p>
+            <w:r>
+              <w:t>JP-BR Insurance Knowledge Base</w:t>
+            </w:r>
+          </w:p>
+        </w:tc>
+        <w:tc>
+          <w:tcPr>
+            <w:tcW w:type="dxa" w:w="2520"/>
+          </w:tcPr>
+          <w:p>
+            <w:r>
+              <w:t>Inclusão de limite comercial/compliance para uso seguro em atendimento e NotebookLM.</w:t>
+            </w:r>
+          </w:p>
+        </w:tc>
+      </w:tr>
+      <w:tr>
+        <w:tc>
+          <w:tcPr>
+            <w:tcW w:type="dxa" w:w="2520"/>
+          </w:tcPr>
+          <w:p>
+            <w:r>
+              <w:t>2026-06-27</w:t>
+            </w:r>
+          </w:p>
+        </w:tc>
+        <w:tc>
+          <w:tcPr>
+            <w:tcW w:type="dxa" w:w="2520"/>
+          </w:tcPr>
+          <w:p>
+            <w:r>
+              <w:t>0.3</w:t>
+            </w:r>
+          </w:p>
+        </w:tc>
+        <w:tc>
+          <w:tcPr>
+            <w:tcW w:type="dxa" w:w="2520"/>
+          </w:tcPr>
+          <w:p>
+            <w:r>
+              <w:t>JP-BR Insurance Knowledge Base</w:t>
+            </w:r>
+          </w:p>
+        </w:tc>
+        <w:tc>
+          <w:tcPr>
+            <w:tcW w:type="dxa" w:w="2520"/>
+          </w:tcPr>
+          <w:p>
+            <w:r>
+              <w:t>内部説明を日本語化し、顧客向けポルトガル語説明との役割を分離。</w:t>
+            </w:r>
+          </w:p>
+        </w:tc>
+      </w:tr>
+    </w:tbl>
     <w:p/>
-    <w:p>
-      <w:r>
-        <w:t>CASE-MED-0017</w:t>
-      </w:r>
-    </w:p>
-    <w:p/>
-    <w:p>
-      <w:pPr>
-        <w:pStyle w:val="Heading2"/>
-      </w:pPr>
-      <w:r>
-        <w:t>Produto ou categoria</w:t>
-      </w:r>
-    </w:p>
-    <w:p/>
-    <w:p>
-      <w:r>
-        <w:t>MED</w:t>
-      </w:r>
-    </w:p>
-    <w:p/>
-    <w:p>
-      <w:pPr>
-        <w:pStyle w:val="Heading2"/>
-      </w:pPr>
-      <w:r>
-        <w:t>Situação</w:t>
-      </w:r>
-    </w:p>
-    <w:p/>
-    <w:p>
-      <w:r>
-        <w:t>Cliente acha que proposta enviada já garante cobertura.</w:t>
-      </w:r>
-    </w:p>
-    <w:p/>
-    <w:p>
-      <w:pPr>
-        <w:pStyle w:val="Heading2"/>
-      </w:pPr>
-      <w:r>
-        <w:t>Problema</w:t>
-      </w:r>
-    </w:p>
-    <w:p/>
-    <w:p>
-      <w:r>
-        <w:t>Cliente pode confundir proposta, aceitação, início de contrato, condição especial ou alteração posterior.</w:t>
-      </w:r>
-    </w:p>
-    <w:p/>
-    <w:p>
-      <w:pPr>
-        <w:pStyle w:val="Heading2"/>
-      </w:pPr>
-      <w:r>
-        <w:t>Análise</w:t>
-      </w:r>
-    </w:p>
-    <w:p/>
-    <w:p>
-      <w:r>
-        <w:t>A contratação de seguro médico exige declaração correta, análise da seguradora e confirmação formal das condições aceitas.</w:t>
-      </w:r>
-    </w:p>
-    <w:p/>
-    <w:p>
-      <w:pPr>
-        <w:pStyle w:val="Heading2"/>
-      </w:pPr>
-      <w:r>
-        <w:t>Orientação ao corretor</w:t>
-      </w:r>
-    </w:p>
-    <w:p/>
-    <w:p>
-      <w:r>
-        <w:t>Explicar cada etapa sem prometer aprovação, registrar dúvidas do cliente e conferir documentos antes do envio.</w:t>
-      </w:r>
-    </w:p>
-    <w:p/>
-    <w:p>
-      <w:pPr>
-        <w:pStyle w:val="Heading2"/>
-      </w:pPr>
-      <w:r>
-        <w:t>Como explicar ao cliente brasileiro</w:t>
-      </w:r>
-    </w:p>
-    <w:p/>
-    <w:p>
-      <w:r>
-        <w:t>Enviar a proposta não significa aprovação automática. Vamos aguardar a análise e conferir a resposta formal da seguradora.</w:t>
-      </w:r>
-    </w:p>
-    <w:p/>
-    <w:p>
-      <w:pPr>
-        <w:pStyle w:val="Heading2"/>
-      </w:pPr>
-      <w:r>
-        <w:t>Resultado esperado</w:t>
-      </w:r>
-    </w:p>
-    <w:p/>
-    <w:p>
-      <w:r>
-        <w:t>Cliente entende o processo de aceitação e decide com clareza sobre condições do contrato.</w:t>
-      </w:r>
-    </w:p>
-    <w:p/>
-    <w:p>
-      <w:pPr>
-        <w:pStyle w:val="Heading2"/>
-      </w:pPr>
-      <w:r>
-        <w:t>Limite comercial/compliance</w:t>
-      </w:r>
-    </w:p>
-    <w:p/>
-    <w:p>
-      <w:r>
-        <w:t>O corretor deve usar este caso como orientação de atendimento, sem prometer aceitação, cobertura, pagamento, prazo, diagnóstico, enquadramento médico ou resultado de análise. A decisão final depende do contrato, declaração de saúde, documentos médicos, datas relevantes e avaliação da seguradora.</w:t>
-      </w:r>
-    </w:p>
-    <w:p/>
-    <w:p>
-      <w:pPr>
-        <w:pStyle w:val="Heading2"/>
-      </w:pPr>
-      <w:r>
-        <w:t>Termos relacionados</w:t>
-      </w:r>
-    </w:p>
-    <w:p/>
-    <w:p>
-      <w:pPr>
-        <w:pStyle w:val="ListBullet"/>
-      </w:pPr>
-      <w:r>
-        <w:t>MED-0041</w:t>
-      </w:r>
-    </w:p>
-    <w:p>
-      <w:pPr>
-        <w:pStyle w:val="ListBullet"/>
-      </w:pPr>
-      <w:r>
-        <w:t>MED-0042</w:t>
-      </w:r>
-    </w:p>
-    <w:p>
-      <w:pPr>
-        <w:pStyle w:val="ListBullet"/>
-      </w:pPr>
-      <w:r>
-        <w:t>MED-0043</w:t>
-      </w:r>
-    </w:p>
-    <w:p/>
-    <w:p>
-      <w:pPr>
-        <w:pStyle w:val="Heading2"/>
-      </w:pPr>
-      <w:r>
-        <w:t>FAQs relacionadas</w:t>
-      </w:r>
-    </w:p>
-    <w:p/>
-    <w:p>
-      <w:pPr>
-        <w:pStyle w:val="ListBullet"/>
-      </w:pPr>
-      <w:r>
-        <w:t>FAQ-MED-0041</w:t>
-      </w:r>
-    </w:p>
-    <w:p>
-      <w:pPr>
-        <w:pStyle w:val="ListBullet"/>
-      </w:pPr>
-      <w:r>
-        <w:t>FAQ-MED-0042</w:t>
-      </w:r>
-    </w:p>
-    <w:p>
-      <w:pPr>
-        <w:pStyle w:val="ListBullet"/>
-      </w:pPr>
-      <w:r>
-        <w:t>FAQ-MED-0043</w:t>
-      </w:r>
-    </w:p>
-    <w:p/>
-    <w:p>
-      <w:pPr>
-        <w:pStyle w:val="Heading2"/>
-      </w:pPr>
-      <w:r>
-        <w:t>Diálogos relacionados</w:t>
-      </w:r>
-    </w:p>
-    <w:p/>
-    <w:p>
-      <w:pPr>
-        <w:pStyle w:val="ListBullet"/>
-      </w:pPr>
-      <w:r>
-        <w:t>DIALOGUE-MED-0011</w:t>
-      </w:r>
-    </w:p>
-    <w:p/>
-    <w:p>
-      <w:pPr>
-        <w:pStyle w:val="Heading2"/>
-      </w:pPr>
-      <w:r>
-        <w:t>Referências cruzadas</w:t>
-      </w:r>
-    </w:p>
-    <w:p/>
-    <w:p>
-      <w:pPr>
-        <w:pStyle w:val="ListBullet"/>
-      </w:pPr>
-      <w:r>
-        <w:t>MED-0041</w:t>
-      </w:r>
-    </w:p>
-    <w:p>
-      <w:pPr>
-        <w:pStyle w:val="ListBullet"/>
-      </w:pPr>
-      <w:r>
-        <w:t>MED-0042</w:t>
-      </w:r>
-    </w:p>
-    <w:p>
-      <w:pPr>
-        <w:pStyle w:val="ListBullet"/>
-      </w:pPr>
-      <w:r>
-        <w:t>MED-0043</w:t>
-      </w:r>
-    </w:p>
-    <w:p>
-      <w:pPr>
-        <w:pStyle w:val="ListBullet"/>
-      </w:pPr>
-      <w:r>
-        <w:t>FAQ-MED-0041</w:t>
-      </w:r>
-    </w:p>
-    <w:p>
-      <w:pPr>
-        <w:pStyle w:val="ListBullet"/>
-      </w:pPr>
-      <w:r>
-        <w:t>FAQ-MED-0042</w:t>
-      </w:r>
-    </w:p>
-    <w:p>
-      <w:pPr>
-        <w:pStyle w:val="ListBullet"/>
-      </w:pPr>
-      <w:r>
-        <w:t>FAQ-MED-0043</w:t>
-      </w:r>
-    </w:p>
-    <w:p>
-      <w:pPr>
-        <w:pStyle w:val="ListBullet"/>
-      </w:pPr>
-      <w:r>
-        <w:t>DIALOGUE-MED-0011</w:t>
-      </w:r>
-    </w:p>
-    <w:p/>
-    <w:p>
-      <w:pPr>
-        <w:pStyle w:val="Heading2"/>
-      </w:pPr>
-      <w:r>
-        <w:t>Referências</w:t>
-      </w:r>
-    </w:p>
-    <w:p/>
-    <w:p>
-      <w:pPr>
-        <w:pStyle w:val="ListBullet"/>
-      </w:pPr>
-      <w:r>
-        <w:t>Documento interno: `EDITORIAL_RULES.md`</w:t>
-      </w:r>
-    </w:p>
-    <w:p/>
-    <w:p>
-      <w:pPr>
-        <w:pStyle w:val="Heading2"/>
-      </w:pPr>
-      <w:r>
-        <w:t>Tags</w:t>
-      </w:r>
-    </w:p>
-    <w:p/>
-    <w:p>
-      <w:pPr>
-        <w:pStyle w:val="ListBullet"/>
-      </w:pPr>
-      <w:r>
-        <w:t>case</w:t>
-      </w:r>
-    </w:p>
-    <w:p>
-      <w:pPr>
-        <w:pStyle w:val="ListBullet"/>
-      </w:pPr>
-      <w:r>
-        <w:t>med</w:t>
-      </w:r>
-    </w:p>
-    <w:p>
-      <w:pPr>
-        <w:pStyle w:val="ListBullet"/>
-      </w:pPr>
-      <w:r>
-        <w:t>contratacao</w:t>
-      </w:r>
-    </w:p>
-    <w:p>
-      <w:pPr>
-        <w:pStyle w:val="ListBullet"/>
-      </w:pPr>
-      <w:r>
-        <w:t>avaliacao</w:t>
-      </w:r>
-    </w:p>
-    <w:p/>
-    <w:p>
-      <w:pPr>
-        <w:pStyle w:val="Heading2"/>
-      </w:pPr>
-      <w:r>
-        <w:t>Veja também</w:t>
-      </w:r>
-    </w:p>
-    <w:p/>
-    <w:p>
-      <w:pPr>
-        <w:pStyle w:val="ListBullet"/>
-      </w:pPr>
-      <w:r>
-        <w:t>`13_Dialogues/MED/DIALOGUE-MED-0011.md`</w:t>
-      </w:r>
-    </w:p>
-    <w:p/>
-    <w:p>
-      <w:pPr>
-        <w:pStyle w:val="Heading2"/>
-      </w:pPr>
-      <w:r>
-        <w:t>Histórico de revisão</w:t>
-      </w:r>
-    </w:p>
-    <w:p/>
-    <w:p>
-      <w:r>
-        <w:t>| Data | Versão | Autor | Alteração |</w:t>
-      </w:r>
-    </w:p>
-    <w:p>
-      <w:r>
-        <w:t>| --- | --- | --- | --- |</w:t>
-      </w:r>
-    </w:p>
-    <w:p>
-      <w:r>
-        <w:t>| 2026-06-26 | 0.1 | JP-BR Insurance Knowledge Base | Criação inicial. |</w:t>
-      </w:r>
-    </w:p>
-    <w:p>
-      <w:r>
-        <w:t>| 2026-06-26 | 0.2 | JP-BR Insurance Knowledge Base | Inclusão de limite comercial/compliance para uso seguro em atendimento e NotebookLM. |</w:t>
-      </w:r>
-    </w:p>
-    <w:p/>
-    <w:p>
-      <w:r>
-        <w:br w:type="page"/>
-      </w:r>
-    </w:p>
-    <w:p/>
-    <w:p>
-      <w:pPr>
-        <w:pStyle w:val="Heading1"/>
-      </w:pPr>
-      <w:r>
-        <w:t>CASE-MED-0018 - Cliente confunde contratante e segurado</w:t>
-      </w:r>
-    </w:p>
-    <w:p/>
-    <w:p>
-      <w:pPr>
-        <w:pStyle w:val="Heading2"/>
-      </w:pPr>
-      <w:r>
-        <w:t>Controle</w:t>
-      </w:r>
-    </w:p>
-    <w:p/>
-    <w:p>
-      <w:pPr>
-        <w:pStyle w:val="ListBullet"/>
-      </w:pPr>
-      <w:r>
-        <w:t>Versão: 0.2</w:t>
-      </w:r>
-    </w:p>
-    <w:p>
-      <w:pPr>
-        <w:pStyle w:val="ListBullet"/>
-      </w:pPr>
-      <w:r>
-        <w:t>Data: 2026-06-26</w:t>
-      </w:r>
-    </w:p>
-    <w:p>
-      <w:pPr>
-        <w:pStyle w:val="ListBullet"/>
-      </w:pPr>
-      <w:r>
-        <w:t>Autor: JP-BR Insurance Knowledge Base</w:t>
-      </w:r>
-    </w:p>
-    <w:p>
-      <w:pPr>
-        <w:pStyle w:val="ListBullet"/>
-      </w:pPr>
-      <w:r>
-        <w:t>Histórico: Criação inicial; inclusão de limite comercial/compliance.</w:t>
-      </w:r>
-    </w:p>
-    <w:p/>
-    <w:p>
-      <w:pPr>
-        <w:pStyle w:val="Heading2"/>
-      </w:pPr>
-      <w:r>
-        <w:t>Código</w:t>
-      </w:r>
-    </w:p>
-    <w:p/>
-    <w:p>
-      <w:r>
-        <w:t>CASE-MED-0018</w:t>
-      </w:r>
-    </w:p>
-    <w:p/>
-    <w:p>
-      <w:pPr>
-        <w:pStyle w:val="Heading2"/>
-      </w:pPr>
-      <w:r>
-        <w:t>Produto ou categoria</w:t>
-      </w:r>
-    </w:p>
-    <w:p/>
-    <w:p>
-      <w:r>
-        <w:t>MED</w:t>
-      </w:r>
-    </w:p>
-    <w:p/>
-    <w:p>
-      <w:pPr>
-        <w:pStyle w:val="Heading2"/>
-      </w:pPr>
-      <w:r>
-        <w:t>Situação</w:t>
-      </w:r>
-    </w:p>
-    <w:p/>
-    <w:p>
-      <w:r>
-        <w:t>Cliente confunde contratante e segurado.</w:t>
-      </w:r>
-    </w:p>
-    <w:p/>
-    <w:p>
-      <w:pPr>
-        <w:pStyle w:val="Heading2"/>
-      </w:pPr>
-      <w:r>
-        <w:t>Problema</w:t>
-      </w:r>
-    </w:p>
-    <w:p/>
-    <w:p>
-      <w:r>
-        <w:t>Cliente pode confundir proposta, aceitação, início de contrato, condição especial ou alteração posterior.</w:t>
-      </w:r>
-    </w:p>
-    <w:p/>
-    <w:p>
-      <w:pPr>
-        <w:pStyle w:val="Heading2"/>
-      </w:pPr>
-      <w:r>
-        <w:t>Análise</w:t>
-      </w:r>
-    </w:p>
-    <w:p/>
-    <w:p>
-      <w:r>
-        <w:t>A contratação de seguro médico exige declaração correta, análise da seguradora e confirmação formal das condições aceitas.</w:t>
-      </w:r>
-    </w:p>
-    <w:p/>
-    <w:p>
-      <w:pPr>
-        <w:pStyle w:val="Heading2"/>
-      </w:pPr>
-      <w:r>
-        <w:t>Orientação ao corretor</w:t>
-      </w:r>
-    </w:p>
-    <w:p/>
-    <w:p>
-      <w:r>
-        <w:t>Explicar cada etapa sem prometer aprovação, registrar dúvidas do cliente e conferir documentos antes do envio.</w:t>
-      </w:r>
-    </w:p>
-    <w:p/>
-    <w:p>
-      <w:pPr>
-        <w:pStyle w:val="Heading2"/>
-      </w:pPr>
-      <w:r>
-        <w:t>Como explicar ao cliente brasileiro</w:t>
-      </w:r>
-    </w:p>
-    <w:p/>
-    <w:p>
-      <w:r>
-        <w:t>Enviar a proposta não significa aprovação automática. Vamos aguardar a análise e conferir a resposta formal da seguradora.</w:t>
-      </w:r>
-    </w:p>
-    <w:p/>
-    <w:p>
-      <w:pPr>
-        <w:pStyle w:val="Heading2"/>
-      </w:pPr>
-      <w:r>
-        <w:t>Resultado esperado</w:t>
-      </w:r>
-    </w:p>
-    <w:p/>
-    <w:p>
-      <w:r>
-        <w:t>Cliente entende o processo de aceitação e decide com clareza sobre condições do contrato.</w:t>
-      </w:r>
-    </w:p>
-    <w:p/>
-    <w:p>
-      <w:pPr>
-        <w:pStyle w:val="Heading2"/>
-      </w:pPr>
-      <w:r>
-        <w:t>Limite comercial/compliance</w:t>
-      </w:r>
-    </w:p>
-    <w:p/>
-    <w:p>
-      <w:r>
-        <w:t>O corretor deve usar este caso como orientação de atendimento, sem prometer aceitação, cobertura, pagamento, prazo, diagnóstico, enquadramento médico ou resultado de análise. A decisão final depende do contrato, declaração de saúde, documentos médicos, datas relevantes e avaliação da seguradora.</w:t>
-      </w:r>
-    </w:p>
-    <w:p/>
-    <w:p>
-      <w:pPr>
-        <w:pStyle w:val="Heading2"/>
-      </w:pPr>
-      <w:r>
-        <w:t>Termos relacionados</w:t>
-      </w:r>
-    </w:p>
-    <w:p/>
-    <w:p>
-      <w:pPr>
-        <w:pStyle w:val="ListBullet"/>
-      </w:pPr>
-      <w:r>
-        <w:t>MED-0043</w:t>
-      </w:r>
-    </w:p>
-    <w:p>
-      <w:pPr>
-        <w:pStyle w:val="ListBullet"/>
-      </w:pPr>
-      <w:r>
-        <w:t>MED-0044</w:t>
-      </w:r>
-    </w:p>
-    <w:p>
-      <w:pPr>
-        <w:pStyle w:val="ListBullet"/>
-      </w:pPr>
-      <w:r>
-        <w:t>MED-0045</w:t>
-      </w:r>
-    </w:p>
-    <w:p/>
-    <w:p>
-      <w:pPr>
-        <w:pStyle w:val="Heading2"/>
-      </w:pPr>
-      <w:r>
-        <w:t>FAQs relacionadas</w:t>
-      </w:r>
-    </w:p>
-    <w:p/>
-    <w:p>
-      <w:pPr>
-        <w:pStyle w:val="ListBullet"/>
-      </w:pPr>
-      <w:r>
-        <w:t>FAQ-MED-0043</w:t>
-      </w:r>
-    </w:p>
-    <w:p>
-      <w:pPr>
-        <w:pStyle w:val="ListBullet"/>
-      </w:pPr>
-      <w:r>
-        <w:t>FAQ-MED-0044</w:t>
-      </w:r>
-    </w:p>
-    <w:p>
-      <w:pPr>
-        <w:pStyle w:val="ListBullet"/>
-      </w:pPr>
-      <w:r>
-        <w:t>FAQ-MED-0045</w:t>
-      </w:r>
-    </w:p>
-    <w:p/>
-    <w:p>
-      <w:pPr>
-        <w:pStyle w:val="Heading2"/>
-      </w:pPr>
-      <w:r>
-        <w:t>Diálogos relacionados</w:t>
-      </w:r>
-    </w:p>
-    <w:p/>
-    <w:p>
-      <w:pPr>
-        <w:pStyle w:val="ListBullet"/>
-      </w:pPr>
-      <w:r>
-        <w:t>DIALOGUE-MED-0011</w:t>
-      </w:r>
-    </w:p>
-    <w:p/>
-    <w:p>
-      <w:pPr>
-        <w:pStyle w:val="Heading2"/>
-      </w:pPr>
-      <w:r>
-        <w:t>Referências cruzadas</w:t>
-      </w:r>
-    </w:p>
-    <w:p/>
-    <w:p>
-      <w:pPr>
-        <w:pStyle w:val="ListBullet"/>
-      </w:pPr>
-      <w:r>
-        <w:t>MED-0043</w:t>
-      </w:r>
-    </w:p>
-    <w:p>
-      <w:pPr>
-        <w:pStyle w:val="ListBullet"/>
-      </w:pPr>
-      <w:r>
-        <w:t>MED-0044</w:t>
-      </w:r>
-    </w:p>
-    <w:p>
-      <w:pPr>
-        <w:pStyle w:val="ListBullet"/>
-      </w:pPr>
-      <w:r>
-        <w:t>MED-0045</w:t>
-      </w:r>
-    </w:p>
-    <w:p>
-      <w:pPr>
-        <w:pStyle w:val="ListBullet"/>
-      </w:pPr>
-      <w:r>
-        <w:t>FAQ-MED-0043</w:t>
-      </w:r>
-    </w:p>
-    <w:p>
-      <w:pPr>
-        <w:pStyle w:val="ListBullet"/>
-      </w:pPr>
-      <w:r>
-        <w:t>FAQ-MED-0044</w:t>
-      </w:r>
-    </w:p>
-    <w:p>
-      <w:pPr>
-        <w:pStyle w:val="ListBullet"/>
-      </w:pPr>
-      <w:r>
-        <w:t>FAQ-MED-0045</w:t>
-      </w:r>
-    </w:p>
-    <w:p>
-      <w:pPr>
-        <w:pStyle w:val="ListBullet"/>
-      </w:pPr>
-      <w:r>
-        <w:t>DIALOGUE-MED-0011</w:t>
-      </w:r>
-    </w:p>
-    <w:p/>
-    <w:p>
-      <w:pPr>
-        <w:pStyle w:val="Heading2"/>
-      </w:pPr>
-      <w:r>
-        <w:t>Referências</w:t>
-      </w:r>
-    </w:p>
-    <w:p/>
-    <w:p>
-      <w:pPr>
-        <w:pStyle w:val="ListBullet"/>
-      </w:pPr>
-      <w:r>
-        <w:t>Documento interno: `EDITORIAL_RULES.md`</w:t>
-      </w:r>
-    </w:p>
-    <w:p/>
-    <w:p>
-      <w:pPr>
-        <w:pStyle w:val="Heading2"/>
-      </w:pPr>
-      <w:r>
-        <w:t>Tags</w:t>
-      </w:r>
-    </w:p>
-    <w:p/>
-    <w:p>
-      <w:pPr>
-        <w:pStyle w:val="ListBullet"/>
-      </w:pPr>
-      <w:r>
-        <w:t>case</w:t>
-      </w:r>
-    </w:p>
-    <w:p>
-      <w:pPr>
-        <w:pStyle w:val="ListBullet"/>
-      </w:pPr>
-      <w:r>
-        <w:t>med</w:t>
-      </w:r>
-    </w:p>
-    <w:p>
-      <w:pPr>
-        <w:pStyle w:val="ListBullet"/>
-      </w:pPr>
-      <w:r>
-        <w:t>contratacao</w:t>
-      </w:r>
-    </w:p>
-    <w:p>
-      <w:pPr>
-        <w:pStyle w:val="ListBullet"/>
-      </w:pPr>
-      <w:r>
-        <w:t>avaliacao</w:t>
-      </w:r>
-    </w:p>
-    <w:p/>
-    <w:p>
-      <w:pPr>
-        <w:pStyle w:val="Heading2"/>
-      </w:pPr>
-      <w:r>
-        <w:t>Veja também</w:t>
-      </w:r>
-    </w:p>
-    <w:p/>
-    <w:p>
-      <w:pPr>
-        <w:pStyle w:val="ListBullet"/>
-      </w:pPr>
-      <w:r>
-        <w:t>`13_Dialogues/MED/DIALOGUE-MED-0011.md`</w:t>
-      </w:r>
-    </w:p>
-    <w:p/>
-    <w:p>
-      <w:pPr>
-        <w:pStyle w:val="Heading2"/>
-      </w:pPr>
-      <w:r>
-        <w:t>Histórico de revisão</w:t>
-      </w:r>
-    </w:p>
-    <w:p/>
-    <w:p>
-      <w:r>
-        <w:t>| Data | Versão | Autor | Alteração |</w:t>
-      </w:r>
-    </w:p>
-    <w:p>
-      <w:r>
-        <w:t>| --- | --- | --- | --- |</w:t>
-      </w:r>
-    </w:p>
-    <w:p>
-      <w:r>
-        <w:t>| 2026-06-26 | 0.1 | JP-BR Insurance Knowledge Base | Criação inicial. |</w:t>
-      </w:r>
-    </w:p>
-    <w:p>
-      <w:r>
-        <w:t>| 2026-06-26 | 0.2 | JP-BR Insurance Knowledge Base | Inclusão de limite comercial/compliance para uso seguro em atendimento e NotebookLM. |</w:t>
-      </w:r>
-    </w:p>
-    <w:p/>
-    <w:p>
-      <w:r>
-        <w:br w:type="page"/>
-      </w:r>
-    </w:p>
-    <w:p/>
-    <w:p>
-      <w:pPr>
-        <w:pStyle w:val="Heading1"/>
-      </w:pPr>
-      <w:r>
-        <w:t>CASE-MED-0019 - Cliente omite informação no questionário de saúde</w:t>
-      </w:r>
-    </w:p>
-    <w:p/>
-    <w:p>
-      <w:pPr>
-        <w:pStyle w:val="Heading2"/>
-      </w:pPr>
-      <w:r>
-        <w:t>Controle</w:t>
-      </w:r>
-    </w:p>
-    <w:p/>
-    <w:p>
-      <w:pPr>
-        <w:pStyle w:val="ListBullet"/>
-      </w:pPr>
-      <w:r>
-        <w:t>Versão: 0.2</w:t>
-      </w:r>
-    </w:p>
-    <w:p>
-      <w:pPr>
-        <w:pStyle w:val="ListBullet"/>
-      </w:pPr>
-      <w:r>
-        <w:t>Data: 2026-06-26</w:t>
-      </w:r>
-    </w:p>
-    <w:p>
-      <w:pPr>
-        <w:pStyle w:val="ListBullet"/>
-      </w:pPr>
-      <w:r>
-        <w:t>Autor: JP-BR Insurance Knowledge Base</w:t>
-      </w:r>
-    </w:p>
-    <w:p>
-      <w:pPr>
-        <w:pStyle w:val="ListBullet"/>
-      </w:pPr>
-      <w:r>
-        <w:t>Histórico: Criação inicial; inclusão de limite comercial/compliance.</w:t>
-      </w:r>
-    </w:p>
-    <w:p/>
-    <w:p>
-      <w:pPr>
-        <w:pStyle w:val="Heading2"/>
-      </w:pPr>
-      <w:r>
-        <w:t>Código</w:t>
-      </w:r>
-    </w:p>
-    <w:p/>
-    <w:p>
-      <w:r>
-        <w:t>CASE-MED-0019</w:t>
-      </w:r>
-    </w:p>
-    <w:p/>
-    <w:p>
-      <w:pPr>
-        <w:pStyle w:val="Heading2"/>
-      </w:pPr>
-      <w:r>
-        <w:t>Produto ou categoria</w:t>
-      </w:r>
-    </w:p>
-    <w:p/>
-    <w:p>
-      <w:r>
-        <w:t>MED</w:t>
-      </w:r>
-    </w:p>
-    <w:p/>
-    <w:p>
-      <w:pPr>
-        <w:pStyle w:val="Heading2"/>
-      </w:pPr>
-      <w:r>
-        <w:t>Situação</w:t>
-      </w:r>
-    </w:p>
-    <w:p/>
-    <w:p>
-      <w:r>
-        <w:t>Cliente omite informação no questionário de saúde.</w:t>
-      </w:r>
-    </w:p>
-    <w:p/>
-    <w:p>
-      <w:pPr>
-        <w:pStyle w:val="Heading2"/>
-      </w:pPr>
-      <w:r>
-        <w:t>Problema</w:t>
-      </w:r>
-    </w:p>
-    <w:p/>
-    <w:p>
-      <w:r>
-        <w:t>Cliente pode confundir proposta, aceitação, início de contrato, condição especial ou alteração posterior.</w:t>
-      </w:r>
-    </w:p>
-    <w:p/>
-    <w:p>
-      <w:pPr>
-        <w:pStyle w:val="Heading2"/>
-      </w:pPr>
-      <w:r>
-        <w:t>Análise</w:t>
-      </w:r>
-    </w:p>
-    <w:p/>
-    <w:p>
-      <w:r>
-        <w:t>A contratação de seguro médico exige declaração correta, análise da seguradora e confirmação formal das condições aceitas.</w:t>
-      </w:r>
-    </w:p>
-    <w:p/>
-    <w:p>
-      <w:pPr>
-        <w:pStyle w:val="Heading2"/>
-      </w:pPr>
-      <w:r>
-        <w:t>Orientação ao corretor</w:t>
-      </w:r>
-    </w:p>
-    <w:p/>
-    <w:p>
-      <w:r>
-        <w:t>Explicar cada etapa sem prometer aprovação, registrar dúvidas do cliente e conferir documentos antes do envio.</w:t>
-      </w:r>
-    </w:p>
-    <w:p/>
-    <w:p>
-      <w:pPr>
-        <w:pStyle w:val="Heading2"/>
-      </w:pPr>
-      <w:r>
-        <w:t>Como explicar ao cliente brasileiro</w:t>
-      </w:r>
-    </w:p>
-    <w:p/>
-    <w:p>
-      <w:r>
-        <w:t>Enviar a proposta não significa aprovação automática. Vamos aguardar a análise e conferir a resposta formal da seguradora.</w:t>
-      </w:r>
-    </w:p>
-    <w:p/>
-    <w:p>
-      <w:pPr>
-        <w:pStyle w:val="Heading2"/>
-      </w:pPr>
-      <w:r>
-        <w:t>Resultado esperado</w:t>
-      </w:r>
-    </w:p>
-    <w:p/>
-    <w:p>
-      <w:r>
-        <w:t>Cliente entende o processo de aceitação e decide com clareza sobre condições do contrato.</w:t>
-      </w:r>
-    </w:p>
-    <w:p/>
-    <w:p>
-      <w:pPr>
-        <w:pStyle w:val="Heading2"/>
-      </w:pPr>
-      <w:r>
-        <w:t>Limite comercial/compliance</w:t>
-      </w:r>
-    </w:p>
-    <w:p/>
-    <w:p>
-      <w:r>
-        <w:t>O corretor deve usar este caso como orientação de atendimento, sem prometer aceitação, cobertura, pagamento, prazo, diagnóstico, enquadramento médico ou resultado de análise. A decisão final depende do contrato, declaração de saúde, documentos médicos, datas relevantes e avaliação da seguradora.</w:t>
-      </w:r>
-    </w:p>
-    <w:p/>
-    <w:p>
-      <w:pPr>
-        <w:pStyle w:val="Heading2"/>
-      </w:pPr>
-      <w:r>
-        <w:t>Termos relacionados</w:t>
-      </w:r>
-    </w:p>
-    <w:p/>
-    <w:p>
-      <w:pPr>
-        <w:pStyle w:val="ListBullet"/>
-      </w:pPr>
-      <w:r>
-        <w:t>MED-0045</w:t>
-      </w:r>
-    </w:p>
-    <w:p>
-      <w:pPr>
-        <w:pStyle w:val="ListBullet"/>
-      </w:pPr>
-      <w:r>
-        <w:t>MED-0046</w:t>
-      </w:r>
-    </w:p>
-    <w:p>
-      <w:pPr>
-        <w:pStyle w:val="ListBullet"/>
-      </w:pPr>
-      <w:r>
-        <w:t>MED-0047</w:t>
-      </w:r>
-    </w:p>
-    <w:p/>
-    <w:p>
-      <w:pPr>
-        <w:pStyle w:val="Heading2"/>
-      </w:pPr>
-      <w:r>
-        <w:t>FAQs relacionadas</w:t>
-      </w:r>
-    </w:p>
-    <w:p/>
-    <w:p>
-      <w:pPr>
-        <w:pStyle w:val="ListBullet"/>
-      </w:pPr>
-      <w:r>
-        <w:t>FAQ-MED-0045</w:t>
-      </w:r>
-    </w:p>
-    <w:p>
-      <w:pPr>
-        <w:pStyle w:val="ListBullet"/>
-      </w:pPr>
-      <w:r>
-        <w:t>FAQ-MED-0046</w:t>
-      </w:r>
-    </w:p>
-    <w:p>
-      <w:pPr>
-        <w:pStyle w:val="ListBullet"/>
-      </w:pPr>
-      <w:r>
-        <w:t>FAQ-MED-0047</w:t>
-      </w:r>
-    </w:p>
-    <w:p/>
-    <w:p>
-      <w:pPr>
-        <w:pStyle w:val="Heading2"/>
-      </w:pPr>
-      <w:r>
-        <w:t>Diálogos relacionados</w:t>
-      </w:r>
-    </w:p>
-    <w:p/>
-    <w:p>
-      <w:pPr>
-        <w:pStyle w:val="ListBullet"/>
-      </w:pPr>
-      <w:r>
-        <w:t>DIALOGUE-MED-0012</w:t>
-      </w:r>
-    </w:p>
-    <w:p/>
-    <w:p>
-      <w:pPr>
-        <w:pStyle w:val="Heading2"/>
-      </w:pPr>
-      <w:r>
-        <w:t>Referências cruzadas</w:t>
-      </w:r>
-    </w:p>
-    <w:p/>
-    <w:p>
-      <w:pPr>
-        <w:pStyle w:val="ListBullet"/>
-      </w:pPr>
-      <w:r>
-        <w:t>MED-0045</w:t>
-      </w:r>
-    </w:p>
-    <w:p>
-      <w:pPr>
-        <w:pStyle w:val="ListBullet"/>
-      </w:pPr>
-      <w:r>
-        <w:t>MED-0046</w:t>
-      </w:r>
-    </w:p>
-    <w:p>
-      <w:pPr>
-        <w:pStyle w:val="ListBullet"/>
-      </w:pPr>
-      <w:r>
-        <w:t>MED-0047</w:t>
-      </w:r>
-    </w:p>
-    <w:p>
-      <w:pPr>
-        <w:pStyle w:val="ListBullet"/>
-      </w:pPr>
-      <w:r>
-        <w:t>FAQ-MED-0045</w:t>
-      </w:r>
-    </w:p>
-    <w:p>
-      <w:pPr>
-        <w:pStyle w:val="ListBullet"/>
-      </w:pPr>
-      <w:r>
-        <w:t>FAQ-MED-0046</w:t>
-      </w:r>
-    </w:p>
-    <w:p>
-      <w:pPr>
-        <w:pStyle w:val="ListBullet"/>
-      </w:pPr>
-      <w:r>
-        <w:t>FAQ-MED-0047</w:t>
-      </w:r>
-    </w:p>
-    <w:p>
-      <w:pPr>
-        <w:pStyle w:val="ListBullet"/>
-      </w:pPr>
-      <w:r>
-        <w:t>DIALOGUE-MED-0012</w:t>
-      </w:r>
-    </w:p>
-    <w:p/>
-    <w:p>
-      <w:pPr>
-        <w:pStyle w:val="Heading2"/>
-      </w:pPr>
-      <w:r>
-        <w:t>Referências</w:t>
-      </w:r>
-    </w:p>
-    <w:p/>
-    <w:p>
-      <w:pPr>
-        <w:pStyle w:val="ListBullet"/>
-      </w:pPr>
-      <w:r>
-        <w:t>Documento interno: `EDITORIAL_RULES.md`</w:t>
-      </w:r>
-    </w:p>
-    <w:p/>
-    <w:p>
-      <w:pPr>
-        <w:pStyle w:val="Heading2"/>
-      </w:pPr>
-      <w:r>
-        <w:t>Tags</w:t>
-      </w:r>
-    </w:p>
-    <w:p/>
-    <w:p>
-      <w:pPr>
-        <w:pStyle w:val="ListBullet"/>
-      </w:pPr>
-      <w:r>
-        <w:t>case</w:t>
-      </w:r>
-    </w:p>
-    <w:p>
-      <w:pPr>
-        <w:pStyle w:val="ListBullet"/>
-      </w:pPr>
-      <w:r>
-        <w:t>med</w:t>
-      </w:r>
-    </w:p>
-    <w:p>
-      <w:pPr>
-        <w:pStyle w:val="ListBullet"/>
-      </w:pPr>
-      <w:r>
-        <w:t>contratacao</w:t>
-      </w:r>
-    </w:p>
-    <w:p>
-      <w:pPr>
-        <w:pStyle w:val="ListBullet"/>
-      </w:pPr>
-      <w:r>
-        <w:t>avaliacao</w:t>
-      </w:r>
-    </w:p>
-    <w:p/>
-    <w:p>
-      <w:pPr>
-        <w:pStyle w:val="Heading2"/>
-      </w:pPr>
-      <w:r>
-        <w:t>Veja também</w:t>
-      </w:r>
-    </w:p>
-    <w:p/>
-    <w:p>
-      <w:pPr>
-        <w:pStyle w:val="ListBullet"/>
-      </w:pPr>
-      <w:r>
-        <w:t>`13_Dialogues/MED/DIALOGUE-MED-0012.md`</w:t>
-      </w:r>
-    </w:p>
-    <w:p/>
-    <w:p>
-      <w:pPr>
-        <w:pStyle w:val="Heading2"/>
-      </w:pPr>
-      <w:r>
-        <w:t>Histórico de revisão</w:t>
-      </w:r>
-    </w:p>
-    <w:p/>
-    <w:p>
-      <w:r>
-        <w:t>| Data | Versão | Autor | Alteração |</w:t>
-      </w:r>
-    </w:p>
-    <w:p>
-      <w:r>
-        <w:t>| --- | --- | --- | --- |</w:t>
-      </w:r>
-    </w:p>
-    <w:p>
-      <w:r>
-        <w:t>| 2026-06-26 | 0.1 | JP-BR Insurance Knowledge Base | Criação inicial. |</w:t>
-      </w:r>
-    </w:p>
-    <w:p>
-      <w:r>
-        <w:t>| 2026-06-26 | 0.2 | JP-BR Insurance Knowledge Base | Inclusão de limite comercial/compliance para uso seguro em atendimento e NotebookLM. |</w:t>
-      </w:r>
-    </w:p>
-    <w:p/>
-    <w:p>
-      <w:r>
-        <w:br w:type="page"/>
-      </w:r>
-    </w:p>
-    <w:p/>
-    <w:p>
-      <w:pPr>
-        <w:pStyle w:val="Heading1"/>
-      </w:pPr>
-      <w:r>
-        <w:t>CASE-MED-0020 - Cliente recebe pedido de exame médico</w:t>
-      </w:r>
-    </w:p>
-    <w:p/>
-    <w:p>
-      <w:pPr>
-        <w:pStyle w:val="Heading2"/>
-      </w:pPr>
-      <w:r>
-        <w:t>Controle</w:t>
-      </w:r>
-    </w:p>
-    <w:p/>
-    <w:p>
-      <w:pPr>
-        <w:pStyle w:val="ListBullet"/>
-      </w:pPr>
-      <w:r>
-        <w:t>Versão: 0.2</w:t>
-      </w:r>
-    </w:p>
-    <w:p>
-      <w:pPr>
-        <w:pStyle w:val="ListBullet"/>
-      </w:pPr>
-      <w:r>
-        <w:t>Data: 2026-06-26</w:t>
-      </w:r>
-    </w:p>
-    <w:p>
-      <w:pPr>
-        <w:pStyle w:val="ListBullet"/>
-      </w:pPr>
-      <w:r>
-        <w:t>Autor: JP-BR Insurance Knowledge Base</w:t>
-      </w:r>
-    </w:p>
-    <w:p>
-      <w:pPr>
-        <w:pStyle w:val="ListBullet"/>
-      </w:pPr>
-      <w:r>
-        <w:t>Histórico: Criação inicial; inclusão de limite comercial/compliance.</w:t>
-      </w:r>
-    </w:p>
-    <w:p/>
-    <w:p>
-      <w:pPr>
-        <w:pStyle w:val="Heading2"/>
-      </w:pPr>
-      <w:r>
-        <w:t>Código</w:t>
-      </w:r>
-    </w:p>
-    <w:p/>
-    <w:p>
-      <w:r>
-        <w:t>CASE-MED-0020</w:t>
-      </w:r>
-    </w:p>
-    <w:p/>
-    <w:p>
-      <w:pPr>
-        <w:pStyle w:val="Heading2"/>
-      </w:pPr>
-      <w:r>
-        <w:t>Produto ou categoria</w:t>
-      </w:r>
-    </w:p>
-    <w:p/>
-    <w:p>
-      <w:r>
-        <w:t>MED</w:t>
-      </w:r>
-    </w:p>
-    <w:p/>
-    <w:p>
-      <w:pPr>
-        <w:pStyle w:val="Heading2"/>
-      </w:pPr>
-      <w:r>
-        <w:t>Situação</w:t>
-      </w:r>
-    </w:p>
-    <w:p/>
-    <w:p>
-      <w:r>
-        <w:t>Cliente recebe pedido de exame médico.</w:t>
-      </w:r>
-    </w:p>
-    <w:p/>
-    <w:p>
-      <w:pPr>
-        <w:pStyle w:val="Heading2"/>
-      </w:pPr>
-      <w:r>
-        <w:t>Problema</w:t>
-      </w:r>
-    </w:p>
-    <w:p/>
-    <w:p>
-      <w:r>
-        <w:t>Cliente pode confundir proposta, aceitação, início de contrato, condição especial ou alteração posterior.</w:t>
-      </w:r>
-    </w:p>
-    <w:p/>
-    <w:p>
-      <w:pPr>
-        <w:pStyle w:val="Heading2"/>
-      </w:pPr>
-      <w:r>
-        <w:t>Análise</w:t>
-      </w:r>
-    </w:p>
-    <w:p/>
-    <w:p>
-      <w:r>
-        <w:t>A contratação de seguro médico exige declaração correta, análise da seguradora e confirmação formal das condições aceitas.</w:t>
-      </w:r>
-    </w:p>
-    <w:p/>
-    <w:p>
-      <w:pPr>
-        <w:pStyle w:val="Heading2"/>
-      </w:pPr>
-      <w:r>
-        <w:t>Orientação ao corretor</w:t>
-      </w:r>
-    </w:p>
-    <w:p/>
-    <w:p>
-      <w:r>
-        <w:t>Explicar cada etapa sem prometer aprovação, registrar dúvidas do cliente e conferir documentos antes do envio.</w:t>
-      </w:r>
-    </w:p>
-    <w:p/>
-    <w:p>
-      <w:pPr>
-        <w:pStyle w:val="Heading2"/>
-      </w:pPr>
-      <w:r>
-        <w:t>Como explicar ao cliente brasileiro</w:t>
-      </w:r>
-    </w:p>
-    <w:p/>
-    <w:p>
-      <w:r>
-        <w:t>Enviar a proposta não significa aprovação automática. Vamos aguardar a análise e conferir a resposta formal da seguradora.</w:t>
-      </w:r>
-    </w:p>
-    <w:p/>
-    <w:p>
-      <w:pPr>
-        <w:pStyle w:val="Heading2"/>
-      </w:pPr>
-      <w:r>
-        <w:t>Resultado esperado</w:t>
-      </w:r>
-    </w:p>
-    <w:p/>
-    <w:p>
-      <w:r>
-        <w:t>Cliente entende o processo de aceitação e decide com clareza sobre condições do contrato.</w:t>
-      </w:r>
-    </w:p>
-    <w:p/>
-    <w:p>
-      <w:pPr>
-        <w:pStyle w:val="Heading2"/>
-      </w:pPr>
-      <w:r>
-        <w:t>Limite comercial/compliance</w:t>
-      </w:r>
-    </w:p>
-    <w:p/>
-    <w:p>
-      <w:r>
-        <w:t>O corretor deve usar este caso como orientação de atendimento, sem prometer aceitação, cobertura, pagamento, prazo, diagnóstico, enquadramento médico ou resultado de análise. A decisão final depende do contrato, declaração de saúde, documentos médicos, datas relevantes e avaliação da seguradora.</w:t>
-      </w:r>
-    </w:p>
-    <w:p/>
-    <w:p>
-      <w:pPr>
-        <w:pStyle w:val="Heading2"/>
-      </w:pPr>
-      <w:r>
-        <w:t>Termos relacionados</w:t>
-      </w:r>
-    </w:p>
-    <w:p/>
-    <w:p>
-      <w:pPr>
-        <w:pStyle w:val="ListBullet"/>
-      </w:pPr>
-      <w:r>
-        <w:t>MED-0047</w:t>
-      </w:r>
-    </w:p>
-    <w:p>
-      <w:pPr>
-        <w:pStyle w:val="ListBullet"/>
-      </w:pPr>
-      <w:r>
-        <w:t>MED-0048</w:t>
-      </w:r>
-    </w:p>
-    <w:p>
-      <w:pPr>
-        <w:pStyle w:val="ListBullet"/>
-      </w:pPr>
-      <w:r>
-        <w:t>MED-0049</w:t>
-      </w:r>
-    </w:p>
-    <w:p/>
-    <w:p>
-      <w:pPr>
-        <w:pStyle w:val="Heading2"/>
-      </w:pPr>
-      <w:r>
-        <w:t>FAQs relacionadas</w:t>
-      </w:r>
-    </w:p>
-    <w:p/>
-    <w:p>
-      <w:pPr>
-        <w:pStyle w:val="ListBullet"/>
-      </w:pPr>
-      <w:r>
-        <w:t>FAQ-MED-0047</w:t>
-      </w:r>
-    </w:p>
-    <w:p>
-      <w:pPr>
-        <w:pStyle w:val="ListBullet"/>
-      </w:pPr>
-      <w:r>
-        <w:t>FAQ-MED-0048</w:t>
-      </w:r>
-    </w:p>
-    <w:p>
-      <w:pPr>
-        <w:pStyle w:val="ListBullet"/>
-      </w:pPr>
-      <w:r>
-        <w:t>FAQ-MED-0049</w:t>
-      </w:r>
-    </w:p>
-    <w:p/>
-    <w:p>
-      <w:pPr>
-        <w:pStyle w:val="Heading2"/>
-      </w:pPr>
-      <w:r>
-        <w:t>Diálogos relacionados</w:t>
-      </w:r>
-    </w:p>
-    <w:p/>
-    <w:p>
-      <w:pPr>
-        <w:pStyle w:val="ListBullet"/>
-      </w:pPr>
-      <w:r>
-        <w:t>DIALOGUE-MED-0012</w:t>
-      </w:r>
-    </w:p>
-    <w:p/>
-    <w:p>
-      <w:pPr>
-        <w:pStyle w:val="Heading2"/>
-      </w:pPr>
-      <w:r>
-        <w:t>Referências cruzadas</w:t>
-      </w:r>
-    </w:p>
-    <w:p/>
-    <w:p>
-      <w:pPr>
-        <w:pStyle w:val="ListBullet"/>
-      </w:pPr>
-      <w:r>
-        <w:t>MED-0047</w:t>
-      </w:r>
-    </w:p>
-    <w:p>
-      <w:pPr>
-        <w:pStyle w:val="ListBullet"/>
-      </w:pPr>
-      <w:r>
-        <w:t>MED-0048</w:t>
-      </w:r>
-    </w:p>
-    <w:p>
-      <w:pPr>
-        <w:pStyle w:val="ListBullet"/>
-      </w:pPr>
-      <w:r>
-        <w:t>MED-0049</w:t>
-      </w:r>
-    </w:p>
-    <w:p>
-      <w:pPr>
-        <w:pStyle w:val="ListBullet"/>
-      </w:pPr>
-      <w:r>
-        <w:t>FAQ-MED-0047</w:t>
-      </w:r>
-    </w:p>
-    <w:p>
-      <w:pPr>
-        <w:pStyle w:val="ListBullet"/>
-      </w:pPr>
-      <w:r>
-        <w:t>FAQ-MED-0048</w:t>
-      </w:r>
-    </w:p>
-    <w:p>
-      <w:pPr>
-        <w:pStyle w:val="ListBullet"/>
-      </w:pPr>
-      <w:r>
-        <w:t>FAQ-MED-0049</w:t>
-      </w:r>
-    </w:p>
-    <w:p>
-      <w:pPr>
-        <w:pStyle w:val="ListBullet"/>
-      </w:pPr>
-      <w:r>
-        <w:t>DIALOGUE-MED-0012</w:t>
-      </w:r>
-    </w:p>
-    <w:p/>
-    <w:p>
-      <w:pPr>
-        <w:pStyle w:val="Heading2"/>
-      </w:pPr>
-      <w:r>
-        <w:t>Referências</w:t>
-      </w:r>
-    </w:p>
-    <w:p/>
-    <w:p>
-      <w:pPr>
-        <w:pStyle w:val="ListBullet"/>
-      </w:pPr>
-      <w:r>
-        <w:t>Documento interno: `EDITORIAL_RULES.md`</w:t>
-      </w:r>
-    </w:p>
-    <w:p/>
-    <w:p>
-      <w:pPr>
-        <w:pStyle w:val="Heading2"/>
-      </w:pPr>
-      <w:r>
-        <w:t>Tags</w:t>
-      </w:r>
-    </w:p>
-    <w:p/>
-    <w:p>
-      <w:pPr>
-        <w:pStyle w:val="ListBullet"/>
-      </w:pPr>
-      <w:r>
-        <w:t>case</w:t>
-      </w:r>
-    </w:p>
-    <w:p>
-      <w:pPr>
-        <w:pStyle w:val="ListBullet"/>
-      </w:pPr>
-      <w:r>
-        <w:t>med</w:t>
-      </w:r>
-    </w:p>
-    <w:p>
-      <w:pPr>
-        <w:pStyle w:val="ListBullet"/>
-      </w:pPr>
-      <w:r>
-        <w:t>contratacao</w:t>
-      </w:r>
-    </w:p>
-    <w:p>
-      <w:pPr>
-        <w:pStyle w:val="ListBullet"/>
-      </w:pPr>
-      <w:r>
-        <w:t>avaliacao</w:t>
-      </w:r>
-    </w:p>
-    <w:p/>
-    <w:p>
-      <w:pPr>
-        <w:pStyle w:val="Heading2"/>
-      </w:pPr>
-      <w:r>
-        <w:t>Veja também</w:t>
-      </w:r>
-    </w:p>
-    <w:p/>
-    <w:p>
-      <w:pPr>
-        <w:pStyle w:val="ListBullet"/>
-      </w:pPr>
-      <w:r>
-        <w:t>`13_Dialogues/MED/DIALOGUE-MED-0012.md`</w:t>
-      </w:r>
-    </w:p>
-    <w:p/>
-    <w:p>
-      <w:pPr>
-        <w:pStyle w:val="Heading2"/>
-      </w:pPr>
-      <w:r>
-        <w:t>Histórico de revisão</w:t>
-      </w:r>
-    </w:p>
-    <w:p/>
-    <w:p>
-      <w:r>
-        <w:t>| Data | Versão | Autor | Alteração |</w:t>
-      </w:r>
-    </w:p>
-    <w:p>
-      <w:r>
-        <w:t>| --- | --- | --- | --- |</w:t>
-      </w:r>
-    </w:p>
-    <w:p>
-      <w:r>
-        <w:t>| 2026-06-26 | 0.1 | JP-BR Insurance Knowledge Base | Criação inicial. |</w:t>
-      </w:r>
-    </w:p>
-    <w:p>
-      <w:r>
-        <w:t>| 2026-06-26 | 0.2 | JP-BR Insurance Knowledge Base | Inclusão de limite comercial/compliance para uso seguro em atendimento e NotebookLM. |</w:t>
-      </w:r>
-    </w:p>
-    <w:p/>
-    <w:p>
-      <w:r>
-        <w:br w:type="page"/>
-      </w:r>
-    </w:p>
-    <w:p/>
-    <w:p>
-      <w:pPr>
-        <w:pStyle w:val="Heading1"/>
-      </w:pPr>
-      <w:r>
-        <w:t>CASE-MED-0021 - Cliente recebe aceitação com condição especial</w:t>
-      </w:r>
-    </w:p>
-    <w:p/>
-    <w:p>
-      <w:pPr>
-        <w:pStyle w:val="Heading2"/>
-      </w:pPr>
-      <w:r>
-        <w:t>Controle</w:t>
-      </w:r>
-    </w:p>
-    <w:p/>
-    <w:p>
-      <w:pPr>
-        <w:pStyle w:val="ListBullet"/>
-      </w:pPr>
-      <w:r>
-        <w:t>Versão: 0.2</w:t>
-      </w:r>
-    </w:p>
-    <w:p>
-      <w:pPr>
-        <w:pStyle w:val="ListBullet"/>
-      </w:pPr>
-      <w:r>
-        <w:t>Data: 2026-06-26</w:t>
-      </w:r>
-    </w:p>
-    <w:p>
-      <w:pPr>
-        <w:pStyle w:val="ListBullet"/>
-      </w:pPr>
-      <w:r>
-        <w:t>Autor: JP-BR Insurance Knowledge Base</w:t>
-      </w:r>
-    </w:p>
-    <w:p>
-      <w:pPr>
-        <w:pStyle w:val="ListBullet"/>
-      </w:pPr>
-      <w:r>
-        <w:t>Histórico: Criação inicial; inclusão de limite comercial/compliance.</w:t>
-      </w:r>
-    </w:p>
-    <w:p/>
-    <w:p>
-      <w:pPr>
-        <w:pStyle w:val="Heading2"/>
-      </w:pPr>
-      <w:r>
-        <w:t>Código</w:t>
-      </w:r>
-    </w:p>
-    <w:p/>
-    <w:p>
-      <w:r>
-        <w:t>CASE-MED-0021</w:t>
-      </w:r>
-    </w:p>
-    <w:p/>
-    <w:p>
-      <w:pPr>
-        <w:pStyle w:val="Heading2"/>
-      </w:pPr>
-      <w:r>
-        <w:t>Produto ou categoria</w:t>
-      </w:r>
-    </w:p>
-    <w:p/>
-    <w:p>
-      <w:r>
-        <w:t>MED</w:t>
-      </w:r>
-    </w:p>
-    <w:p/>
-    <w:p>
-      <w:pPr>
-        <w:pStyle w:val="Heading2"/>
-      </w:pPr>
-      <w:r>
-        <w:t>Situação</w:t>
-      </w:r>
-    </w:p>
-    <w:p/>
-    <w:p>
-      <w:r>
-        <w:t>Cliente recebe aceitação com condição especial.</w:t>
-      </w:r>
-    </w:p>
-    <w:p/>
-    <w:p>
-      <w:pPr>
-        <w:pStyle w:val="Heading2"/>
-      </w:pPr>
-      <w:r>
-        <w:t>Problema</w:t>
-      </w:r>
-    </w:p>
-    <w:p/>
-    <w:p>
-      <w:r>
-        <w:t>Cliente pode confundir proposta, aceitação, início de contrato, condição especial ou alteração posterior.</w:t>
-      </w:r>
-    </w:p>
-    <w:p/>
-    <w:p>
-      <w:pPr>
-        <w:pStyle w:val="Heading2"/>
-      </w:pPr>
-      <w:r>
-        <w:t>Análise</w:t>
-      </w:r>
-    </w:p>
-    <w:p/>
-    <w:p>
-      <w:r>
-        <w:t>A contratação de seguro médico exige declaração correta, análise da seguradora e confirmação formal das condições aceitas.</w:t>
-      </w:r>
-    </w:p>
-    <w:p/>
-    <w:p>
-      <w:pPr>
-        <w:pStyle w:val="Heading2"/>
-      </w:pPr>
-      <w:r>
-        <w:t>Orientação ao corretor</w:t>
-      </w:r>
-    </w:p>
-    <w:p/>
-    <w:p>
-      <w:r>
-        <w:t>Explicar cada etapa sem prometer aprovação, registrar dúvidas do cliente e conferir documentos antes do envio.</w:t>
-      </w:r>
-    </w:p>
-    <w:p/>
-    <w:p>
-      <w:pPr>
-        <w:pStyle w:val="Heading2"/>
-      </w:pPr>
-      <w:r>
-        <w:t>Como explicar ao cliente brasileiro</w:t>
-      </w:r>
-    </w:p>
-    <w:p/>
-    <w:p>
-      <w:r>
-        <w:t>Enviar a proposta não significa aprovação automática. Vamos aguardar a análise e conferir a resposta formal da seguradora.</w:t>
-      </w:r>
-    </w:p>
-    <w:p/>
-    <w:p>
-      <w:pPr>
-        <w:pStyle w:val="Heading2"/>
-      </w:pPr>
-      <w:r>
-        <w:t>Resultado esperado</w:t>
-      </w:r>
-    </w:p>
-    <w:p/>
-    <w:p>
-      <w:r>
-        <w:t>Cliente entende o processo de aceitação e decide com clareza sobre condições do contrato.</w:t>
-      </w:r>
-    </w:p>
-    <w:p/>
-    <w:p>
-      <w:pPr>
-        <w:pStyle w:val="Heading2"/>
-      </w:pPr>
-      <w:r>
-        <w:t>Limite comercial/compliance</w:t>
-      </w:r>
-    </w:p>
-    <w:p/>
-    <w:p>
-      <w:r>
-        <w:t>O corretor deve usar este caso como orientação de atendimento, sem prometer aceitação, cobertura, pagamento, prazo, diagnóstico, enquadramento médico ou resultado de análise. A decisão final depende do contrato, declaração de saúde, documentos médicos, datas relevantes e avaliação da seguradora.</w:t>
-      </w:r>
-    </w:p>
-    <w:p/>
-    <w:p>
-      <w:pPr>
-        <w:pStyle w:val="Heading2"/>
-      </w:pPr>
-      <w:r>
-        <w:t>Termos relacionados</w:t>
-      </w:r>
-    </w:p>
-    <w:p/>
-    <w:p>
-      <w:pPr>
-        <w:pStyle w:val="ListBullet"/>
-      </w:pPr>
-      <w:r>
-        <w:t>MED-0049</w:t>
-      </w:r>
-    </w:p>
-    <w:p>
-      <w:pPr>
-        <w:pStyle w:val="ListBullet"/>
-      </w:pPr>
-      <w:r>
-        <w:t>MED-0050</w:t>
-      </w:r>
-    </w:p>
-    <w:p>
-      <w:pPr>
-        <w:pStyle w:val="ListBullet"/>
-      </w:pPr>
-      <w:r>
-        <w:t>MED-0051</w:t>
-      </w:r>
-    </w:p>
-    <w:p/>
-    <w:p>
-      <w:pPr>
-        <w:pStyle w:val="Heading2"/>
-      </w:pPr>
-      <w:r>
-        <w:t>FAQs relacionadas</w:t>
-      </w:r>
-    </w:p>
-    <w:p/>
-    <w:p>
-      <w:pPr>
-        <w:pStyle w:val="ListBullet"/>
-      </w:pPr>
-      <w:r>
-        <w:t>FAQ-MED-0049</w:t>
-      </w:r>
-    </w:p>
-    <w:p>
-      <w:pPr>
-        <w:pStyle w:val="ListBullet"/>
-      </w:pPr>
-      <w:r>
-        <w:t>FAQ-MED-0050</w:t>
-      </w:r>
-    </w:p>
-    <w:p>
-      <w:pPr>
-        <w:pStyle w:val="ListBullet"/>
-      </w:pPr>
-      <w:r>
-        <w:t>FAQ-MED-0051</w:t>
-      </w:r>
-    </w:p>
-    <w:p/>
-    <w:p>
-      <w:pPr>
-        <w:pStyle w:val="Heading2"/>
-      </w:pPr>
-      <w:r>
-        <w:t>Diálogos relacionados</w:t>
-      </w:r>
-    </w:p>
-    <w:p/>
-    <w:p>
-      <w:pPr>
-        <w:pStyle w:val="ListBullet"/>
-      </w:pPr>
-      <w:r>
-        <w:t>DIALOGUE-MED-0013</w:t>
-      </w:r>
-    </w:p>
-    <w:p/>
-    <w:p>
-      <w:pPr>
-        <w:pStyle w:val="Heading2"/>
-      </w:pPr>
-      <w:r>
-        <w:t>Referências cruzadas</w:t>
-      </w:r>
-    </w:p>
-    <w:p/>
-    <w:p>
-      <w:pPr>
-        <w:pStyle w:val="ListBullet"/>
-      </w:pPr>
-      <w:r>
-        <w:t>MED-0049</w:t>
-      </w:r>
-    </w:p>
-    <w:p>
-      <w:pPr>
-        <w:pStyle w:val="ListBullet"/>
-      </w:pPr>
-      <w:r>
-        <w:t>MED-0050</w:t>
-      </w:r>
-    </w:p>
-    <w:p>
-      <w:pPr>
-        <w:pStyle w:val="ListBullet"/>
-      </w:pPr>
-      <w:r>
-        <w:t>MED-0051</w:t>
-      </w:r>
-    </w:p>
-    <w:p>
-      <w:pPr>
-        <w:pStyle w:val="ListBullet"/>
-      </w:pPr>
-      <w:r>
-        <w:t>FAQ-MED-0049</w:t>
-      </w:r>
-    </w:p>
-    <w:p>
-      <w:pPr>
-        <w:pStyle w:val="ListBullet"/>
-      </w:pPr>
-      <w:r>
-        <w:t>FAQ-MED-0050</w:t>
-      </w:r>
-    </w:p>
-    <w:p>
-      <w:pPr>
-        <w:pStyle w:val="ListBullet"/>
-      </w:pPr>
-      <w:r>
-        <w:t>FAQ-MED-0051</w:t>
-      </w:r>
-    </w:p>
-    <w:p>
-      <w:pPr>
-        <w:pStyle w:val="ListBullet"/>
-      </w:pPr>
-      <w:r>
-        <w:t>DIALOGUE-MED-0013</w:t>
-      </w:r>
-    </w:p>
-    <w:p/>
-    <w:p>
-      <w:pPr>
-        <w:pStyle w:val="Heading2"/>
-      </w:pPr>
-      <w:r>
-        <w:t>Referências</w:t>
-      </w:r>
-    </w:p>
-    <w:p/>
-    <w:p>
-      <w:pPr>
-        <w:pStyle w:val="ListBullet"/>
-      </w:pPr>
-      <w:r>
-        <w:t>Documento interno: `EDITORIAL_RULES.md`</w:t>
-      </w:r>
-    </w:p>
-    <w:p/>
-    <w:p>
-      <w:pPr>
-        <w:pStyle w:val="Heading2"/>
-      </w:pPr>
-      <w:r>
-        <w:t>Tags</w:t>
-      </w:r>
-    </w:p>
-    <w:p/>
-    <w:p>
-      <w:pPr>
-        <w:pStyle w:val="ListBullet"/>
-      </w:pPr>
-      <w:r>
-        <w:t>case</w:t>
-      </w:r>
-    </w:p>
-    <w:p>
-      <w:pPr>
-        <w:pStyle w:val="ListBullet"/>
-      </w:pPr>
-      <w:r>
-        <w:t>med</w:t>
-      </w:r>
-    </w:p>
-    <w:p>
-      <w:pPr>
-        <w:pStyle w:val="ListBullet"/>
-      </w:pPr>
-      <w:r>
-        <w:t>contratacao</w:t>
-      </w:r>
-    </w:p>
-    <w:p>
-      <w:pPr>
-        <w:pStyle w:val="ListBullet"/>
-      </w:pPr>
-      <w:r>
-        <w:t>avaliacao</w:t>
-      </w:r>
-    </w:p>
-    <w:p/>
-    <w:p>
-      <w:pPr>
-        <w:pStyle w:val="Heading2"/>
-      </w:pPr>
-      <w:r>
-        <w:t>Veja também</w:t>
-      </w:r>
-    </w:p>
-    <w:p/>
-    <w:p>
-      <w:pPr>
-        <w:pStyle w:val="ListBullet"/>
-      </w:pPr>
-      <w:r>
-        <w:t>`13_Dialogues/MED/DIALOGUE-MED-0013.md`</w:t>
-      </w:r>
-    </w:p>
-    <w:p/>
-    <w:p>
-      <w:pPr>
-        <w:pStyle w:val="Heading2"/>
-      </w:pPr>
-      <w:r>
-        <w:t>Histórico de revisão</w:t>
-      </w:r>
-    </w:p>
-    <w:p/>
-    <w:p>
-      <w:r>
-        <w:t>| Data | Versão | Autor | Alteração |</w:t>
-      </w:r>
-    </w:p>
-    <w:p>
-      <w:r>
-        <w:t>| --- | --- | --- | --- |</w:t>
-      </w:r>
-    </w:p>
-    <w:p>
-      <w:r>
-        <w:t>| 2026-06-26 | 0.1 | JP-BR Insurance Knowledge Base | Criação inicial. |</w:t>
-      </w:r>
-    </w:p>
-    <w:p>
-      <w:r>
-        <w:t>| 2026-06-26 | 0.2 | JP-BR Insurance Knowledge Base | Inclusão de limite comercial/compliance para uso seguro em atendimento e NotebookLM. |</w:t>
-      </w:r>
-    </w:p>
-    <w:p/>
-    <w:p>
-      <w:r>
-        <w:br w:type="page"/>
-      </w:r>
-    </w:p>
-    <w:p/>
-    <w:p>
-      <w:pPr>
-        <w:pStyle w:val="Heading1"/>
-      </w:pPr>
-      <w:r>
-        <w:t>CASE-MED-0022 - Cliente não entende exclusão de doença específica</w:t>
-      </w:r>
-    </w:p>
-    <w:p/>
-    <w:p>
-      <w:pPr>
-        <w:pStyle w:val="Heading2"/>
-      </w:pPr>
-      <w:r>
-        <w:t>Controle</w:t>
-      </w:r>
-    </w:p>
-    <w:p/>
-    <w:p>
-      <w:pPr>
-        <w:pStyle w:val="ListBullet"/>
-      </w:pPr>
-      <w:r>
-        <w:t>Versão: 0.2</w:t>
-      </w:r>
-    </w:p>
-    <w:p>
-      <w:pPr>
-        <w:pStyle w:val="ListBullet"/>
-      </w:pPr>
-      <w:r>
-        <w:t>Data: 2026-06-26</w:t>
-      </w:r>
-    </w:p>
-    <w:p>
-      <w:pPr>
-        <w:pStyle w:val="ListBullet"/>
-      </w:pPr>
-      <w:r>
-        <w:t>Autor: JP-BR Insurance Knowledge Base</w:t>
-      </w:r>
-    </w:p>
-    <w:p>
-      <w:pPr>
-        <w:pStyle w:val="ListBullet"/>
-      </w:pPr>
-      <w:r>
-        <w:t>Histórico: Criação inicial; inclusão de limite comercial/compliance.</w:t>
-      </w:r>
-    </w:p>
-    <w:p/>
-    <w:p>
-      <w:pPr>
-        <w:pStyle w:val="Heading2"/>
-      </w:pPr>
-      <w:r>
-        <w:t>Código</w:t>
-      </w:r>
-    </w:p>
-    <w:p/>
-    <w:p>
-      <w:r>
-        <w:t>CASE-MED-0022</w:t>
-      </w:r>
-    </w:p>
-    <w:p/>
-    <w:p>
-      <w:pPr>
-        <w:pStyle w:val="Heading2"/>
-      </w:pPr>
-      <w:r>
-        <w:t>Produto ou categoria</w:t>
-      </w:r>
-    </w:p>
-    <w:p/>
-    <w:p>
-      <w:r>
-        <w:t>MED</w:t>
-      </w:r>
-    </w:p>
-    <w:p/>
-    <w:p>
-      <w:pPr>
-        <w:pStyle w:val="Heading2"/>
-      </w:pPr>
-      <w:r>
-        <w:t>Situação</w:t>
-      </w:r>
-    </w:p>
-    <w:p/>
-    <w:p>
-      <w:r>
-        <w:t>Cliente não entende exclusão de doença específica.</w:t>
-      </w:r>
-    </w:p>
-    <w:p/>
-    <w:p>
-      <w:pPr>
-        <w:pStyle w:val="Heading2"/>
-      </w:pPr>
-      <w:r>
-        <w:t>Problema</w:t>
-      </w:r>
-    </w:p>
-    <w:p/>
-    <w:p>
-      <w:r>
-        <w:t>Cliente pode confundir proposta, aceitação, início de contrato, condição especial ou alteração posterior.</w:t>
-      </w:r>
-    </w:p>
-    <w:p/>
-    <w:p>
-      <w:pPr>
-        <w:pStyle w:val="Heading2"/>
-      </w:pPr>
-      <w:r>
-        <w:t>Análise</w:t>
-      </w:r>
-    </w:p>
-    <w:p/>
-    <w:p>
-      <w:r>
-        <w:t>A contratação de seguro médico exige declaração correta, análise da seguradora e confirmação formal das condições aceitas.</w:t>
-      </w:r>
-    </w:p>
-    <w:p/>
-    <w:p>
-      <w:pPr>
-        <w:pStyle w:val="Heading2"/>
-      </w:pPr>
-      <w:r>
-        <w:t>Orientação ao corretor</w:t>
-      </w:r>
-    </w:p>
-    <w:p/>
-    <w:p>
-      <w:r>
-        <w:t>Explicar cada etapa sem prometer aprovação, registrar dúvidas do cliente e conferir documentos antes do envio.</w:t>
-      </w:r>
-    </w:p>
-    <w:p/>
-    <w:p>
-      <w:pPr>
-        <w:pStyle w:val="Heading2"/>
-      </w:pPr>
-      <w:r>
-        <w:t>Como explicar ao cliente brasileiro</w:t>
-      </w:r>
-    </w:p>
-    <w:p/>
-    <w:p>
-      <w:r>
-        <w:t>Enviar a proposta não significa aprovação automática. Vamos aguardar a análise e conferir a resposta formal da seguradora.</w:t>
-      </w:r>
-    </w:p>
-    <w:p/>
-    <w:p>
-      <w:pPr>
-        <w:pStyle w:val="Heading2"/>
-      </w:pPr>
-      <w:r>
-        <w:t>Resultado esperado</w:t>
-      </w:r>
-    </w:p>
-    <w:p/>
-    <w:p>
-      <w:r>
-        <w:t>Cliente entende o processo de aceitação e decide com clareza sobre condições do contrato.</w:t>
-      </w:r>
-    </w:p>
-    <w:p/>
-    <w:p>
-      <w:pPr>
-        <w:pStyle w:val="Heading2"/>
-      </w:pPr>
-      <w:r>
-        <w:t>Limite comercial/compliance</w:t>
-      </w:r>
-    </w:p>
-    <w:p/>
-    <w:p>
-      <w:r>
-        <w:t>O corretor deve usar este caso como orientação de atendimento, sem prometer aceitação, cobertura, pagamento, prazo, diagnóstico, enquadramento médico ou resultado de análise. A decisão final depende do contrato, declaração de saúde, documentos médicos, datas relevantes e avaliação da seguradora.</w:t>
-      </w:r>
-    </w:p>
-    <w:p/>
-    <w:p>
-      <w:pPr>
-        <w:pStyle w:val="Heading2"/>
-      </w:pPr>
-      <w:r>
-        <w:t>Termos relacionados</w:t>
-      </w:r>
-    </w:p>
-    <w:p/>
-    <w:p>
-      <w:pPr>
-        <w:pStyle w:val="ListBullet"/>
-      </w:pPr>
-      <w:r>
-        <w:t>MED-0051</w:t>
-      </w:r>
-    </w:p>
-    <w:p>
-      <w:pPr>
-        <w:pStyle w:val="ListBullet"/>
-      </w:pPr>
-      <w:r>
-        <w:t>MED-0052</w:t>
-      </w:r>
-    </w:p>
-    <w:p>
-      <w:pPr>
-        <w:pStyle w:val="ListBullet"/>
-      </w:pPr>
-      <w:r>
-        <w:t>MED-0053</w:t>
-      </w:r>
-    </w:p>
-    <w:p/>
-    <w:p>
-      <w:pPr>
-        <w:pStyle w:val="Heading2"/>
-      </w:pPr>
-      <w:r>
-        <w:t>FAQs relacionadas</w:t>
-      </w:r>
-    </w:p>
-    <w:p/>
-    <w:p>
-      <w:pPr>
-        <w:pStyle w:val="ListBullet"/>
-      </w:pPr>
-      <w:r>
-        <w:t>FAQ-MED-0051</w:t>
-      </w:r>
-    </w:p>
-    <w:p>
-      <w:pPr>
-        <w:pStyle w:val="ListBullet"/>
-      </w:pPr>
-      <w:r>
-        <w:t>FAQ-MED-0052</w:t>
-      </w:r>
-    </w:p>
-    <w:p>
-      <w:pPr>
-        <w:pStyle w:val="ListBullet"/>
-      </w:pPr>
-      <w:r>
-        <w:t>FAQ-MED-0053</w:t>
-      </w:r>
-    </w:p>
-    <w:p/>
-    <w:p>
-      <w:pPr>
-        <w:pStyle w:val="Heading2"/>
-      </w:pPr>
-      <w:r>
-        <w:t>Diálogos relacionados</w:t>
-      </w:r>
-    </w:p>
-    <w:p/>
-    <w:p>
-      <w:pPr>
-        <w:pStyle w:val="ListBullet"/>
-      </w:pPr>
-      <w:r>
-        <w:t>DIALOGUE-MED-0013</w:t>
-      </w:r>
-    </w:p>
-    <w:p/>
-    <w:p>
-      <w:pPr>
-        <w:pStyle w:val="Heading2"/>
-      </w:pPr>
-      <w:r>
-        <w:t>Referências cruzadas</w:t>
-      </w:r>
-    </w:p>
-    <w:p/>
-    <w:p>
-      <w:pPr>
-        <w:pStyle w:val="ListBullet"/>
-      </w:pPr>
-      <w:r>
-        <w:t>MED-0051</w:t>
-      </w:r>
-    </w:p>
-    <w:p>
-      <w:pPr>
-        <w:pStyle w:val="ListBullet"/>
-      </w:pPr>
-      <w:r>
-        <w:t>MED-0052</w:t>
-      </w:r>
-    </w:p>
-    <w:p>
-      <w:pPr>
-        <w:pStyle w:val="ListBullet"/>
-      </w:pPr>
-      <w:r>
-        <w:t>MED-0053</w:t>
-      </w:r>
-    </w:p>
-    <w:p>
-      <w:pPr>
-        <w:pStyle w:val="ListBullet"/>
-      </w:pPr>
-      <w:r>
-        <w:t>FAQ-MED-0051</w:t>
-      </w:r>
-    </w:p>
-    <w:p>
-      <w:pPr>
-        <w:pStyle w:val="ListBullet"/>
-      </w:pPr>
-      <w:r>
-        <w:t>FAQ-MED-0052</w:t>
-      </w:r>
-    </w:p>
-    <w:p>
-      <w:pPr>
-        <w:pStyle w:val="ListBullet"/>
-      </w:pPr>
-      <w:r>
-        <w:t>FAQ-MED-0053</w:t>
-      </w:r>
-    </w:p>
-    <w:p>
-      <w:pPr>
-        <w:pStyle w:val="ListBullet"/>
-      </w:pPr>
-      <w:r>
-        <w:t>DIALOGUE-MED-0013</w:t>
-      </w:r>
-    </w:p>
-    <w:p/>
-    <w:p>
-      <w:pPr>
-        <w:pStyle w:val="Heading2"/>
-      </w:pPr>
-      <w:r>
-        <w:t>Referências</w:t>
-      </w:r>
-    </w:p>
-    <w:p/>
-    <w:p>
-      <w:pPr>
-        <w:pStyle w:val="ListBullet"/>
-      </w:pPr>
-      <w:r>
-        <w:t>Documento interno: `EDITORIAL_RULES.md`</w:t>
-      </w:r>
-    </w:p>
-    <w:p/>
-    <w:p>
-      <w:pPr>
-        <w:pStyle w:val="Heading2"/>
-      </w:pPr>
-      <w:r>
-        <w:t>Tags</w:t>
-      </w:r>
-    </w:p>
-    <w:p/>
-    <w:p>
-      <w:pPr>
-        <w:pStyle w:val="ListBullet"/>
-      </w:pPr>
-      <w:r>
-        <w:t>case</w:t>
-      </w:r>
-    </w:p>
-    <w:p>
-      <w:pPr>
-        <w:pStyle w:val="ListBullet"/>
-      </w:pPr>
-      <w:r>
-        <w:t>med</w:t>
-      </w:r>
-    </w:p>
-    <w:p>
-      <w:pPr>
-        <w:pStyle w:val="ListBullet"/>
-      </w:pPr>
-      <w:r>
-        <w:t>contratacao</w:t>
-      </w:r>
-    </w:p>
-    <w:p>
-      <w:pPr>
-        <w:pStyle w:val="ListBullet"/>
-      </w:pPr>
-      <w:r>
-        <w:t>avaliacao</w:t>
-      </w:r>
-    </w:p>
-    <w:p/>
-    <w:p>
-      <w:pPr>
-        <w:pStyle w:val="Heading2"/>
-      </w:pPr>
-      <w:r>
-        <w:t>Veja também</w:t>
-      </w:r>
-    </w:p>
-    <w:p/>
-    <w:p>
-      <w:pPr>
-        <w:pStyle w:val="ListBullet"/>
-      </w:pPr>
-      <w:r>
-        <w:t>`13_Dialogues/MED/DIALOGUE-MED-0013.md`</w:t>
-      </w:r>
-    </w:p>
-    <w:p/>
-    <w:p>
-      <w:pPr>
-        <w:pStyle w:val="Heading2"/>
-      </w:pPr>
-      <w:r>
-        <w:t>Histórico de revisão</w:t>
-      </w:r>
-    </w:p>
-    <w:p/>
-    <w:p>
-      <w:r>
-        <w:t>| Data | Versão | Autor | Alteração |</w:t>
-      </w:r>
-    </w:p>
-    <w:p>
-      <w:r>
-        <w:t>| --- | --- | --- | --- |</w:t>
-      </w:r>
-    </w:p>
-    <w:p>
-      <w:r>
-        <w:t>| 2026-06-26 | 0.1 | JP-BR Insurance Knowledge Base | Criação inicial. |</w:t>
-      </w:r>
-    </w:p>
-    <w:p>
-      <w:r>
-        <w:t>| 2026-06-26 | 0.2 | JP-BR Insurance Knowledge Base | Inclusão de limite comercial/compliance para uso seguro em atendimento e NotebookLM. |</w:t>
-      </w:r>
-    </w:p>
-    <w:p/>
-    <w:p>
-      <w:r>
-        <w:br w:type="page"/>
-      </w:r>
-    </w:p>
-    <w:p/>
-    <w:p>
-      <w:pPr>
-        <w:pStyle w:val="Heading1"/>
-      </w:pPr>
-      <w:r>
-        <w:t>CASE-MED-0023 - Cliente tem contratação recusada ou adiada</w:t>
-      </w:r>
-    </w:p>
-    <w:p/>
-    <w:p>
-      <w:pPr>
-        <w:pStyle w:val="Heading2"/>
-      </w:pPr>
-      <w:r>
-        <w:t>Controle</w:t>
-      </w:r>
-    </w:p>
-    <w:p/>
-    <w:p>
-      <w:pPr>
-        <w:pStyle w:val="ListBullet"/>
-      </w:pPr>
-      <w:r>
-        <w:t>Versão: 0.2</w:t>
-      </w:r>
-    </w:p>
-    <w:p>
-      <w:pPr>
-        <w:pStyle w:val="ListBullet"/>
-      </w:pPr>
-      <w:r>
-        <w:t>Data: 2026-06-26</w:t>
-      </w:r>
-    </w:p>
-    <w:p>
-      <w:pPr>
-        <w:pStyle w:val="ListBullet"/>
-      </w:pPr>
-      <w:r>
-        <w:t>Autor: JP-BR Insurance Knowledge Base</w:t>
-      </w:r>
-    </w:p>
-    <w:p>
-      <w:pPr>
-        <w:pStyle w:val="ListBullet"/>
-      </w:pPr>
-      <w:r>
-        <w:t>Histórico: Criação inicial; inclusão de limite comercial/compliance.</w:t>
-      </w:r>
-    </w:p>
-    <w:p/>
-    <w:p>
-      <w:pPr>
-        <w:pStyle w:val="Heading2"/>
-      </w:pPr>
-      <w:r>
-        <w:t>Código</w:t>
-      </w:r>
-    </w:p>
-    <w:p/>
-    <w:p>
-      <w:r>
-        <w:t>CASE-MED-0023</w:t>
-      </w:r>
-    </w:p>
-    <w:p/>
-    <w:p>
-      <w:pPr>
-        <w:pStyle w:val="Heading2"/>
-      </w:pPr>
-      <w:r>
-        <w:t>Produto ou categoria</w:t>
-      </w:r>
-    </w:p>
-    <w:p/>
-    <w:p>
-      <w:r>
-        <w:t>MED</w:t>
-      </w:r>
-    </w:p>
-    <w:p/>
-    <w:p>
-      <w:pPr>
-        <w:pStyle w:val="Heading2"/>
-      </w:pPr>
-      <w:r>
-        <w:t>Situação</w:t>
-      </w:r>
-    </w:p>
-    <w:p/>
-    <w:p>
-      <w:r>
-        <w:t>Cliente tem contratação recusada ou adiada.</w:t>
-      </w:r>
-    </w:p>
-    <w:p/>
-    <w:p>
-      <w:pPr>
-        <w:pStyle w:val="Heading2"/>
-      </w:pPr>
-      <w:r>
-        <w:t>Problema</w:t>
-      </w:r>
-    </w:p>
-    <w:p/>
-    <w:p>
-      <w:r>
-        <w:t>Cliente pode confundir proposta, aceitação, início de contrato, condição especial ou alteração posterior.</w:t>
-      </w:r>
-    </w:p>
-    <w:p/>
-    <w:p>
-      <w:pPr>
-        <w:pStyle w:val="Heading2"/>
-      </w:pPr>
-      <w:r>
-        <w:t>Análise</w:t>
-      </w:r>
-    </w:p>
-    <w:p/>
-    <w:p>
-      <w:r>
-        <w:t>A contratação de seguro médico exige declaração correta, análise da seguradora e confirmação formal das condições aceitas.</w:t>
-      </w:r>
-    </w:p>
-    <w:p/>
-    <w:p>
-      <w:pPr>
-        <w:pStyle w:val="Heading2"/>
-      </w:pPr>
-      <w:r>
-        <w:t>Orientação ao corretor</w:t>
-      </w:r>
-    </w:p>
-    <w:p/>
-    <w:p>
-      <w:r>
-        <w:t>Explicar cada etapa sem prometer aprovação, registrar dúvidas do cliente e conferir documentos antes do envio.</w:t>
-      </w:r>
-    </w:p>
-    <w:p/>
-    <w:p>
-      <w:pPr>
-        <w:pStyle w:val="Heading2"/>
-      </w:pPr>
-      <w:r>
-        <w:t>Como explicar ao cliente brasileiro</w:t>
-      </w:r>
-    </w:p>
-    <w:p/>
-    <w:p>
-      <w:r>
-        <w:t>Enviar a proposta não significa aprovação automática. Vamos aguardar a análise e conferir a resposta formal da seguradora.</w:t>
-      </w:r>
-    </w:p>
-    <w:p/>
-    <w:p>
-      <w:pPr>
-        <w:pStyle w:val="Heading2"/>
-      </w:pPr>
-      <w:r>
-        <w:t>Resultado esperado</w:t>
-      </w:r>
-    </w:p>
-    <w:p/>
-    <w:p>
-      <w:r>
-        <w:t>Cliente entende o processo de aceitação e decide com clareza sobre condições do contrato.</w:t>
-      </w:r>
-    </w:p>
-    <w:p/>
-    <w:p>
-      <w:pPr>
-        <w:pStyle w:val="Heading2"/>
-      </w:pPr>
-      <w:r>
-        <w:t>Limite comercial/compliance</w:t>
-      </w:r>
-    </w:p>
-    <w:p/>
-    <w:p>
-      <w:r>
-        <w:t>O corretor deve usar este caso como orientação de atendimento, sem prometer aceitação, cobertura, pagamento, prazo, diagnóstico, enquadramento médico ou resultado de análise. A decisão final depende do contrato, declaração de saúde, documentos médicos, datas relevantes e avaliação da seguradora.</w:t>
-      </w:r>
-    </w:p>
-    <w:p/>
-    <w:p>
-      <w:pPr>
-        <w:pStyle w:val="Heading2"/>
-      </w:pPr>
-      <w:r>
-        <w:t>Termos relacionados</w:t>
-      </w:r>
-    </w:p>
-    <w:p/>
-    <w:p>
-      <w:pPr>
-        <w:pStyle w:val="ListBullet"/>
-      </w:pPr>
-      <w:r>
-        <w:t>MED-0053</w:t>
-      </w:r>
-    </w:p>
-    <w:p>
-      <w:pPr>
-        <w:pStyle w:val="ListBullet"/>
-      </w:pPr>
-      <w:r>
-        <w:t>MED-0054</w:t>
-      </w:r>
-    </w:p>
-    <w:p>
-      <w:pPr>
-        <w:pStyle w:val="ListBullet"/>
-      </w:pPr>
-      <w:r>
-        <w:t>MED-0055</w:t>
-      </w:r>
-    </w:p>
-    <w:p/>
-    <w:p>
-      <w:pPr>
-        <w:pStyle w:val="Heading2"/>
-      </w:pPr>
-      <w:r>
-        <w:t>FAQs relacionadas</w:t>
-      </w:r>
-    </w:p>
-    <w:p/>
-    <w:p>
-      <w:pPr>
-        <w:pStyle w:val="ListBullet"/>
-      </w:pPr>
-      <w:r>
-        <w:t>FAQ-MED-0053</w:t>
-      </w:r>
-    </w:p>
-    <w:p>
-      <w:pPr>
-        <w:pStyle w:val="ListBullet"/>
-      </w:pPr>
-      <w:r>
-        <w:t>FAQ-MED-0054</w:t>
-      </w:r>
-    </w:p>
-    <w:p>
-      <w:pPr>
-        <w:pStyle w:val="ListBullet"/>
-      </w:pPr>
-      <w:r>
-        <w:t>FAQ-MED-0055</w:t>
-      </w:r>
-    </w:p>
-    <w:p/>
-    <w:p>
-      <w:pPr>
-        <w:pStyle w:val="Heading2"/>
-      </w:pPr>
-      <w:r>
-        <w:t>Diálogos relacionados</w:t>
-      </w:r>
-    </w:p>
-    <w:p/>
-    <w:p>
-      <w:pPr>
-        <w:pStyle w:val="ListBullet"/>
-      </w:pPr>
-      <w:r>
-        <w:t>DIALOGUE-MED-0014</w:t>
-      </w:r>
-    </w:p>
-    <w:p/>
-    <w:p>
-      <w:pPr>
-        <w:pStyle w:val="Heading2"/>
-      </w:pPr>
-      <w:r>
-        <w:t>Referências cruzadas</w:t>
-      </w:r>
-    </w:p>
-    <w:p/>
-    <w:p>
-      <w:pPr>
-        <w:pStyle w:val="ListBullet"/>
-      </w:pPr>
-      <w:r>
-        <w:t>MED-0053</w:t>
-      </w:r>
-    </w:p>
-    <w:p>
-      <w:pPr>
-        <w:pStyle w:val="ListBullet"/>
-      </w:pPr>
-      <w:r>
-        <w:t>MED-0054</w:t>
-      </w:r>
-    </w:p>
-    <w:p>
-      <w:pPr>
-        <w:pStyle w:val="ListBullet"/>
-      </w:pPr>
-      <w:r>
-        <w:t>MED-0055</w:t>
-      </w:r>
-    </w:p>
-    <w:p>
-      <w:pPr>
-        <w:pStyle w:val="ListBullet"/>
-      </w:pPr>
-      <w:r>
-        <w:t>FAQ-MED-0053</w:t>
-      </w:r>
-    </w:p>
-    <w:p>
-      <w:pPr>
-        <w:pStyle w:val="ListBullet"/>
-      </w:pPr>
-      <w:r>
-        <w:t>FAQ-MED-0054</w:t>
-      </w:r>
-    </w:p>
-    <w:p>
-      <w:pPr>
-        <w:pStyle w:val="ListBullet"/>
-      </w:pPr>
-      <w:r>
-        <w:t>FAQ-MED-0055</w:t>
-      </w:r>
-    </w:p>
-    <w:p>
-      <w:pPr>
-        <w:pStyle w:val="ListBullet"/>
-      </w:pPr>
-      <w:r>
-        <w:t>DIALOGUE-MED-0014</w:t>
-      </w:r>
-    </w:p>
-    <w:p/>
-    <w:p>
-      <w:pPr>
-        <w:pStyle w:val="Heading2"/>
-      </w:pPr>
-      <w:r>
-        <w:t>Referências</w:t>
-      </w:r>
-    </w:p>
-    <w:p/>
-    <w:p>
-      <w:pPr>
-        <w:pStyle w:val="ListBullet"/>
-      </w:pPr>
-      <w:r>
-        <w:t>Documento interno: `EDITORIAL_RULES.md`</w:t>
-      </w:r>
-    </w:p>
-    <w:p/>
-    <w:p>
-      <w:pPr>
-        <w:pStyle w:val="Heading2"/>
-      </w:pPr>
-      <w:r>
-        <w:t>Tags</w:t>
-      </w:r>
-    </w:p>
-    <w:p/>
-    <w:p>
-      <w:pPr>
-        <w:pStyle w:val="ListBullet"/>
-      </w:pPr>
-      <w:r>
-        <w:t>case</w:t>
-      </w:r>
-    </w:p>
-    <w:p>
-      <w:pPr>
-        <w:pStyle w:val="ListBullet"/>
-      </w:pPr>
-      <w:r>
-        <w:t>med</w:t>
-      </w:r>
-    </w:p>
-    <w:p>
-      <w:pPr>
-        <w:pStyle w:val="ListBullet"/>
-      </w:pPr>
-      <w:r>
-        <w:t>contratacao</w:t>
-      </w:r>
-    </w:p>
-    <w:p>
-      <w:pPr>
-        <w:pStyle w:val="ListBullet"/>
-      </w:pPr>
-      <w:r>
-        <w:t>avaliacao</w:t>
-      </w:r>
-    </w:p>
-    <w:p/>
-    <w:p>
-      <w:pPr>
-        <w:pStyle w:val="Heading2"/>
-      </w:pPr>
-      <w:r>
-        <w:t>Veja também</w:t>
-      </w:r>
-    </w:p>
-    <w:p/>
-    <w:p>
-      <w:pPr>
-        <w:pStyle w:val="ListBullet"/>
-      </w:pPr>
-      <w:r>
-        <w:t>`13_Dialogues/MED/DIALOGUE-MED-0014.md`</w:t>
-      </w:r>
-    </w:p>
-    <w:p/>
-    <w:p>
-      <w:pPr>
-        <w:pStyle w:val="Heading2"/>
-      </w:pPr>
-      <w:r>
-        <w:t>Histórico de revisão</w:t>
-      </w:r>
-    </w:p>
-    <w:p/>
-    <w:p>
-      <w:r>
-        <w:t>| Data | Versão | Autor | Alteração |</w:t>
-      </w:r>
-    </w:p>
-    <w:p>
-      <w:r>
-        <w:t>| --- | --- | --- | --- |</w:t>
-      </w:r>
-    </w:p>
-    <w:p>
-      <w:r>
-        <w:t>| 2026-06-26 | 0.1 | JP-BR Insurance Knowledge Base | Criação inicial. |</w:t>
-      </w:r>
-    </w:p>
-    <w:p>
-      <w:r>
-        <w:t>| 2026-06-26 | 0.2 | JP-BR Insurance Knowledge Base | Inclusão de limite comercial/compliance para uso seguro em atendimento e NotebookLM. |</w:t>
-      </w:r>
-    </w:p>
-    <w:p/>
-    <w:p>
-      <w:r>
-        <w:br w:type="page"/>
-      </w:r>
-    </w:p>
-    <w:p/>
-    <w:p>
-      <w:pPr>
-        <w:pStyle w:val="Heading1"/>
-      </w:pPr>
-      <w:r>
-        <w:t>CASE-MED-0024 - Cliente quer alterar contrato recém emitido</w:t>
-      </w:r>
-    </w:p>
-    <w:p/>
-    <w:p>
-      <w:pPr>
-        <w:pStyle w:val="Heading2"/>
-      </w:pPr>
-      <w:r>
-        <w:t>Controle</w:t>
-      </w:r>
-    </w:p>
-    <w:p/>
-    <w:p>
-      <w:pPr>
-        <w:pStyle w:val="ListBullet"/>
-      </w:pPr>
-      <w:r>
-        <w:t>Versão: 0.2</w:t>
-      </w:r>
-    </w:p>
-    <w:p>
-      <w:pPr>
-        <w:pStyle w:val="ListBullet"/>
-      </w:pPr>
-      <w:r>
-        <w:t>Data: 2026-06-26</w:t>
-      </w:r>
-    </w:p>
-    <w:p>
-      <w:pPr>
-        <w:pStyle w:val="ListBullet"/>
-      </w:pPr>
-      <w:r>
-        <w:t>Autor: JP-BR Insurance Knowledge Base</w:t>
-      </w:r>
-    </w:p>
-    <w:p>
-      <w:pPr>
-        <w:pStyle w:val="ListBullet"/>
-      </w:pPr>
-      <w:r>
-        <w:t>Histórico: Criação inicial; inclusão de limite comercial/compliance.</w:t>
-      </w:r>
-    </w:p>
-    <w:p/>
-    <w:p>
-      <w:pPr>
-        <w:pStyle w:val="Heading2"/>
-      </w:pPr>
-      <w:r>
-        <w:t>Código</w:t>
-      </w:r>
-    </w:p>
-    <w:p/>
-    <w:p>
-      <w:r>
-        <w:t>CASE-MED-0024</w:t>
-      </w:r>
-    </w:p>
-    <w:p/>
-    <w:p>
-      <w:pPr>
-        <w:pStyle w:val="Heading2"/>
-      </w:pPr>
-      <w:r>
-        <w:t>Produto ou categoria</w:t>
-      </w:r>
-    </w:p>
-    <w:p/>
-    <w:p>
-      <w:r>
-        <w:t>MED</w:t>
-      </w:r>
-    </w:p>
-    <w:p/>
-    <w:p>
-      <w:pPr>
-        <w:pStyle w:val="Heading2"/>
-      </w:pPr>
-      <w:r>
-        <w:t>Situação</w:t>
-      </w:r>
-    </w:p>
-    <w:p/>
-    <w:p>
-      <w:r>
-        <w:t>Cliente quer alterar contrato recém emitido.</w:t>
-      </w:r>
-    </w:p>
-    <w:p/>
-    <w:p>
-      <w:pPr>
-        <w:pStyle w:val="Heading2"/>
-      </w:pPr>
-      <w:r>
-        <w:t>Problema</w:t>
-      </w:r>
-    </w:p>
-    <w:p/>
-    <w:p>
-      <w:r>
-        <w:t>Cliente pode confundir proposta, aceitação, início de contrato, condição especial ou alteração posterior.</w:t>
-      </w:r>
-    </w:p>
-    <w:p/>
-    <w:p>
-      <w:pPr>
-        <w:pStyle w:val="Heading2"/>
-      </w:pPr>
-      <w:r>
-        <w:t>Análise</w:t>
-      </w:r>
-    </w:p>
-    <w:p/>
-    <w:p>
-      <w:r>
-        <w:t>A contratação de seguro médico exige declaração correta, análise da seguradora e confirmação formal das condições aceitas.</w:t>
-      </w:r>
-    </w:p>
-    <w:p/>
-    <w:p>
-      <w:pPr>
-        <w:pStyle w:val="Heading2"/>
-      </w:pPr>
-      <w:r>
-        <w:t>Orientação ao corretor</w:t>
-      </w:r>
-    </w:p>
-    <w:p/>
-    <w:p>
-      <w:r>
-        <w:t>Explicar cada etapa sem prometer aprovação, registrar dúvidas do cliente e conferir documentos antes do envio.</w:t>
-      </w:r>
-    </w:p>
-    <w:p/>
-    <w:p>
-      <w:pPr>
-        <w:pStyle w:val="Heading2"/>
-      </w:pPr>
-      <w:r>
-        <w:t>Como explicar ao cliente brasileiro</w:t>
-      </w:r>
-    </w:p>
-    <w:p/>
-    <w:p>
-      <w:r>
-        <w:t>Enviar a proposta não significa aprovação automática. Vamos aguardar a análise e conferir a resposta formal da seguradora.</w:t>
-      </w:r>
-    </w:p>
-    <w:p/>
-    <w:p>
-      <w:pPr>
-        <w:pStyle w:val="Heading2"/>
-      </w:pPr>
-      <w:r>
-        <w:t>Resultado esperado</w:t>
-      </w:r>
-    </w:p>
-    <w:p/>
-    <w:p>
-      <w:r>
-        <w:t>Cliente entende o processo de aceitação e decide com clareza sobre condições do contrato.</w:t>
-      </w:r>
-    </w:p>
-    <w:p/>
-    <w:p>
-      <w:pPr>
-        <w:pStyle w:val="Heading2"/>
-      </w:pPr>
-      <w:r>
-        <w:t>Limite comercial/compliance</w:t>
-      </w:r>
-    </w:p>
-    <w:p/>
-    <w:p>
-      <w:r>
-        <w:t>O corretor deve usar este caso como orientação de atendimento, sem prometer aceitação, cobertura, pagamento, prazo, diagnóstico, enquadramento médico ou resultado de análise. A decisão final depende do contrato, declaração de saúde, documentos médicos, datas relevantes e avaliação da seguradora.</w:t>
-      </w:r>
-    </w:p>
-    <w:p/>
-    <w:p>
-      <w:pPr>
-        <w:pStyle w:val="Heading2"/>
-      </w:pPr>
-      <w:r>
-        <w:t>Termos relacionados</w:t>
-      </w:r>
-    </w:p>
-    <w:p/>
-    <w:p>
-      <w:pPr>
-        <w:pStyle w:val="ListBullet"/>
-      </w:pPr>
-      <w:r>
-        <w:t>MED-0055</w:t>
-      </w:r>
-    </w:p>
-    <w:p>
-      <w:pPr>
-        <w:pStyle w:val="ListBullet"/>
-      </w:pPr>
-      <w:r>
-        <w:t>MED-0056</w:t>
-      </w:r>
-    </w:p>
-    <w:p>
-      <w:pPr>
-        <w:pStyle w:val="ListBullet"/>
-      </w:pPr>
-      <w:r>
-        <w:t>MED-0057</w:t>
-      </w:r>
-    </w:p>
-    <w:p>
-      <w:pPr>
-        <w:pStyle w:val="ListBullet"/>
-      </w:pPr>
-      <w:r>
-        <w:t>MED-0058</w:t>
-      </w:r>
-    </w:p>
-    <w:p>
-      <w:pPr>
-        <w:pStyle w:val="ListBullet"/>
-      </w:pPr>
-      <w:r>
-        <w:t>MED-0059</w:t>
-      </w:r>
-    </w:p>
-    <w:p>
-      <w:pPr>
-        <w:pStyle w:val="ListBullet"/>
-      </w:pPr>
-      <w:r>
-        <w:t>MED-0060</w:t>
-      </w:r>
-    </w:p>
-    <w:p/>
-    <w:p>
-      <w:pPr>
-        <w:pStyle w:val="Heading2"/>
-      </w:pPr>
-      <w:r>
-        <w:t>FAQs relacionadas</w:t>
-      </w:r>
-    </w:p>
-    <w:p/>
-    <w:p>
-      <w:pPr>
-        <w:pStyle w:val="ListBullet"/>
-      </w:pPr>
-      <w:r>
-        <w:t>FAQ-MED-0055</w:t>
-      </w:r>
-    </w:p>
-    <w:p>
-      <w:pPr>
-        <w:pStyle w:val="ListBullet"/>
-      </w:pPr>
-      <w:r>
-        <w:t>FAQ-MED-0056</w:t>
-      </w:r>
-    </w:p>
-    <w:p>
-      <w:pPr>
-        <w:pStyle w:val="ListBullet"/>
-      </w:pPr>
-      <w:r>
-        <w:t>FAQ-MED-0057</w:t>
-      </w:r>
-    </w:p>
-    <w:p>
-      <w:pPr>
-        <w:pStyle w:val="ListBullet"/>
-      </w:pPr>
-      <w:r>
-        <w:t>FAQ-MED-0058</w:t>
-      </w:r>
-    </w:p>
-    <w:p>
-      <w:pPr>
-        <w:pStyle w:val="ListBullet"/>
-      </w:pPr>
-      <w:r>
-        <w:t>FAQ-MED-0059</w:t>
-      </w:r>
-    </w:p>
-    <w:p>
-      <w:pPr>
-        <w:pStyle w:val="ListBullet"/>
-      </w:pPr>
-      <w:r>
-        <w:t>FAQ-MED-0060</w:t>
-      </w:r>
-    </w:p>
-    <w:p/>
-    <w:p>
-      <w:pPr>
-        <w:pStyle w:val="Heading2"/>
-      </w:pPr>
-      <w:r>
-        <w:t>Diálogos relacionados</w:t>
-      </w:r>
-    </w:p>
-    <w:p/>
-    <w:p>
-      <w:pPr>
-        <w:pStyle w:val="ListBullet"/>
-      </w:pPr>
-      <w:r>
-        <w:t>DIALOGUE-MED-0014</w:t>
-      </w:r>
-    </w:p>
-    <w:p>
-      <w:pPr>
-        <w:pStyle w:val="ListBullet"/>
-      </w:pPr>
-      <w:r>
-        <w:t>DIALOGUE-MED-0015</w:t>
-      </w:r>
-    </w:p>
-    <w:p/>
-    <w:p>
-      <w:pPr>
-        <w:pStyle w:val="Heading2"/>
-      </w:pPr>
-      <w:r>
-        <w:t>Referências cruzadas</w:t>
-      </w:r>
-    </w:p>
-    <w:p/>
-    <w:p>
-      <w:pPr>
-        <w:pStyle w:val="ListBullet"/>
-      </w:pPr>
-      <w:r>
-        <w:t>MED-0055</w:t>
-      </w:r>
-    </w:p>
-    <w:p>
-      <w:pPr>
-        <w:pStyle w:val="ListBullet"/>
-      </w:pPr>
-      <w:r>
-        <w:t>MED-0056</w:t>
-      </w:r>
-    </w:p>
-    <w:p>
-      <w:pPr>
-        <w:pStyle w:val="ListBullet"/>
-      </w:pPr>
-      <w:r>
-        <w:t>MED-0057</w:t>
-      </w:r>
-    </w:p>
-    <w:p>
-      <w:pPr>
-        <w:pStyle w:val="ListBullet"/>
-      </w:pPr>
-      <w:r>
-        <w:t>MED-0058</w:t>
-      </w:r>
-    </w:p>
-    <w:p>
-      <w:pPr>
-        <w:pStyle w:val="ListBullet"/>
-      </w:pPr>
-      <w:r>
-        <w:t>MED-0059</w:t>
-      </w:r>
-    </w:p>
-    <w:p>
-      <w:pPr>
-        <w:pStyle w:val="ListBullet"/>
-      </w:pPr>
-      <w:r>
-        <w:t>MED-0060</w:t>
-      </w:r>
-    </w:p>
-    <w:p>
-      <w:pPr>
-        <w:pStyle w:val="ListBullet"/>
-      </w:pPr>
-      <w:r>
-        <w:t>FAQ-MED-0055</w:t>
-      </w:r>
-    </w:p>
-    <w:p>
-      <w:pPr>
-        <w:pStyle w:val="ListBullet"/>
-      </w:pPr>
-      <w:r>
-        <w:t>FAQ-MED-0056</w:t>
-      </w:r>
-    </w:p>
-    <w:p>
-      <w:pPr>
-        <w:pStyle w:val="ListBullet"/>
-      </w:pPr>
-      <w:r>
-        <w:t>FAQ-MED-0057</w:t>
-      </w:r>
-    </w:p>
-    <w:p>
-      <w:pPr>
-        <w:pStyle w:val="ListBullet"/>
-      </w:pPr>
-      <w:r>
-        <w:t>FAQ-MED-0058</w:t>
-      </w:r>
-    </w:p>
-    <w:p>
-      <w:pPr>
-        <w:pStyle w:val="ListBullet"/>
-      </w:pPr>
-      <w:r>
-        <w:t>FAQ-MED-0059</w:t>
-      </w:r>
-    </w:p>
-    <w:p>
-      <w:pPr>
-        <w:pStyle w:val="ListBullet"/>
-      </w:pPr>
-      <w:r>
-        <w:t>FAQ-MED-0060</w:t>
-      </w:r>
-    </w:p>
-    <w:p>
-      <w:pPr>
-        <w:pStyle w:val="ListBullet"/>
-      </w:pPr>
-      <w:r>
-        <w:t>DIALOGUE-MED-0014</w:t>
-      </w:r>
-    </w:p>
-    <w:p>
-      <w:pPr>
-        <w:pStyle w:val="ListBullet"/>
-      </w:pPr>
-      <w:r>
-        <w:t>DIALOGUE-MED-0015</w:t>
-      </w:r>
-    </w:p>
-    <w:p/>
-    <w:p>
-      <w:pPr>
-        <w:pStyle w:val="Heading2"/>
-      </w:pPr>
-      <w:r>
-        <w:t>Referências</w:t>
-      </w:r>
-    </w:p>
-    <w:p/>
-    <w:p>
-      <w:pPr>
-        <w:pStyle w:val="ListBullet"/>
-      </w:pPr>
-      <w:r>
-        <w:t>Documento interno: `EDITORIAL_RULES.md`</w:t>
-      </w:r>
-    </w:p>
-    <w:p/>
-    <w:p>
-      <w:pPr>
-        <w:pStyle w:val="Heading2"/>
-      </w:pPr>
-      <w:r>
-        <w:t>Tags</w:t>
-      </w:r>
-    </w:p>
-    <w:p/>
-    <w:p>
-      <w:pPr>
-        <w:pStyle w:val="ListBullet"/>
-      </w:pPr>
-      <w:r>
-        <w:t>case</w:t>
-      </w:r>
-    </w:p>
-    <w:p>
-      <w:pPr>
-        <w:pStyle w:val="ListBullet"/>
-      </w:pPr>
-      <w:r>
-        <w:t>med</w:t>
-      </w:r>
-    </w:p>
-    <w:p>
-      <w:pPr>
-        <w:pStyle w:val="ListBullet"/>
-      </w:pPr>
-      <w:r>
-        <w:t>contratacao</w:t>
-      </w:r>
-    </w:p>
-    <w:p>
-      <w:pPr>
-        <w:pStyle w:val="ListBullet"/>
-      </w:pPr>
-      <w:r>
-        <w:t>avaliacao</w:t>
-      </w:r>
-    </w:p>
-    <w:p/>
-    <w:p>
-      <w:pPr>
-        <w:pStyle w:val="Heading2"/>
-      </w:pPr>
-      <w:r>
-        <w:t>Veja também</w:t>
-      </w:r>
-    </w:p>
-    <w:p/>
-    <w:p>
-      <w:pPr>
-        <w:pStyle w:val="ListBullet"/>
-      </w:pPr>
-      <w:r>
-        <w:t>`13_Dialogues/MED/DIALOGUE-MED-0014.md`</w:t>
-      </w:r>
-    </w:p>
-    <w:p>
-      <w:pPr>
-        <w:pStyle w:val="ListBullet"/>
-      </w:pPr>
-      <w:r>
-        <w:t>`13_Dialogues/MED/DIALOGUE-MED-0015.md`</w:t>
-      </w:r>
-    </w:p>
-    <w:p/>
-    <w:p>
-      <w:pPr>
-        <w:pStyle w:val="Heading2"/>
-      </w:pPr>
-      <w:r>
-        <w:t>Histórico de revisão</w:t>
-      </w:r>
-    </w:p>
-    <w:p/>
-    <w:p>
-      <w:r>
-        <w:t>| Data | Versão | Autor | Alteração |</w:t>
-      </w:r>
-    </w:p>
-    <w:p>
-      <w:r>
-        <w:t>| --- | --- | --- | --- |</w:t>
-      </w:r>
-    </w:p>
-    <w:p>
-      <w:r>
-        <w:t>| 2026-06-26 | 0.1 | JP-BR Insurance Knowledge Base | Criação inicial. |</w:t>
-      </w:r>
-    </w:p>
-    <w:p>
-      <w:r>
-        <w:t>| 2026-06-26 | 0.2 | JP-BR Insurance Knowledge Base | Inclusão de limite comercial/compliance para uso seguro em atendimento e NotebookLM. |</w:t>
-      </w:r>
-    </w:p>
-    <w:p/>
-    <w:p>
-      <w:pPr>
-        <w:pStyle w:val="Heading2"/>
-      </w:pPr>
-      <w:r>
-        <w:t>Histórico de revisão</w:t>
-      </w:r>
-    </w:p>
-    <w:p/>
-    <w:p>
-      <w:r>
-        <w:t>| Data | Versão | Autor | Alteração |</w:t>
-      </w:r>
-    </w:p>
-    <w:p>
-      <w:r>
-        <w:t>| --- | --- | --- | --- |</w:t>
-      </w:r>
-    </w:p>
-    <w:p>
-      <w:r>
-        <w:t>| 2026-06-26 | 0.2 | JP-BR Insurance Knowledge Base | Regeneração do pacote com normalização de compliance dos estudos de caso MED. |</w:t>
-      </w:r>
-    </w:p>
     <w:sectPr>
       <w:pgSz w:w="12240" w:h="15840"/>
-      <w:pgMar w:top="1440" w:right="1800" w:bottom="1440" w:left="1800" w:header="720" w:footer="720" w:gutter="0"/>
+      <w:pgMar w:top="1008" w:right="1080" w:bottom="1008" w:left="1080" w:header="720" w:footer="720" w:gutter="0"/>
       <w:cols w:space="720"/>
       <w:docGrid w:linePitch="360"/>
     </w:sectPr>
@@ -4190,8 +5328,8 @@
     <w:qFormat/>
     <w:rsid w:val="00FC693F"/>
     <w:rPr>
-      <w:rFonts w:ascii="Arial" w:hAnsi="Arial"/>
-      <w:sz w:val="20"/>
+      <w:rFonts w:ascii="Arial Unicode MS" w:hAnsi="Arial Unicode MS"/>
+      <w:sz w:val="21"/>
     </w:rPr>
   </w:style>
   <w:style w:type="paragraph" w:styleId="Header">
@@ -4253,11 +5391,11 @@
       <w:outlineLvl w:val="0"/>
     </w:pPr>
     <w:rPr>
-      <w:rFonts w:asciiTheme="majorHAnsi" w:eastAsiaTheme="majorEastAsia" w:hAnsiTheme="majorHAnsi" w:cstheme="majorBidi"/>
+      <w:rFonts w:asciiTheme="majorHAnsi" w:eastAsiaTheme="majorEastAsia" w:hAnsiTheme="majorHAnsi" w:cstheme="majorBidi" w:ascii="Arial Unicode MS" w:hAnsi="Arial Unicode MS"/>
       <w:b/>
       <w:bCs/>
       <w:color w:val="365F91" w:themeColor="accent1" w:themeShade="BF"/>
-      <w:sz w:val="28"/>
+      <w:sz w:val="36"/>
       <w:szCs w:val="28"/>
     </w:rPr>
   </w:style>
@@ -4277,11 +5415,11 @@
       <w:outlineLvl w:val="1"/>
     </w:pPr>
     <w:rPr>
-      <w:rFonts w:asciiTheme="majorHAnsi" w:eastAsiaTheme="majorEastAsia" w:hAnsiTheme="majorHAnsi" w:cstheme="majorBidi"/>
+      <w:rFonts w:asciiTheme="majorHAnsi" w:eastAsiaTheme="majorEastAsia" w:hAnsiTheme="majorHAnsi" w:cstheme="majorBidi" w:ascii="Arial Unicode MS" w:hAnsi="Arial Unicode MS"/>
       <w:b/>
       <w:bCs/>
       <w:color w:val="4F81BD" w:themeColor="accent1"/>
-      <w:sz w:val="26"/>
+      <w:sz w:val="28"/>
       <w:szCs w:val="26"/>
     </w:rPr>
   </w:style>
@@ -4301,10 +5439,11 @@
       <w:outlineLvl w:val="2"/>
     </w:pPr>
     <w:rPr>
-      <w:rFonts w:asciiTheme="majorHAnsi" w:eastAsiaTheme="majorEastAsia" w:hAnsiTheme="majorHAnsi" w:cstheme="majorBidi"/>
+      <w:rFonts w:asciiTheme="majorHAnsi" w:eastAsiaTheme="majorEastAsia" w:hAnsiTheme="majorHAnsi" w:cstheme="majorBidi" w:ascii="Arial Unicode MS" w:hAnsi="Arial Unicode MS"/>
       <w:b/>
       <w:bCs/>
       <w:color w:val="4F81BD" w:themeColor="accent1"/>
+      <w:sz w:val="24"/>
     </w:rPr>
   </w:style>
   <w:style w:type="paragraph" w:styleId="Heading4">
